--- a/Documentation/SETU Code Lab Research Document.docx
+++ b/Documentation/SETU Code Lab Research Document.docx
@@ -7197,7 +7197,15 @@
         <w:t>Following the research, it was decided that React, TypeScript, SCSS, and Vite will be used to implement the front end of the system. Node.js and Express will be used to implement the back end, and PostgreSQL has been chosen as the database. CodeMirror 6 will serve as the in-built code editor, and Docker will be used to execute submitted code safely in isolation.</w:t>
       </w:r>
       <w:r>
-        <w:t xml:space="preserve"> DigitalOcean’s Droplet VPS (Virtual Private Server) hosting service will be used to host the system.</w:t>
+        <w:t xml:space="preserve"> </w:t>
+      </w:r>
+      <w:proofErr w:type="spellStart"/>
+      <w:r>
+        <w:t>DigitalOcean’s</w:t>
+      </w:r>
+      <w:proofErr w:type="spellEnd"/>
+      <w:r>
+        <w:t xml:space="preserve"> Droplet VPS (Virtual Private Server) hosting service will be used to host the system.</w:t>
       </w:r>
       <w:r>
         <w:t xml:space="preserve"> Lecturers will define skeleton functions along with their parameters and return types. Test cases will consist of test inputs and expected outputs, allowing for automated testing. The system will also employ leaderboards, points, a rating system, and daily login streaks to keep students motivated to study. These features have been shown to have a positive impact on computer science education overall.</w:t>
@@ -7360,7 +7368,15 @@
         <w:t>This document aims to answer some key design questions</w:t>
       </w:r>
       <w:r>
-        <w:t xml:space="preserve"> such as what front-end, back-end and database technologies are most suitable for this project. It will also look at how the system will handle student code submissions safely, how student submissions will be tested and graded, what gamification elements can be used to enhance the user experience and what similar platforms exist already.</w:t>
+        <w:t xml:space="preserve"> such as </w:t>
+      </w:r>
+      <w:proofErr w:type="gramStart"/>
+      <w:r>
+        <w:t>what front-end,</w:t>
+      </w:r>
+      <w:proofErr w:type="gramEnd"/>
+      <w:r>
+        <w:t xml:space="preserve"> back-end and database technologies are most suitable for this project. It will also look at how the system will handle student code submissions safely, how student submissions will be tested and graded, what gamification elements can be used to enhance the user experience and what similar platforms exist already.</w:t>
       </w:r>
     </w:p>
     <w:p>
@@ -7583,15 +7599,33 @@
         <w:t xml:space="preserve"> </w:t>
       </w:r>
       <w:r>
-        <w:t xml:space="preserve">React also uses a virtual DOM (Document Object Model) to optimize rendering and improve performance by only updating the parts of the UI that have changed and not the whole page. It is also fully compatible with TypeScript. The below code example demonstrates a simple counter component using React’s </w:t>
-      </w:r>
+        <w:t xml:space="preserve">React also uses a virtual DOM (Document Object Model) to optimize rendering and improve performance by only updating the parts of the UI that have changed and not the whole page. It is also fully compatible with TypeScript. The below code example demonstrates a simple counter component using </w:t>
+      </w:r>
+      <w:proofErr w:type="spellStart"/>
+      <w:r>
+        <w:t>React’s</w:t>
+      </w:r>
+      <w:proofErr w:type="spellEnd"/>
+      <w:r>
+        <w:t xml:space="preserve"> </w:t>
+      </w:r>
+      <w:proofErr w:type="spellStart"/>
       <w:r>
         <w:rPr>
           <w:rFonts w:ascii="Courier New" w:hAnsi="Courier New" w:cs="Courier New"/>
           <w:sz w:val="20"/>
           <w:szCs w:val="20"/>
         </w:rPr>
-        <w:t xml:space="preserve">useState </w:t>
+        <w:t>useState</w:t>
+      </w:r>
+      <w:proofErr w:type="spellEnd"/>
+      <w:r>
+        <w:rPr>
+          <w:rFonts w:ascii="Courier New" w:hAnsi="Courier New" w:cs="Courier New"/>
+          <w:sz w:val="20"/>
+          <w:szCs w:val="20"/>
+        </w:rPr>
+        <w:t xml:space="preserve"> </w:t>
       </w:r>
       <w:r>
         <w:rPr>
@@ -7609,7 +7643,21 @@
         <w:rPr>
           <w:rFonts w:cs="Courier New"/>
         </w:rPr>
-        <w:t>is updated, React automatically re-renders the component to reflect the changed state in the UI</w:t>
+        <w:t xml:space="preserve">is updated, </w:t>
+      </w:r>
+      <w:proofErr w:type="gramStart"/>
+      <w:r>
+        <w:rPr>
+          <w:rFonts w:cs="Courier New"/>
+        </w:rPr>
+        <w:t>React</w:t>
+      </w:r>
+      <w:proofErr w:type="gramEnd"/>
+      <w:r>
+        <w:rPr>
+          <w:rFonts w:cs="Courier New"/>
+        </w:rPr>
+        <w:t xml:space="preserve"> automatically re-renders the component to reflect the changed state in the UI</w:t>
       </w:r>
       <w:r>
         <w:t xml:space="preserve"> </w:t>
@@ -7665,6 +7713,7 @@
       <w:r>
         <w:t xml:space="preserve"> </w:t>
       </w:r>
+      <w:proofErr w:type="spellStart"/>
       <w:r>
         <w:rPr>
           <w:rStyle w:val="sp-syntax-definition"/>
@@ -7672,6 +7721,7 @@
         </w:rPr>
         <w:t>MyButton</w:t>
       </w:r>
+      <w:proofErr w:type="spellEnd"/>
       <w:r>
         <w:rPr>
           <w:rStyle w:val="sp-syntax-punctuation"/>
@@ -7697,6 +7747,7 @@
       <w:r>
         <w:t xml:space="preserve">  </w:t>
       </w:r>
+      <w:proofErr w:type="spellStart"/>
       <w:r>
         <w:rPr>
           <w:rStyle w:val="sp-syntax-keyword"/>
@@ -7704,6 +7755,7 @@
         </w:rPr>
         <w:t>const</w:t>
       </w:r>
+      <w:proofErr w:type="spellEnd"/>
       <w:r>
         <w:t xml:space="preserve"> </w:t>
       </w:r>
@@ -7731,6 +7783,7 @@
       <w:r>
         <w:t xml:space="preserve"> </w:t>
       </w:r>
+      <w:proofErr w:type="spellStart"/>
       <w:r>
         <w:rPr>
           <w:rStyle w:val="sp-syntax-plain"/>
@@ -7738,6 +7791,7 @@
         </w:rPr>
         <w:t>setCount</w:t>
       </w:r>
+      <w:proofErr w:type="spellEnd"/>
       <w:r>
         <w:rPr>
           <w:rStyle w:val="sp-syntax-punctuation"/>
@@ -7748,6 +7802,7 @@
       <w:r>
         <w:t xml:space="preserve"> = </w:t>
       </w:r>
+      <w:proofErr w:type="spellStart"/>
       <w:r>
         <w:rPr>
           <w:rStyle w:val="sp-syntax-definition"/>
@@ -7755,6 +7810,7 @@
         </w:rPr>
         <w:t>useState</w:t>
       </w:r>
+      <w:proofErr w:type="spellEnd"/>
       <w:r>
         <w:rPr>
           <w:rStyle w:val="sp-syntax-punctuation"/>
@@ -7769,6 +7825,7 @@
         </w:rPr>
         <w:t>0</w:t>
       </w:r>
+      <w:proofErr w:type="gramStart"/>
       <w:r>
         <w:rPr>
           <w:rStyle w:val="sp-syntax-punctuation"/>
@@ -7776,6 +7833,7 @@
         </w:rPr>
         <w:t>);</w:t>
       </w:r>
+      <w:proofErr w:type="gramEnd"/>
     </w:p>
     <w:p>
       <w:pPr>
@@ -7799,6 +7857,7 @@
       <w:r>
         <w:t xml:space="preserve"> </w:t>
       </w:r>
+      <w:proofErr w:type="spellStart"/>
       <w:r>
         <w:rPr>
           <w:rStyle w:val="sp-syntax-definition"/>
@@ -7806,6 +7865,7 @@
         </w:rPr>
         <w:t>handleClick</w:t>
       </w:r>
+      <w:proofErr w:type="spellEnd"/>
       <w:r>
         <w:rPr>
           <w:rStyle w:val="sp-syntax-punctuation"/>
@@ -7831,6 +7891,7 @@
       <w:r>
         <w:t xml:space="preserve">    </w:t>
       </w:r>
+      <w:proofErr w:type="spellStart"/>
       <w:r>
         <w:rPr>
           <w:rStyle w:val="sp-syntax-definition"/>
@@ -7838,6 +7899,7 @@
         </w:rPr>
         <w:t>setCount</w:t>
       </w:r>
+      <w:proofErr w:type="spellEnd"/>
       <w:r>
         <w:rPr>
           <w:rStyle w:val="sp-syntax-punctuation"/>
@@ -7862,6 +7924,7 @@
         </w:rPr>
         <w:t>1</w:t>
       </w:r>
+      <w:proofErr w:type="gramStart"/>
       <w:r>
         <w:rPr>
           <w:rStyle w:val="sp-syntax-punctuation"/>
@@ -7869,6 +7932,7 @@
         </w:rPr>
         <w:t>);</w:t>
       </w:r>
+      <w:proofErr w:type="gramEnd"/>
     </w:p>
     <w:p>
       <w:pPr>
@@ -7938,6 +8002,7 @@
       <w:r>
         <w:t xml:space="preserve"> </w:t>
       </w:r>
+      <w:proofErr w:type="spellStart"/>
       <w:r>
         <w:rPr>
           <w:rStyle w:val="sp-syntax-property"/>
@@ -7945,6 +8010,7 @@
         </w:rPr>
         <w:t>onClick</w:t>
       </w:r>
+      <w:proofErr w:type="spellEnd"/>
       <w:r>
         <w:t>=</w:t>
       </w:r>
@@ -7955,6 +8021,7 @@
         </w:rPr>
         <w:t>{</w:t>
       </w:r>
+      <w:proofErr w:type="spellStart"/>
       <w:r>
         <w:rPr>
           <w:rStyle w:val="sp-syntax-plain"/>
@@ -7962,6 +8029,7 @@
         </w:rPr>
         <w:t>handleClick</w:t>
       </w:r>
+      <w:proofErr w:type="spellEnd"/>
       <w:r>
         <w:rPr>
           <w:rStyle w:val="sp-syntax-punctuation"/>
@@ -8037,6 +8105,7 @@
       <w:r>
         <w:t xml:space="preserve">  </w:t>
       </w:r>
+      <w:proofErr w:type="gramStart"/>
       <w:r>
         <w:rPr>
           <w:rStyle w:val="sp-syntax-punctuation"/>
@@ -8044,6 +8113,7 @@
         </w:rPr>
         <w:t>);</w:t>
       </w:r>
+      <w:proofErr w:type="gramEnd"/>
     </w:p>
     <w:p>
       <w:pPr>
@@ -8192,6 +8262,7 @@
         </w:rPr>
         <w:t xml:space="preserve">    </w:t>
       </w:r>
+      <w:proofErr w:type="spellStart"/>
       <w:r>
         <w:rPr>
           <w:rStyle w:val="kd"/>
@@ -8199,6 +8270,7 @@
         </w:rPr>
         <w:t>const</w:t>
       </w:r>
+      <w:proofErr w:type="spellEnd"/>
       <w:r>
         <w:rPr>
           <w:rStyle w:val="w"/>
@@ -8238,7 +8310,14 @@
         <w:rPr>
           <w:rStyle w:val="s2"/>
         </w:rPr>
-        <w:t>"Hello, React!"</w:t>
+        <w:t>"Hello, React!</w:t>
+      </w:r>
+      <w:proofErr w:type="gramStart"/>
+      <w:r>
+        <w:rPr>
+          <w:rStyle w:val="s2"/>
+        </w:rPr>
+        <w:t>"</w:t>
       </w:r>
       <w:r>
         <w:rPr>
@@ -8247,6 +8326,7 @@
         </w:rPr>
         <w:t>;</w:t>
       </w:r>
+      <w:proofErr w:type="gramEnd"/>
     </w:p>
     <w:p>
       <w:pPr>
@@ -8341,7 +8421,15 @@
           <w:rStyle w:val="o"/>
           <w:rFonts w:eastAsiaTheme="majorEastAsia"/>
         </w:rPr>
-        <w:t>/&gt;</w:t>
+        <w:t>/</w:t>
+      </w:r>
+      <w:proofErr w:type="gramStart"/>
+      <w:r>
+        <w:rPr>
+          <w:rStyle w:val="o"/>
+          <w:rFonts w:eastAsiaTheme="majorEastAsia"/>
+        </w:rPr>
+        <w:t>&gt;</w:t>
       </w:r>
       <w:r>
         <w:rPr>
@@ -8350,6 +8438,7 @@
         </w:rPr>
         <w:t>;</w:t>
       </w:r>
+      <w:proofErr w:type="gramEnd"/>
     </w:p>
     <w:p>
       <w:pPr>
@@ -8521,8 +8610,16 @@
         <w:rPr>
           <w:rStyle w:val="err"/>
         </w:rPr>
-        <w:t>/p&gt;;</w:t>
-      </w:r>
+        <w:t>/p</w:t>
+      </w:r>
+      <w:proofErr w:type="gramStart"/>
+      <w:r>
+        <w:rPr>
+          <w:rStyle w:val="err"/>
+        </w:rPr>
+        <w:t>&gt;;</w:t>
+      </w:r>
+      <w:proofErr w:type="gramEnd"/>
     </w:p>
     <w:p>
       <w:pPr>
@@ -8565,7 +8662,25 @@
           <w:sz w:val="22"/>
           <w:szCs w:val="22"/>
         </w:rPr>
-        <w:t xml:space="preserve">This makes React code easier to debug, manage, predict, reuse and scale. There are also additional state management libraries available if needed such as Redux which allows global state management or Vuex which allows </w:t>
+        <w:t xml:space="preserve">This makes React code easier to debug, manage, predict, reuse and scale. There are also additional state management libraries available if needed such as Redux which allows global state management or </w:t>
+      </w:r>
+      <w:proofErr w:type="spellStart"/>
+      <w:r>
+        <w:rPr>
+          <w:rFonts w:asciiTheme="minorHAnsi" w:hAnsiTheme="minorHAnsi"/>
+          <w:sz w:val="22"/>
+          <w:szCs w:val="22"/>
+        </w:rPr>
+        <w:t>Vuex</w:t>
+      </w:r>
+      <w:proofErr w:type="spellEnd"/>
+      <w:r>
+        <w:rPr>
+          <w:rFonts w:asciiTheme="minorHAnsi" w:hAnsiTheme="minorHAnsi"/>
+          <w:sz w:val="22"/>
+          <w:szCs w:val="22"/>
+        </w:rPr>
+        <w:t xml:space="preserve"> which allows </w:t>
       </w:r>
       <w:r>
         <w:rPr>
@@ -8974,8 +9089,17 @@
           <w:rStyle w:val="line"/>
           <w:rFonts w:eastAsiaTheme="majorEastAsia"/>
         </w:rPr>
-        <w:t>// user-profile.ts</w:t>
-      </w:r>
+        <w:t>// user-</w:t>
+      </w:r>
+      <w:proofErr w:type="spellStart"/>
+      <w:r>
+        <w:rPr>
+          <w:rStyle w:val="line"/>
+          <w:rFonts w:eastAsiaTheme="majorEastAsia"/>
+        </w:rPr>
+        <w:t>profile.ts</w:t>
+      </w:r>
+      <w:proofErr w:type="spellEnd"/>
     </w:p>
     <w:p>
       <w:pPr>
@@ -9040,7 +9164,23 @@
           <w:rStyle w:val="line"/>
           <w:rFonts w:eastAsiaTheme="majorEastAsia"/>
         </w:rPr>
-        <w:t xml:space="preserve">  templateUrl: 'user-profile.html',  </w:t>
+        <w:t xml:space="preserve">  </w:t>
+      </w:r>
+      <w:proofErr w:type="spellStart"/>
+      <w:r>
+        <w:rPr>
+          <w:rStyle w:val="line"/>
+          <w:rFonts w:eastAsiaTheme="majorEastAsia"/>
+        </w:rPr>
+        <w:t>templateUrl</w:t>
+      </w:r>
+      <w:proofErr w:type="spellEnd"/>
+      <w:r>
+        <w:rPr>
+          <w:rStyle w:val="line"/>
+          <w:rFonts w:eastAsiaTheme="majorEastAsia"/>
+        </w:rPr>
+        <w:t xml:space="preserve">: 'user-profile.html',  </w:t>
       </w:r>
     </w:p>
     <w:p>
@@ -9056,7 +9196,23 @@
           <w:rStyle w:val="line"/>
           <w:rFonts w:eastAsiaTheme="majorEastAsia"/>
         </w:rPr>
-        <w:t xml:space="preserve">  styleUrl: 'user-profile.css',</w:t>
+        <w:t xml:space="preserve">  </w:t>
+      </w:r>
+      <w:proofErr w:type="spellStart"/>
+      <w:r>
+        <w:rPr>
+          <w:rStyle w:val="line"/>
+          <w:rFonts w:eastAsiaTheme="majorEastAsia"/>
+        </w:rPr>
+        <w:t>styleUrl</w:t>
+      </w:r>
+      <w:proofErr w:type="spellEnd"/>
+      <w:r>
+        <w:rPr>
+          <w:rStyle w:val="line"/>
+          <w:rFonts w:eastAsiaTheme="majorEastAsia"/>
+        </w:rPr>
+        <w:t>: 'user-profile.css',</w:t>
       </w:r>
     </w:p>
     <w:p>
@@ -9088,7 +9244,23 @@
           <w:rStyle w:val="line"/>
           <w:rFonts w:eastAsiaTheme="majorEastAsia"/>
         </w:rPr>
-        <w:t>export class UserProfile {</w:t>
+        <w:t xml:space="preserve">export class </w:t>
+      </w:r>
+      <w:proofErr w:type="spellStart"/>
+      <w:r>
+        <w:rPr>
+          <w:rStyle w:val="line"/>
+          <w:rFonts w:eastAsiaTheme="majorEastAsia"/>
+        </w:rPr>
+        <w:t>UserProfile</w:t>
+      </w:r>
+      <w:proofErr w:type="spellEnd"/>
+      <w:r>
+        <w:rPr>
+          <w:rStyle w:val="line"/>
+          <w:rFonts w:eastAsiaTheme="majorEastAsia"/>
+        </w:rPr>
+        <w:t xml:space="preserve"> {</w:t>
       </w:r>
     </w:p>
     <w:p>
@@ -9122,7 +9294,23 @@
           <w:rStyle w:val="line"/>
           <w:rFonts w:eastAsiaTheme="majorEastAsia"/>
         </w:rPr>
-        <w:t xml:space="preserve"> behavior is defined in here</w:t>
+        <w:t xml:space="preserve"> </w:t>
+      </w:r>
+      <w:proofErr w:type="spellStart"/>
+      <w:r>
+        <w:rPr>
+          <w:rStyle w:val="line"/>
+          <w:rFonts w:eastAsiaTheme="majorEastAsia"/>
+        </w:rPr>
+        <w:t>behavior</w:t>
+      </w:r>
+      <w:proofErr w:type="spellEnd"/>
+      <w:r>
+        <w:rPr>
+          <w:rStyle w:val="line"/>
+          <w:rFonts w:eastAsiaTheme="majorEastAsia"/>
+        </w:rPr>
+        <w:t xml:space="preserve"> is defined in here</w:t>
       </w:r>
     </w:p>
     <w:p>
@@ -9505,7 +9693,55 @@
           <w:lang w:eastAsia="en-IE"/>
           <w14:ligatures w14:val="none"/>
         </w:rPr>
-        <w:t>import { createApp, ref } from 'vue'</w:t>
+        <w:t xml:space="preserve">import { </w:t>
+      </w:r>
+      <w:proofErr w:type="spellStart"/>
+      <w:r>
+        <w:rPr>
+          <w:rFonts w:ascii="Courier New" w:eastAsia="Times New Roman" w:hAnsi="Courier New" w:cs="Courier New"/>
+          <w:kern w:val="0"/>
+          <w:sz w:val="20"/>
+          <w:szCs w:val="20"/>
+          <w:lang w:eastAsia="en-IE"/>
+          <w14:ligatures w14:val="none"/>
+        </w:rPr>
+        <w:t>createApp</w:t>
+      </w:r>
+      <w:proofErr w:type="spellEnd"/>
+      <w:r>
+        <w:rPr>
+          <w:rFonts w:ascii="Courier New" w:eastAsia="Times New Roman" w:hAnsi="Courier New" w:cs="Courier New"/>
+          <w:kern w:val="0"/>
+          <w:sz w:val="20"/>
+          <w:szCs w:val="20"/>
+          <w:lang w:eastAsia="en-IE"/>
+          <w14:ligatures w14:val="none"/>
+        </w:rPr>
+        <w:t>, ref } from '</w:t>
+      </w:r>
+      <w:proofErr w:type="spellStart"/>
+      <w:r>
+        <w:rPr>
+          <w:rFonts w:ascii="Courier New" w:eastAsia="Times New Roman" w:hAnsi="Courier New" w:cs="Courier New"/>
+          <w:kern w:val="0"/>
+          <w:sz w:val="20"/>
+          <w:szCs w:val="20"/>
+          <w:lang w:eastAsia="en-IE"/>
+          <w14:ligatures w14:val="none"/>
+        </w:rPr>
+        <w:t>vue</w:t>
+      </w:r>
+      <w:proofErr w:type="spellEnd"/>
+      <w:r>
+        <w:rPr>
+          <w:rFonts w:ascii="Courier New" w:eastAsia="Times New Roman" w:hAnsi="Courier New" w:cs="Courier New"/>
+          <w:kern w:val="0"/>
+          <w:sz w:val="20"/>
+          <w:szCs w:val="20"/>
+          <w:lang w:eastAsia="en-IE"/>
+          <w14:ligatures w14:val="none"/>
+        </w:rPr>
+        <w:t>'</w:t>
       </w:r>
     </w:p>
     <w:p>
@@ -9569,6 +9805,7 @@
           <w14:ligatures w14:val="none"/>
         </w:rPr>
       </w:pPr>
+      <w:proofErr w:type="spellStart"/>
       <w:r>
         <w:rPr>
           <w:rFonts w:ascii="Courier New" w:eastAsia="Times New Roman" w:hAnsi="Courier New" w:cs="Courier New"/>
@@ -9578,7 +9815,19 @@
           <w:lang w:eastAsia="en-IE"/>
           <w14:ligatures w14:val="none"/>
         </w:rPr>
-        <w:t>createApp({</w:t>
+        <w:t>createApp</w:t>
+      </w:r>
+      <w:proofErr w:type="spellEnd"/>
+      <w:r>
+        <w:rPr>
+          <w:rFonts w:ascii="Courier New" w:eastAsia="Times New Roman" w:hAnsi="Courier New" w:cs="Courier New"/>
+          <w:kern w:val="0"/>
+          <w:sz w:val="20"/>
+          <w:szCs w:val="20"/>
+          <w:lang w:eastAsia="en-IE"/>
+          <w14:ligatures w14:val="none"/>
+        </w:rPr>
+        <w:t>({</w:t>
       </w:r>
     </w:p>
     <w:p>
@@ -10412,8 +10661,13 @@
         </w:rPr>
       </w:pPr>
       <w:r>
-        <w:t>Django Template Language promotes the separation of logic and presentation by using template tags, filters and variables. When a template is rendered, Django evaluates it into HTML</w:t>
-      </w:r>
+        <w:t xml:space="preserve">Django Template Language promotes the separation of logic and presentation by using template tags, filters and variables. When a template is rendered, Django evaluates it into </w:t>
+      </w:r>
+      <w:proofErr w:type="gramStart"/>
+      <w:r>
+        <w:t>HTML</w:t>
+      </w:r>
+      <w:proofErr w:type="gramEnd"/>
       <w:r>
         <w:t xml:space="preserve"> and the logic determines what is displayed to the user</w:t>
       </w:r>
@@ -10438,6 +10692,7 @@
       <w:r>
         <w:t xml:space="preserve">, references variables like </w:t>
       </w:r>
+      <w:proofErr w:type="spellStart"/>
       <w:r>
         <w:rPr>
           <w:rStyle w:val="nv"/>
@@ -10445,6 +10700,7 @@
         </w:rPr>
         <w:t>section.title</w:t>
       </w:r>
+      <w:proofErr w:type="spellEnd"/>
       <w:r>
         <w:rPr>
           <w:rStyle w:val="nv"/>
@@ -10466,6 +10722,7 @@
         </w:rPr>
         <w:t xml:space="preserve">to a variable and iterates through </w:t>
       </w:r>
+      <w:proofErr w:type="spellStart"/>
       <w:r>
         <w:rPr>
           <w:rStyle w:val="nv"/>
@@ -10473,6 +10730,7 @@
         </w:rPr>
         <w:t>story_list</w:t>
       </w:r>
+      <w:proofErr w:type="spellEnd"/>
       <w:r>
         <w:rPr>
           <w:rStyle w:val="nv"/>
@@ -10645,6 +10903,7 @@
         <w:t xml:space="preserve"> </w:t>
       </w:r>
       <w:bookmarkStart w:id="14" w:name="_Hlk213680874"/>
+      <w:proofErr w:type="spellStart"/>
       <w:r>
         <w:rPr>
           <w:rStyle w:val="nv"/>
@@ -10652,6 +10911,7 @@
         </w:rPr>
         <w:t>section.title</w:t>
       </w:r>
+      <w:proofErr w:type="spellEnd"/>
       <w:r>
         <w:t xml:space="preserve"> </w:t>
       </w:r>
@@ -10666,6 +10926,7 @@
       <w:r>
         <w:t xml:space="preserve"> </w:t>
       </w:r>
+      <w:proofErr w:type="spellStart"/>
       <w:r>
         <w:rPr>
           <w:rStyle w:val="k"/>
@@ -10673,6 +10934,7 @@
         </w:rPr>
         <w:t>endblock</w:t>
       </w:r>
+      <w:proofErr w:type="spellEnd"/>
       <w:r>
         <w:t xml:space="preserve"> </w:t>
       </w:r>
@@ -10761,6 +11023,7 @@
       <w:r>
         <w:t xml:space="preserve"> </w:t>
       </w:r>
+      <w:proofErr w:type="spellStart"/>
       <w:r>
         <w:rPr>
           <w:rStyle w:val="nv"/>
@@ -10768,6 +11031,7 @@
         </w:rPr>
         <w:t>section.title</w:t>
       </w:r>
+      <w:proofErr w:type="spellEnd"/>
       <w:r>
         <w:t xml:space="preserve"> </w:t>
       </w:r>
@@ -10844,6 +11108,7 @@
       <w:r>
         <w:t xml:space="preserve"> </w:t>
       </w:r>
+      <w:proofErr w:type="spellStart"/>
       <w:r>
         <w:rPr>
           <w:rStyle w:val="nv"/>
@@ -10851,6 +11116,7 @@
         </w:rPr>
         <w:t>story_list</w:t>
       </w:r>
+      <w:proofErr w:type="spellEnd"/>
       <w:r>
         <w:t xml:space="preserve"> </w:t>
       </w:r>
@@ -10912,12 +11178,14 @@
       <w:r>
         <w:t xml:space="preserve"> </w:t>
       </w:r>
+      <w:proofErr w:type="spellStart"/>
       <w:r>
         <w:rPr>
           <w:rStyle w:val="na"/>
         </w:rPr>
         <w:t>href</w:t>
       </w:r>
+      <w:proofErr w:type="spellEnd"/>
       <w:r>
         <w:rPr>
           <w:rStyle w:val="o"/>
@@ -10941,6 +11209,7 @@
       <w:r>
         <w:t xml:space="preserve"> </w:t>
       </w:r>
+      <w:proofErr w:type="spellStart"/>
       <w:r>
         <w:rPr>
           <w:rStyle w:val="nv"/>
@@ -10948,6 +11217,7 @@
         </w:rPr>
         <w:t>story.get_absolute_url</w:t>
       </w:r>
+      <w:proofErr w:type="spellEnd"/>
       <w:r>
         <w:t xml:space="preserve"> </w:t>
       </w:r>
@@ -10989,6 +11259,7 @@
       <w:r>
         <w:t xml:space="preserve"> </w:t>
       </w:r>
+      <w:proofErr w:type="spellStart"/>
       <w:r>
         <w:rPr>
           <w:rStyle w:val="nv"/>
@@ -11010,6 +11281,7 @@
         </w:rPr>
         <w:t>upper</w:t>
       </w:r>
+      <w:proofErr w:type="spellEnd"/>
       <w:r>
         <w:t xml:space="preserve"> </w:t>
       </w:r>
@@ -11185,6 +11457,7 @@
       <w:r>
         <w:t xml:space="preserve"> </w:t>
       </w:r>
+      <w:proofErr w:type="spellStart"/>
       <w:r>
         <w:rPr>
           <w:rStyle w:val="k"/>
@@ -11192,6 +11465,7 @@
         </w:rPr>
         <w:t>endfor</w:t>
       </w:r>
+      <w:proofErr w:type="spellEnd"/>
       <w:r>
         <w:t xml:space="preserve"> </w:t>
       </w:r>
@@ -11220,6 +11494,7 @@
       <w:r>
         <w:t xml:space="preserve"> </w:t>
       </w:r>
+      <w:proofErr w:type="spellStart"/>
       <w:r>
         <w:rPr>
           <w:rStyle w:val="k"/>
@@ -11227,6 +11502,7 @@
         </w:rPr>
         <w:t>endblock</w:t>
       </w:r>
+      <w:proofErr w:type="spellEnd"/>
       <w:r>
         <w:t xml:space="preserve"> </w:t>
       </w:r>
@@ -11335,7 +11611,23 @@
         <w:t># and</w:t>
       </w:r>
       <w:r>
-        <w:t xml:space="preserve"> can run either on the server (Blazor Server) or directly in the browser via WebAssembly (Blazor WebAssembly) </w:t>
+        <w:t xml:space="preserve"> can run either on the server (Blazor Server) or directly in the browser via </w:t>
+      </w:r>
+      <w:proofErr w:type="spellStart"/>
+      <w:r>
+        <w:t>WebAssembly</w:t>
+      </w:r>
+      <w:proofErr w:type="spellEnd"/>
+      <w:r>
+        <w:t xml:space="preserve"> (Blazor </w:t>
+      </w:r>
+      <w:proofErr w:type="spellStart"/>
+      <w:r>
+        <w:t>WebAssembly</w:t>
+      </w:r>
+      <w:proofErr w:type="spellEnd"/>
+      <w:r>
+        <w:t xml:space="preserve">) </w:t>
       </w:r>
       <w:sdt>
         <w:sdtPr>
@@ -11397,6 +11689,7 @@
         </w:rPr>
         <w:t>&lt;</w:t>
       </w:r>
+      <w:proofErr w:type="spellStart"/>
       <w:r>
         <w:rPr>
           <w:rStyle w:val="hljs-name"/>
@@ -11404,6 +11697,7 @@
         </w:rPr>
         <w:t>PageTitle</w:t>
       </w:r>
+      <w:proofErr w:type="spellEnd"/>
       <w:r>
         <w:rPr>
           <w:rStyle w:val="hljs-tag"/>
@@ -11425,6 +11719,7 @@
         </w:rPr>
         <w:t>&lt;/</w:t>
       </w:r>
+      <w:proofErr w:type="spellStart"/>
       <w:r>
         <w:rPr>
           <w:rStyle w:val="hljs-name"/>
@@ -11432,6 +11727,7 @@
         </w:rPr>
         <w:t>PageTitle</w:t>
       </w:r>
+      <w:proofErr w:type="spellEnd"/>
       <w:r>
         <w:rPr>
           <w:rStyle w:val="hljs-tag"/>
@@ -11645,7 +11941,39 @@
           <w:rStyle w:val="hljs-string"/>
           <w:rFonts w:eastAsiaTheme="majorEastAsia"/>
         </w:rPr>
-        <w:t>"btn btn-primary"</w:t>
+        <w:t>"</w:t>
+      </w:r>
+      <w:proofErr w:type="spellStart"/>
+      <w:r>
+        <w:rPr>
+          <w:rStyle w:val="hljs-string"/>
+          <w:rFonts w:eastAsiaTheme="majorEastAsia"/>
+        </w:rPr>
+        <w:t>btn</w:t>
+      </w:r>
+      <w:proofErr w:type="spellEnd"/>
+      <w:r>
+        <w:rPr>
+          <w:rStyle w:val="hljs-string"/>
+          <w:rFonts w:eastAsiaTheme="majorEastAsia"/>
+        </w:rPr>
+        <w:t xml:space="preserve"> </w:t>
+      </w:r>
+      <w:proofErr w:type="spellStart"/>
+      <w:r>
+        <w:rPr>
+          <w:rStyle w:val="hljs-string"/>
+          <w:rFonts w:eastAsiaTheme="majorEastAsia"/>
+        </w:rPr>
+        <w:t>btn</w:t>
+      </w:r>
+      <w:proofErr w:type="spellEnd"/>
+      <w:r>
+        <w:rPr>
+          <w:rStyle w:val="hljs-string"/>
+          <w:rFonts w:eastAsiaTheme="majorEastAsia"/>
+        </w:rPr>
+        <w:t>-primary"</w:t>
       </w:r>
       <w:r>
         <w:rPr>
@@ -11770,8 +12098,23 @@
         <w:rPr>
           <w:rStyle w:val="csharp"/>
         </w:rPr>
-        <w:t xml:space="preserve"> currentCount = </w:t>
-      </w:r>
+        <w:t xml:space="preserve"> </w:t>
+      </w:r>
+      <w:proofErr w:type="spellStart"/>
+      <w:r>
+        <w:rPr>
+          <w:rStyle w:val="csharp"/>
+        </w:rPr>
+        <w:t>currentCount</w:t>
+      </w:r>
+      <w:proofErr w:type="spellEnd"/>
+      <w:r>
+        <w:rPr>
+          <w:rStyle w:val="csharp"/>
+        </w:rPr>
+        <w:t xml:space="preserve"> = </w:t>
+      </w:r>
+      <w:proofErr w:type="gramStart"/>
       <w:r>
         <w:rPr>
           <w:rStyle w:val="hljs-number"/>
@@ -11784,6 +12127,7 @@
         </w:rPr>
         <w:t>;</w:t>
       </w:r>
+      <w:proofErr w:type="gramEnd"/>
     </w:p>
     <w:p>
       <w:pPr>
@@ -11824,12 +12168,14 @@
         </w:rPr>
         <w:t xml:space="preserve"> </w:t>
       </w:r>
+      <w:proofErr w:type="spellStart"/>
       <w:r>
         <w:rPr>
           <w:rStyle w:val="hljs-title"/>
         </w:rPr>
         <w:t>IncrementCount</w:t>
       </w:r>
+      <w:proofErr w:type="spellEnd"/>
       <w:r>
         <w:rPr>
           <w:rStyle w:val="hljs-function"/>
@@ -11872,8 +12218,33 @@
           <w:rStyle w:val="HTMLCode"/>
           <w:rFonts w:eastAsiaTheme="majorEastAsia"/>
         </w:rPr>
-        <w:t xml:space="preserve">        currentCount++;</w:t>
-      </w:r>
+        <w:t xml:space="preserve">        </w:t>
+      </w:r>
+      <w:proofErr w:type="spellStart"/>
+      <w:r>
+        <w:rPr>
+          <w:rStyle w:val="HTMLCode"/>
+          <w:rFonts w:eastAsiaTheme="majorEastAsia"/>
+        </w:rPr>
+        <w:t>currentCount</w:t>
+      </w:r>
+      <w:proofErr w:type="spellEnd"/>
+      <w:r>
+        <w:rPr>
+          <w:rStyle w:val="HTMLCode"/>
+          <w:rFonts w:eastAsiaTheme="majorEastAsia"/>
+        </w:rPr>
+        <w:t>+</w:t>
+      </w:r>
+      <w:proofErr w:type="gramStart"/>
+      <w:r>
+        <w:rPr>
+          <w:rStyle w:val="HTMLCode"/>
+          <w:rFonts w:eastAsiaTheme="majorEastAsia"/>
+        </w:rPr>
+        <w:t>+;</w:t>
+      </w:r>
+      <w:proofErr w:type="gramEnd"/>
     </w:p>
     <w:p>
       <w:pPr>
@@ -12092,7 +12463,23 @@
           <w:sz w:val="16"/>
           <w:szCs w:val="16"/>
         </w:rPr>
-        <w:t>(WikiMedia, 2025)</w:t>
+        <w:t>(</w:t>
+      </w:r>
+      <w:proofErr w:type="spellStart"/>
+      <w:r>
+        <w:rPr>
+          <w:sz w:val="16"/>
+          <w:szCs w:val="16"/>
+        </w:rPr>
+        <w:t>WikiMedia</w:t>
+      </w:r>
+      <w:proofErr w:type="spellEnd"/>
+      <w:r>
+        <w:rPr>
+          <w:sz w:val="16"/>
+          <w:szCs w:val="16"/>
+        </w:rPr>
+        <w:t>, 2025)</w:t>
       </w:r>
       <w:bookmarkEnd w:id="16"/>
     </w:p>
@@ -12224,98 +12611,97 @@
           <w:szCs w:val="20"/>
         </w:rPr>
       </w:pPr>
+      <w:proofErr w:type="gramStart"/>
       <w:r>
         <w:rPr>
           <w:rFonts w:ascii="Courier New" w:hAnsi="Courier New" w:cs="Courier New"/>
           <w:sz w:val="20"/>
           <w:szCs w:val="20"/>
         </w:rPr>
-        <w:t>Route::get('/', function () {</w:t>
-      </w:r>
-    </w:p>
-    <w:p>
-      <w:pPr>
+        <w:t>Route::</w:t>
+      </w:r>
+      <w:proofErr w:type="gramEnd"/>
+      <w:r>
         <w:rPr>
           <w:rFonts w:ascii="Courier New" w:hAnsi="Courier New" w:cs="Courier New"/>
           <w:sz w:val="20"/>
           <w:szCs w:val="20"/>
         </w:rPr>
-      </w:pPr>
-      <w:r>
+        <w:t>get('/', function () {</w:t>
+      </w:r>
+    </w:p>
+    <w:p>
+      <w:pPr>
         <w:rPr>
           <w:rFonts w:ascii="Courier New" w:hAnsi="Courier New" w:cs="Courier New"/>
           <w:sz w:val="20"/>
           <w:szCs w:val="20"/>
         </w:rPr>
-        <w:t xml:space="preserve">    return view('welcome', ['name' =&gt; 'Samantha']);</w:t>
-      </w:r>
-    </w:p>
-    <w:p>
-      <w:pPr>
+      </w:pPr>
+      <w:r>
         <w:rPr>
           <w:rFonts w:ascii="Courier New" w:hAnsi="Courier New" w:cs="Courier New"/>
           <w:sz w:val="20"/>
           <w:szCs w:val="20"/>
         </w:rPr>
-      </w:pPr>
+        <w:t xml:space="preserve">    return view('welcome', ['name' =&gt; 'Samantha']</w:t>
+      </w:r>
+      <w:proofErr w:type="gramStart"/>
       <w:r>
         <w:rPr>
           <w:rFonts w:ascii="Courier New" w:hAnsi="Courier New" w:cs="Courier New"/>
           <w:sz w:val="20"/>
           <w:szCs w:val="20"/>
         </w:rPr>
-        <w:t>});</w:t>
-      </w:r>
-    </w:p>
-    <w:p>
-      <w:pPr>
-        <w:jc w:val="both"/>
-        <w:rPr>
-          <w:rFonts w:cs="Courier New"/>
-        </w:rPr>
-      </w:pPr>
-      <w:r>
-        <w:rPr>
-          <w:rFonts w:cs="Courier New"/>
-        </w:rPr>
-        <w:t xml:space="preserve">The </w:t>
-      </w:r>
-      <w:r>
-        <w:rPr>
-          <w:rFonts w:cs="Courier New"/>
-        </w:rPr>
-        <w:t xml:space="preserve">value of  </w:t>
-      </w:r>
-      <w:r>
+        <w:t>);</w:t>
+      </w:r>
+      <w:proofErr w:type="gramEnd"/>
+    </w:p>
+    <w:p>
+      <w:pPr>
         <w:rPr>
           <w:rFonts w:ascii="Courier New" w:hAnsi="Courier New" w:cs="Courier New"/>
           <w:sz w:val="20"/>
           <w:szCs w:val="20"/>
         </w:rPr>
-        <w:t>$name</w:t>
-      </w:r>
-      <w:r>
-        <w:rPr>
-          <w:rFonts w:cs="Courier New"/>
-        </w:rPr>
-        <w:t xml:space="preserve"> is passed from the route to the view and displayed within the Blade template as shown below.</w:t>
-      </w:r>
-    </w:p>
-    <w:p>
-      <w:pPr>
+      </w:pPr>
+      <w:r>
         <w:rPr>
           <w:rFonts w:ascii="Courier New" w:hAnsi="Courier New" w:cs="Courier New"/>
           <w:sz w:val="20"/>
           <w:szCs w:val="20"/>
         </w:rPr>
-      </w:pPr>
+        <w:t>}</w:t>
+      </w:r>
+      <w:proofErr w:type="gramStart"/>
       <w:r>
         <w:rPr>
           <w:rFonts w:ascii="Courier New" w:hAnsi="Courier New" w:cs="Courier New"/>
           <w:sz w:val="20"/>
           <w:szCs w:val="20"/>
         </w:rPr>
-        <w:t>Hello, {{ $name }}</w:t>
+        <w:t>);</w:t>
+      </w:r>
+      <w:proofErr w:type="gramEnd"/>
+    </w:p>
+    <w:p>
+      <w:pPr>
+        <w:jc w:val="both"/>
+        <w:rPr>
+          <w:rFonts w:cs="Courier New"/>
+        </w:rPr>
+      </w:pPr>
+      <w:r>
+        <w:rPr>
+          <w:rFonts w:cs="Courier New"/>
+        </w:rPr>
+        <w:t xml:space="preserve">The </w:t>
+      </w:r>
+      <w:r>
+        <w:rPr>
+          <w:rFonts w:cs="Courier New"/>
+        </w:rPr>
+        <w:t xml:space="preserve">value of  </w:t>
       </w:r>
       <w:r>
         <w:rPr>
@@ -12323,26 +12709,17 @@
           <w:sz w:val="20"/>
           <w:szCs w:val="20"/>
         </w:rPr>
-        <w:t>.</w:t>
-      </w:r>
-    </w:p>
-    <w:p>
-      <w:pPr>
-        <w:jc w:val="both"/>
+        <w:t>$name</w:t>
+      </w:r>
+      <w:r>
         <w:rPr>
           <w:rFonts w:cs="Courier New"/>
         </w:rPr>
-      </w:pPr>
-      <w:r>
-        <w:rPr>
-          <w:rFonts w:cs="Courier New"/>
-        </w:rPr>
-        <w:t>Blade templates can also extend base layouts and define sections as shown in the following example.</w:t>
-      </w:r>
-    </w:p>
-    <w:p>
-      <w:pPr>
-        <w:spacing w:line="240" w:lineRule="auto"/>
+        <w:t xml:space="preserve"> is passed from the route to the view and displayed within the Blade template as shown below.</w:t>
+      </w:r>
+    </w:p>
+    <w:p>
+      <w:pPr>
         <w:rPr>
           <w:rFonts w:ascii="Courier New" w:hAnsi="Courier New" w:cs="Courier New"/>
           <w:sz w:val="20"/>
@@ -12355,7 +12732,65 @@
           <w:sz w:val="20"/>
           <w:szCs w:val="20"/>
         </w:rPr>
-        <w:t>&lt;!-- resources/views/child.blade.php --&gt;</w:t>
+        <w:t>Hello, {{ $name }}</w:t>
+      </w:r>
+      <w:r>
+        <w:rPr>
+          <w:rFonts w:ascii="Courier New" w:hAnsi="Courier New" w:cs="Courier New"/>
+          <w:sz w:val="20"/>
+          <w:szCs w:val="20"/>
+        </w:rPr>
+        <w:t>.</w:t>
+      </w:r>
+    </w:p>
+    <w:p>
+      <w:pPr>
+        <w:jc w:val="both"/>
+        <w:rPr>
+          <w:rFonts w:cs="Courier New"/>
+        </w:rPr>
+      </w:pPr>
+      <w:r>
+        <w:rPr>
+          <w:rFonts w:cs="Courier New"/>
+        </w:rPr>
+        <w:t>Blade templates can also extend base layouts and define sections as shown in the following example.</w:t>
+      </w:r>
+    </w:p>
+    <w:p>
+      <w:pPr>
+        <w:spacing w:line="240" w:lineRule="auto"/>
+        <w:rPr>
+          <w:rFonts w:ascii="Courier New" w:hAnsi="Courier New" w:cs="Courier New"/>
+          <w:sz w:val="20"/>
+          <w:szCs w:val="20"/>
+        </w:rPr>
+      </w:pPr>
+      <w:r>
+        <w:rPr>
+          <w:rFonts w:ascii="Courier New" w:hAnsi="Courier New" w:cs="Courier New"/>
+          <w:sz w:val="20"/>
+          <w:szCs w:val="20"/>
+        </w:rPr>
+        <w:t>&lt;!-- resources/views/</w:t>
+      </w:r>
+      <w:proofErr w:type="spellStart"/>
+      <w:r>
+        <w:rPr>
+          <w:rFonts w:ascii="Courier New" w:hAnsi="Courier New" w:cs="Courier New"/>
+          <w:sz w:val="20"/>
+          <w:szCs w:val="20"/>
+        </w:rPr>
+        <w:t>child.blade.php</w:t>
+      </w:r>
+      <w:proofErr w:type="spellEnd"/>
+      <w:r>
+        <w:rPr>
+          <w:rFonts w:ascii="Courier New" w:hAnsi="Courier New" w:cs="Courier New"/>
+          <w:sz w:val="20"/>
+          <w:szCs w:val="20"/>
+        </w:rPr>
+        <w:t xml:space="preserve"> --&gt;</w:t>
       </w:r>
     </w:p>
     <w:p>
@@ -12683,13 +13118,31 @@
           <w:rFonts w:eastAsiaTheme="majorEastAsia"/>
         </w:rPr>
       </w:pPr>
+      <w:proofErr w:type="spellStart"/>
       <w:r>
         <w:rPr>
           <w:rStyle w:val="line"/>
           <w:rFonts w:eastAsiaTheme="majorEastAsia"/>
         </w:rPr>
-        <w:t>npm create vite@latest</w:t>
-      </w:r>
+        <w:t>npm</w:t>
+      </w:r>
+      <w:proofErr w:type="spellEnd"/>
+      <w:r>
+        <w:rPr>
+          <w:rStyle w:val="line"/>
+          <w:rFonts w:eastAsiaTheme="majorEastAsia"/>
+        </w:rPr>
+        <w:t xml:space="preserve"> create </w:t>
+      </w:r>
+      <w:proofErr w:type="spellStart"/>
+      <w:r>
+        <w:rPr>
+          <w:rStyle w:val="line"/>
+          <w:rFonts w:eastAsiaTheme="majorEastAsia"/>
+        </w:rPr>
+        <w:t>vite@latest</w:t>
+      </w:r>
+      <w:proofErr w:type="spellEnd"/>
     </w:p>
     <w:p>
       <w:pPr>
@@ -12740,12 +13193,21 @@
           <w:rFonts w:eastAsiaTheme="majorEastAsia"/>
         </w:rPr>
       </w:pPr>
+      <w:proofErr w:type="spellStart"/>
       <w:r>
         <w:rPr>
           <w:rStyle w:val="line"/>
           <w:rFonts w:eastAsiaTheme="majorEastAsia"/>
         </w:rPr>
-        <w:t>npm install</w:t>
+        <w:t>npm</w:t>
+      </w:r>
+      <w:proofErr w:type="spellEnd"/>
+      <w:r>
+        <w:rPr>
+          <w:rStyle w:val="line"/>
+          <w:rFonts w:eastAsiaTheme="majorEastAsia"/>
+        </w:rPr>
+        <w:t xml:space="preserve"> install</w:t>
       </w:r>
     </w:p>
     <w:p>
@@ -12781,12 +13243,21 @@
           <w:rFonts w:eastAsiaTheme="majorEastAsia"/>
         </w:rPr>
       </w:pPr>
+      <w:proofErr w:type="spellStart"/>
       <w:r>
         <w:rPr>
           <w:rStyle w:val="line"/>
           <w:rFonts w:eastAsiaTheme="majorEastAsia"/>
         </w:rPr>
-        <w:t>npm run dev</w:t>
+        <w:t>npm</w:t>
+      </w:r>
+      <w:proofErr w:type="spellEnd"/>
+      <w:r>
+        <w:rPr>
+          <w:rStyle w:val="line"/>
+          <w:rFonts w:eastAsiaTheme="majorEastAsia"/>
+        </w:rPr>
+        <w:t xml:space="preserve"> run dev</w:t>
       </w:r>
     </w:p>
     <w:p>
@@ -12912,7 +13383,7 @@
           <w:szCs w:val="16"/>
         </w:rPr>
         <w:drawing>
-          <wp:inline distT="0" distB="0" distL="0" distR="0" wp14:anchorId="4470789B" wp14:editId="30A64BDE">
+          <wp:inline distT="0" distB="0" distL="0" distR="0" wp14:anchorId="4470789B" wp14:editId="20AC9013">
             <wp:extent cx="1535501" cy="1513030"/>
             <wp:effectExtent l="0" t="0" r="7620" b="0"/>
             <wp:docPr id="188473061" name="Picture 11"/>
@@ -13026,7 +13497,23 @@
           <w:sz w:val="16"/>
           <w:szCs w:val="16"/>
         </w:rPr>
-        <w:t>(WikiMedia, 2025)</w:t>
+        <w:t>(</w:t>
+      </w:r>
+      <w:proofErr w:type="spellStart"/>
+      <w:r>
+        <w:rPr>
+          <w:sz w:val="16"/>
+          <w:szCs w:val="16"/>
+        </w:rPr>
+        <w:t>WikiMedia</w:t>
+      </w:r>
+      <w:proofErr w:type="spellEnd"/>
+      <w:r>
+        <w:rPr>
+          <w:sz w:val="16"/>
+          <w:szCs w:val="16"/>
+        </w:rPr>
+        <w:t>, 2025)</w:t>
       </w:r>
       <w:bookmarkEnd w:id="19"/>
     </w:p>
@@ -13152,8 +13639,13 @@
         <w:pStyle w:val="HTMLPreformatted"/>
         <w:shd w:val="clear" w:color="auto" w:fill="FFFFFF"/>
       </w:pPr>
-      <w:r>
-        <w:t>const user = {</w:t>
+      <w:proofErr w:type="spellStart"/>
+      <w:r>
+        <w:t>const</w:t>
+      </w:r>
+      <w:proofErr w:type="spellEnd"/>
+      <w:r>
+        <w:t xml:space="preserve"> user = {</w:t>
       </w:r>
     </w:p>
     <w:p>
@@ -13179,9 +13671,11 @@
         <w:pStyle w:val="HTMLPreformatted"/>
         <w:shd w:val="clear" w:color="auto" w:fill="FFFFFF"/>
       </w:pPr>
+      <w:proofErr w:type="gramStart"/>
       <w:r>
         <w:t>};</w:t>
       </w:r>
+      <w:proofErr w:type="gramEnd"/>
     </w:p>
     <w:p>
       <w:pPr>
@@ -13204,8 +13698,13 @@
         <w:shd w:val="clear" w:color="auto" w:fill="FFFFFF"/>
       </w:pPr>
       <w:r>
-        <w:t xml:space="preserve">  name: string;</w:t>
-      </w:r>
+        <w:t xml:space="preserve">  name: </w:t>
+      </w:r>
+      <w:proofErr w:type="gramStart"/>
+      <w:r>
+        <w:t>string;</w:t>
+      </w:r>
+      <w:proofErr w:type="gramEnd"/>
     </w:p>
     <w:p>
       <w:pPr>
@@ -13213,8 +13712,13 @@
         <w:shd w:val="clear" w:color="auto" w:fill="FFFFFF"/>
       </w:pPr>
       <w:r>
-        <w:t xml:space="preserve">  id: number;</w:t>
-      </w:r>
+        <w:t xml:space="preserve">  id: </w:t>
+      </w:r>
+      <w:proofErr w:type="gramStart"/>
+      <w:r>
+        <w:t>number;</w:t>
+      </w:r>
+      <w:proofErr w:type="gramEnd"/>
     </w:p>
     <w:p>
       <w:pPr>
@@ -13357,14 +13861,7 @@
           <w:sz w:val="16"/>
           <w:szCs w:val="16"/>
         </w:rPr>
-        <w:t>(</w:t>
-      </w:r>
-      <w:r>
-        <w:rPr>
-          <w:sz w:val="16"/>
-          <w:szCs w:val="16"/>
-        </w:rPr>
-        <w:t>Microsoft, 2025)</w:t>
+        <w:t>(Microsoft, 2025)</w:t>
       </w:r>
       <w:bookmarkEnd w:id="21"/>
     </w:p>
@@ -13419,7 +13916,15 @@
         <w:t xml:space="preserve"> more advanced</w:t>
       </w:r>
       <w:r>
-        <w:t xml:space="preserve"> features such as variables, nested rules, mixins, and </w:t>
+        <w:t xml:space="preserve"> features such as variables, nested rules, </w:t>
+      </w:r>
+      <w:proofErr w:type="spellStart"/>
+      <w:r>
+        <w:t>mixins</w:t>
+      </w:r>
+      <w:proofErr w:type="spellEnd"/>
+      <w:r>
+        <w:t xml:space="preserve">, and </w:t>
       </w:r>
       <w:r>
         <w:t>built-in modules</w:t>
@@ -13506,7 +14011,15 @@
           <w:rStyle w:val="HTMLCode"/>
           <w:rFonts w:eastAsiaTheme="majorEastAsia"/>
         </w:rPr>
-        <w:t xml:space="preserve"> 0</w:t>
+        <w:t xml:space="preserve"> </w:t>
+      </w:r>
+      <w:proofErr w:type="gramStart"/>
+      <w:r>
+        <w:rPr>
+          <w:rStyle w:val="HTMLCode"/>
+          <w:rFonts w:eastAsiaTheme="majorEastAsia"/>
+        </w:rPr>
+        <w:t>0</w:t>
       </w:r>
       <w:r>
         <w:rPr>
@@ -13515,6 +14028,7 @@
         </w:rPr>
         <w:t>;</w:t>
       </w:r>
+      <w:proofErr w:type="gramEnd"/>
     </w:p>
     <w:p>
       <w:pPr>
@@ -13543,7 +14057,15 @@
           <w:rStyle w:val="HTMLCode"/>
           <w:rFonts w:eastAsiaTheme="majorEastAsia"/>
         </w:rPr>
-        <w:t xml:space="preserve"> 0</w:t>
+        <w:t xml:space="preserve"> </w:t>
+      </w:r>
+      <w:proofErr w:type="gramStart"/>
+      <w:r>
+        <w:rPr>
+          <w:rStyle w:val="HTMLCode"/>
+          <w:rFonts w:eastAsiaTheme="majorEastAsia"/>
+        </w:rPr>
+        <w:t>0</w:t>
       </w:r>
       <w:r>
         <w:rPr>
@@ -13552,6 +14074,7 @@
         </w:rPr>
         <w:t>;</w:t>
       </w:r>
+      <w:proofErr w:type="gramEnd"/>
     </w:p>
     <w:p>
       <w:pPr>
@@ -13580,7 +14103,15 @@
           <w:rStyle w:val="HTMLCode"/>
           <w:rFonts w:eastAsiaTheme="majorEastAsia"/>
         </w:rPr>
-        <w:t xml:space="preserve"> none</w:t>
+        <w:t xml:space="preserve"> </w:t>
+      </w:r>
+      <w:proofErr w:type="gramStart"/>
+      <w:r>
+        <w:rPr>
+          <w:rStyle w:val="HTMLCode"/>
+          <w:rFonts w:eastAsiaTheme="majorEastAsia"/>
+        </w:rPr>
+        <w:t>none</w:t>
       </w:r>
       <w:r>
         <w:rPr>
@@ -13589,6 +14120,7 @@
         </w:rPr>
         <w:t>;</w:t>
       </w:r>
+      <w:proofErr w:type="gramEnd"/>
     </w:p>
     <w:p>
       <w:pPr>
@@ -13663,8 +14195,17 @@
           <w:rStyle w:val="HTMLCode"/>
           <w:rFonts w:eastAsiaTheme="majorEastAsia"/>
         </w:rPr>
-        <w:t xml:space="preserve"> inline-block</w:t>
-      </w:r>
+        <w:t xml:space="preserve"> </w:t>
+      </w:r>
+      <w:proofErr w:type="gramStart"/>
+      <w:r>
+        <w:rPr>
+          <w:rStyle w:val="HTMLCode"/>
+          <w:rFonts w:eastAsiaTheme="majorEastAsia"/>
+        </w:rPr>
+        <w:t>inline-block</w:t>
+      </w:r>
+      <w:proofErr w:type="gramEnd"/>
       <w:r>
         <w:rPr>
           <w:rStyle w:val="token"/>
@@ -13746,7 +14287,15 @@
           <w:rStyle w:val="HTMLCode"/>
           <w:rFonts w:eastAsiaTheme="majorEastAsia"/>
         </w:rPr>
-        <w:t xml:space="preserve"> block</w:t>
+        <w:t xml:space="preserve"> </w:t>
+      </w:r>
+      <w:proofErr w:type="gramStart"/>
+      <w:r>
+        <w:rPr>
+          <w:rStyle w:val="HTMLCode"/>
+          <w:rFonts w:eastAsiaTheme="majorEastAsia"/>
+        </w:rPr>
+        <w:t>block</w:t>
       </w:r>
       <w:r>
         <w:rPr>
@@ -13755,6 +14304,7 @@
         </w:rPr>
         <w:t>;</w:t>
       </w:r>
+      <w:proofErr w:type="gramEnd"/>
     </w:p>
     <w:p>
       <w:pPr>
@@ -13783,7 +14333,15 @@
           <w:rStyle w:val="HTMLCode"/>
           <w:rFonts w:eastAsiaTheme="majorEastAsia"/>
         </w:rPr>
-        <w:t xml:space="preserve"> 6px 12px</w:t>
+        <w:t xml:space="preserve"> 6px </w:t>
+      </w:r>
+      <w:proofErr w:type="gramStart"/>
+      <w:r>
+        <w:rPr>
+          <w:rStyle w:val="HTMLCode"/>
+          <w:rFonts w:eastAsiaTheme="majorEastAsia"/>
+        </w:rPr>
+        <w:t>12px</w:t>
       </w:r>
       <w:r>
         <w:rPr>
@@ -13792,6 +14350,7 @@
         </w:rPr>
         <w:t>;</w:t>
       </w:r>
+      <w:proofErr w:type="gramEnd"/>
     </w:p>
     <w:p>
       <w:pPr>
@@ -13820,7 +14379,15 @@
           <w:rStyle w:val="HTMLCode"/>
           <w:rFonts w:eastAsiaTheme="majorEastAsia"/>
         </w:rPr>
-        <w:t xml:space="preserve"> none</w:t>
+        <w:t xml:space="preserve"> </w:t>
+      </w:r>
+      <w:proofErr w:type="gramStart"/>
+      <w:r>
+        <w:rPr>
+          <w:rStyle w:val="HTMLCode"/>
+          <w:rFonts w:eastAsiaTheme="majorEastAsia"/>
+        </w:rPr>
+        <w:t>none</w:t>
       </w:r>
       <w:r>
         <w:rPr>
@@ -13829,6 +14396,7 @@
         </w:rPr>
         <w:t>;</w:t>
       </w:r>
+      <w:proofErr w:type="gramEnd"/>
     </w:p>
     <w:p>
       <w:pPr>
@@ -13883,8 +14451,13 @@
         <w:jc w:val="both"/>
       </w:pPr>
       <w:r>
-        <w:t xml:space="preserve"> Mixins</w:t>
-      </w:r>
+        <w:t xml:space="preserve"> </w:t>
+      </w:r>
+      <w:proofErr w:type="spellStart"/>
+      <w:r>
+        <w:t>Mixins</w:t>
+      </w:r>
+      <w:proofErr w:type="spellEnd"/>
       <w:r>
         <w:t xml:space="preserve"> are </w:t>
       </w:r>
@@ -13895,7 +14468,15 @@
         <w:t xml:space="preserve"> The following example shows </w:t>
       </w:r>
       <w:r>
-        <w:t xml:space="preserve">how mixins are defined using the </w:t>
+        <w:t xml:space="preserve">how </w:t>
+      </w:r>
+      <w:proofErr w:type="spellStart"/>
+      <w:r>
+        <w:t>mixins</w:t>
+      </w:r>
+      <w:proofErr w:type="spellEnd"/>
+      <w:r>
+        <w:t xml:space="preserve"> are defined using the </w:t>
       </w:r>
       <w:r>
         <w:rPr>
@@ -13938,12 +14519,21 @@
         </w:rPr>
         <w:t xml:space="preserve"> </w:t>
       </w:r>
+      <w:proofErr w:type="gramStart"/>
       <w:r>
         <w:rPr>
           <w:rStyle w:val="token"/>
           <w:rFonts w:eastAsiaTheme="majorEastAsia"/>
         </w:rPr>
-        <w:t>reset-list {</w:t>
+        <w:t>reset-list</w:t>
+      </w:r>
+      <w:proofErr w:type="gramEnd"/>
+      <w:r>
+        <w:rPr>
+          <w:rStyle w:val="token"/>
+          <w:rFonts w:eastAsiaTheme="majorEastAsia"/>
+        </w:rPr>
+        <w:t xml:space="preserve"> {</w:t>
       </w:r>
     </w:p>
     <w:p>
@@ -13973,7 +14563,15 @@
           <w:rStyle w:val="HTMLCode"/>
           <w:rFonts w:eastAsiaTheme="majorEastAsia"/>
         </w:rPr>
-        <w:t xml:space="preserve"> 0</w:t>
+        <w:t xml:space="preserve"> </w:t>
+      </w:r>
+      <w:proofErr w:type="gramStart"/>
+      <w:r>
+        <w:rPr>
+          <w:rStyle w:val="HTMLCode"/>
+          <w:rFonts w:eastAsiaTheme="majorEastAsia"/>
+        </w:rPr>
+        <w:t>0</w:t>
       </w:r>
       <w:r>
         <w:rPr>
@@ -13982,6 +14580,7 @@
         </w:rPr>
         <w:t>;</w:t>
       </w:r>
+      <w:proofErr w:type="gramEnd"/>
     </w:p>
     <w:p>
       <w:pPr>
@@ -14010,7 +14609,15 @@
           <w:rStyle w:val="HTMLCode"/>
           <w:rFonts w:eastAsiaTheme="majorEastAsia"/>
         </w:rPr>
-        <w:t xml:space="preserve"> 0</w:t>
+        <w:t xml:space="preserve"> </w:t>
+      </w:r>
+      <w:proofErr w:type="gramStart"/>
+      <w:r>
+        <w:rPr>
+          <w:rStyle w:val="HTMLCode"/>
+          <w:rFonts w:eastAsiaTheme="majorEastAsia"/>
+        </w:rPr>
+        <w:t>0</w:t>
       </w:r>
       <w:r>
         <w:rPr>
@@ -14019,6 +14626,7 @@
         </w:rPr>
         <w:t>;</w:t>
       </w:r>
+      <w:proofErr w:type="gramEnd"/>
     </w:p>
     <w:p>
       <w:pPr>
@@ -14047,7 +14655,15 @@
           <w:rStyle w:val="HTMLCode"/>
           <w:rFonts w:eastAsiaTheme="majorEastAsia"/>
         </w:rPr>
-        <w:t xml:space="preserve"> none</w:t>
+        <w:t xml:space="preserve"> </w:t>
+      </w:r>
+      <w:proofErr w:type="gramStart"/>
+      <w:r>
+        <w:rPr>
+          <w:rStyle w:val="HTMLCode"/>
+          <w:rFonts w:eastAsiaTheme="majorEastAsia"/>
+        </w:rPr>
+        <w:t>none</w:t>
       </w:r>
       <w:r>
         <w:rPr>
@@ -14056,6 +14672,7 @@
         </w:rPr>
         <w:t>;</w:t>
       </w:r>
+      <w:proofErr w:type="gramEnd"/>
     </w:p>
     <w:p>
       <w:pPr>
@@ -14104,12 +14721,21 @@
         </w:rPr>
         <w:t xml:space="preserve"> </w:t>
       </w:r>
+      <w:proofErr w:type="gramStart"/>
       <w:r>
         <w:rPr>
           <w:rStyle w:val="token"/>
           <w:rFonts w:eastAsiaTheme="majorEastAsia"/>
         </w:rPr>
-        <w:t>horizontal-list {</w:t>
+        <w:t>horizontal-list</w:t>
+      </w:r>
+      <w:proofErr w:type="gramEnd"/>
+      <w:r>
+        <w:rPr>
+          <w:rStyle w:val="token"/>
+          <w:rFonts w:eastAsiaTheme="majorEastAsia"/>
+        </w:rPr>
+        <w:t xml:space="preserve"> {</w:t>
       </w:r>
     </w:p>
     <w:p>
@@ -14139,7 +14765,15 @@
           <w:rStyle w:val="HTMLCode"/>
           <w:rFonts w:eastAsiaTheme="majorEastAsia"/>
         </w:rPr>
-        <w:t xml:space="preserve"> reset-list</w:t>
+        <w:t xml:space="preserve"> reset-</w:t>
+      </w:r>
+      <w:proofErr w:type="gramStart"/>
+      <w:r>
+        <w:rPr>
+          <w:rStyle w:val="HTMLCode"/>
+          <w:rFonts w:eastAsiaTheme="majorEastAsia"/>
+        </w:rPr>
+        <w:t>list</w:t>
       </w:r>
       <w:r>
         <w:rPr>
@@ -14148,6 +14782,7 @@
         </w:rPr>
         <w:t>;</w:t>
       </w:r>
+      <w:proofErr w:type="gramEnd"/>
     </w:p>
     <w:p>
       <w:pPr>
@@ -14208,7 +14843,15 @@
           <w:rStyle w:val="HTMLCode"/>
           <w:rFonts w:eastAsiaTheme="majorEastAsia"/>
         </w:rPr>
-        <w:t xml:space="preserve"> inline-block</w:t>
+        <w:t xml:space="preserve"> inline-</w:t>
+      </w:r>
+      <w:proofErr w:type="gramStart"/>
+      <w:r>
+        <w:rPr>
+          <w:rStyle w:val="HTMLCode"/>
+          <w:rFonts w:eastAsiaTheme="majorEastAsia"/>
+        </w:rPr>
+        <w:t>block</w:t>
       </w:r>
       <w:r>
         <w:rPr>
@@ -14217,6 +14860,7 @@
         </w:rPr>
         <w:t>;</w:t>
       </w:r>
+      <w:proofErr w:type="gramEnd"/>
     </w:p>
     <w:p>
       <w:pPr>
@@ -14268,7 +14912,15 @@
           <w:rStyle w:val="HTMLCode"/>
           <w:rFonts w:eastAsiaTheme="majorEastAsia"/>
         </w:rPr>
-        <w:t xml:space="preserve"> -2px</w:t>
+        <w:t xml:space="preserve"> -</w:t>
+      </w:r>
+      <w:proofErr w:type="gramStart"/>
+      <w:r>
+        <w:rPr>
+          <w:rStyle w:val="HTMLCode"/>
+          <w:rFonts w:eastAsiaTheme="majorEastAsia"/>
+        </w:rPr>
+        <w:t>2px</w:t>
       </w:r>
       <w:r>
         <w:rPr>
@@ -14277,6 +14929,7 @@
         </w:rPr>
         <w:t>;</w:t>
       </w:r>
+      <w:proofErr w:type="gramEnd"/>
     </w:p>
     <w:p>
       <w:pPr>
@@ -14305,7 +14958,15 @@
           <w:rStyle w:val="HTMLCode"/>
           <w:rFonts w:eastAsiaTheme="majorEastAsia"/>
         </w:rPr>
-        <w:t xml:space="preserve"> 2em</w:t>
+        <w:t xml:space="preserve"> </w:t>
+      </w:r>
+      <w:proofErr w:type="gramStart"/>
+      <w:r>
+        <w:rPr>
+          <w:rStyle w:val="HTMLCode"/>
+          <w:rFonts w:eastAsiaTheme="majorEastAsia"/>
+        </w:rPr>
+        <w:t>2em</w:t>
       </w:r>
       <w:r>
         <w:rPr>
@@ -14314,6 +14975,7 @@
         </w:rPr>
         <w:t>;</w:t>
       </w:r>
+      <w:proofErr w:type="gramEnd"/>
     </w:p>
     <w:p>
       <w:pPr>
@@ -14429,7 +15091,15 @@
           <w:rStyle w:val="HTMLCode"/>
           <w:rFonts w:eastAsiaTheme="majorEastAsia"/>
         </w:rPr>
-        <w:t xml:space="preserve"> horizontal-list</w:t>
+        <w:t xml:space="preserve"> horizontal-</w:t>
+      </w:r>
+      <w:proofErr w:type="gramStart"/>
+      <w:r>
+        <w:rPr>
+          <w:rStyle w:val="HTMLCode"/>
+          <w:rFonts w:eastAsiaTheme="majorEastAsia"/>
+        </w:rPr>
+        <w:t>list</w:t>
       </w:r>
       <w:r>
         <w:rPr>
@@ -14438,6 +15108,7 @@
         </w:rPr>
         <w:t>;</w:t>
       </w:r>
+      <w:proofErr w:type="gramEnd"/>
     </w:p>
     <w:p>
       <w:pPr>
@@ -14796,7 +15467,119 @@
           <w:rStyle w:val="line"/>
           <w:rFonts w:eastAsiaTheme="majorEastAsia"/>
         </w:rPr>
-        <w:t>&lt;div class="mx-auto flex max-w-sm items-center gap-x-4 rounded-xl bg-white p-6 shadow-lg outline outline-black/5 dark:bg-slate-800 dark:shadow-none dark:-outline-offset-1 dark:outline-white/10"&gt;</w:t>
+        <w:t>&lt;div class="mx-auto flex max-w-</w:t>
+      </w:r>
+      <w:proofErr w:type="spellStart"/>
+      <w:r>
+        <w:rPr>
+          <w:rStyle w:val="line"/>
+          <w:rFonts w:eastAsiaTheme="majorEastAsia"/>
+        </w:rPr>
+        <w:t>sm</w:t>
+      </w:r>
+      <w:proofErr w:type="spellEnd"/>
+      <w:r>
+        <w:rPr>
+          <w:rStyle w:val="line"/>
+          <w:rFonts w:eastAsiaTheme="majorEastAsia"/>
+        </w:rPr>
+        <w:t xml:space="preserve"> items-</w:t>
+      </w:r>
+      <w:proofErr w:type="spellStart"/>
+      <w:r>
+        <w:rPr>
+          <w:rStyle w:val="line"/>
+          <w:rFonts w:eastAsiaTheme="majorEastAsia"/>
+        </w:rPr>
+        <w:t>center</w:t>
+      </w:r>
+      <w:proofErr w:type="spellEnd"/>
+      <w:r>
+        <w:rPr>
+          <w:rStyle w:val="line"/>
+          <w:rFonts w:eastAsiaTheme="majorEastAsia"/>
+        </w:rPr>
+        <w:t xml:space="preserve"> gap-x-4 rounded-xl </w:t>
+      </w:r>
+      <w:proofErr w:type="spellStart"/>
+      <w:r>
+        <w:rPr>
+          <w:rStyle w:val="line"/>
+          <w:rFonts w:eastAsiaTheme="majorEastAsia"/>
+        </w:rPr>
+        <w:t>bg</w:t>
+      </w:r>
+      <w:proofErr w:type="spellEnd"/>
+      <w:r>
+        <w:rPr>
+          <w:rStyle w:val="line"/>
+          <w:rFonts w:eastAsiaTheme="majorEastAsia"/>
+        </w:rPr>
+        <w:t>-white p-6 shadow-</w:t>
+      </w:r>
+      <w:proofErr w:type="spellStart"/>
+      <w:r>
+        <w:rPr>
+          <w:rStyle w:val="line"/>
+          <w:rFonts w:eastAsiaTheme="majorEastAsia"/>
+        </w:rPr>
+        <w:t>lg</w:t>
+      </w:r>
+      <w:proofErr w:type="spellEnd"/>
+      <w:r>
+        <w:rPr>
+          <w:rStyle w:val="line"/>
+          <w:rFonts w:eastAsiaTheme="majorEastAsia"/>
+        </w:rPr>
+        <w:t xml:space="preserve"> outline outline-black/5 dark:bg-slate-800 </w:t>
+      </w:r>
+      <w:proofErr w:type="spellStart"/>
+      <w:r>
+        <w:rPr>
+          <w:rStyle w:val="line"/>
+          <w:rFonts w:eastAsiaTheme="majorEastAsia"/>
+        </w:rPr>
+        <w:t>dark:shadow-</w:t>
+      </w:r>
+      <w:proofErr w:type="gramStart"/>
+      <w:r>
+        <w:rPr>
+          <w:rStyle w:val="line"/>
+          <w:rFonts w:eastAsiaTheme="majorEastAsia"/>
+        </w:rPr>
+        <w:t>none</w:t>
+      </w:r>
+      <w:proofErr w:type="spellEnd"/>
+      <w:r>
+        <w:rPr>
+          <w:rStyle w:val="line"/>
+          <w:rFonts w:eastAsiaTheme="majorEastAsia"/>
+        </w:rPr>
+        <w:t xml:space="preserve"> dark</w:t>
+      </w:r>
+      <w:proofErr w:type="gramEnd"/>
+      <w:r>
+        <w:rPr>
+          <w:rStyle w:val="line"/>
+          <w:rFonts w:eastAsiaTheme="majorEastAsia"/>
+        </w:rPr>
+        <w:t xml:space="preserve">:-outline-offset-1 </w:t>
+      </w:r>
+      <w:proofErr w:type="spellStart"/>
+      <w:r>
+        <w:rPr>
+          <w:rStyle w:val="line"/>
+          <w:rFonts w:eastAsiaTheme="majorEastAsia"/>
+        </w:rPr>
+        <w:t>dark:outline-white</w:t>
+      </w:r>
+      <w:proofErr w:type="spellEnd"/>
+      <w:r>
+        <w:rPr>
+          <w:rStyle w:val="line"/>
+          <w:rFonts w:eastAsiaTheme="majorEastAsia"/>
+        </w:rPr>
+        <w:t>/10"&gt;</w:t>
       </w:r>
     </w:p>
     <w:p>
@@ -14812,7 +15595,87 @@
           <w:rStyle w:val="line"/>
           <w:rFonts w:eastAsiaTheme="majorEastAsia"/>
         </w:rPr>
-        <w:t xml:space="preserve">  &lt;img class="size-12 shrink-0" src="/img/logo.svg" alt="ChitChat Logo" /&gt;  &lt;div&gt;</w:t>
+        <w:t xml:space="preserve">  &lt;</w:t>
+      </w:r>
+      <w:proofErr w:type="spellStart"/>
+      <w:r>
+        <w:rPr>
+          <w:rStyle w:val="line"/>
+          <w:rFonts w:eastAsiaTheme="majorEastAsia"/>
+        </w:rPr>
+        <w:t>img</w:t>
+      </w:r>
+      <w:proofErr w:type="spellEnd"/>
+      <w:r>
+        <w:rPr>
+          <w:rStyle w:val="line"/>
+          <w:rFonts w:eastAsiaTheme="majorEastAsia"/>
+        </w:rPr>
+        <w:t xml:space="preserve"> class="size-12 shrink-0" </w:t>
+      </w:r>
+      <w:proofErr w:type="spellStart"/>
+      <w:r>
+        <w:rPr>
+          <w:rStyle w:val="line"/>
+          <w:rFonts w:eastAsiaTheme="majorEastAsia"/>
+        </w:rPr>
+        <w:t>src</w:t>
+      </w:r>
+      <w:proofErr w:type="spellEnd"/>
+      <w:r>
+        <w:rPr>
+          <w:rStyle w:val="line"/>
+          <w:rFonts w:eastAsiaTheme="majorEastAsia"/>
+        </w:rPr>
+        <w:t>="/</w:t>
+      </w:r>
+      <w:proofErr w:type="spellStart"/>
+      <w:r>
+        <w:rPr>
+          <w:rStyle w:val="line"/>
+          <w:rFonts w:eastAsiaTheme="majorEastAsia"/>
+        </w:rPr>
+        <w:t>img</w:t>
+      </w:r>
+      <w:proofErr w:type="spellEnd"/>
+      <w:r>
+        <w:rPr>
+          <w:rStyle w:val="line"/>
+          <w:rFonts w:eastAsiaTheme="majorEastAsia"/>
+        </w:rPr>
+        <w:t>/</w:t>
+      </w:r>
+      <w:proofErr w:type="spellStart"/>
+      <w:r>
+        <w:rPr>
+          <w:rStyle w:val="line"/>
+          <w:rFonts w:eastAsiaTheme="majorEastAsia"/>
+        </w:rPr>
+        <w:t>logo.svg</w:t>
+      </w:r>
+      <w:proofErr w:type="spellEnd"/>
+      <w:r>
+        <w:rPr>
+          <w:rStyle w:val="line"/>
+          <w:rFonts w:eastAsiaTheme="majorEastAsia"/>
+        </w:rPr>
+        <w:t>" alt="</w:t>
+      </w:r>
+      <w:proofErr w:type="spellStart"/>
+      <w:r>
+        <w:rPr>
+          <w:rStyle w:val="line"/>
+          <w:rFonts w:eastAsiaTheme="majorEastAsia"/>
+        </w:rPr>
+        <w:t>ChitChat</w:t>
+      </w:r>
+      <w:proofErr w:type="spellEnd"/>
+      <w:r>
+        <w:rPr>
+          <w:rStyle w:val="line"/>
+          <w:rFonts w:eastAsiaTheme="majorEastAsia"/>
+        </w:rPr>
+        <w:t xml:space="preserve"> Logo" /&gt;  &lt;div&gt;</w:t>
       </w:r>
     </w:p>
     <w:p>
@@ -14828,8 +15691,33 @@
           <w:rStyle w:val="line"/>
           <w:rFonts w:eastAsiaTheme="majorEastAsia"/>
         </w:rPr>
-        <w:t xml:space="preserve">    &lt;div class="text-xl font-medium text-black dark:text white"&gt;ChitChat</w:t>
-      </w:r>
+        <w:t xml:space="preserve">    &lt;div class="text-xl font-medium text-black </w:t>
+      </w:r>
+      <w:proofErr w:type="spellStart"/>
+      <w:r>
+        <w:rPr>
+          <w:rStyle w:val="line"/>
+          <w:rFonts w:eastAsiaTheme="majorEastAsia"/>
+        </w:rPr>
+        <w:t>dark:text</w:t>
+      </w:r>
+      <w:proofErr w:type="spellEnd"/>
+      <w:r>
+        <w:rPr>
+          <w:rStyle w:val="line"/>
+          <w:rFonts w:eastAsiaTheme="majorEastAsia"/>
+        </w:rPr>
+        <w:t xml:space="preserve"> white"&gt;</w:t>
+      </w:r>
+      <w:proofErr w:type="spellStart"/>
+      <w:r>
+        <w:rPr>
+          <w:rStyle w:val="line"/>
+          <w:rFonts w:eastAsiaTheme="majorEastAsia"/>
+        </w:rPr>
+        <w:t>ChitChat</w:t>
+      </w:r>
+      <w:proofErr w:type="spellEnd"/>
     </w:p>
     <w:p>
       <w:pPr>
@@ -14972,7 +15860,15 @@
         <w:t xml:space="preserve"> </w:t>
       </w:r>
       <w:r>
-        <w:t>The MobX state management library</w:t>
+        <w:t xml:space="preserve">The </w:t>
+      </w:r>
+      <w:proofErr w:type="spellStart"/>
+      <w:r>
+        <w:t>MobX</w:t>
+      </w:r>
+      <w:proofErr w:type="spellEnd"/>
+      <w:r>
+        <w:t xml:space="preserve"> state management library</w:t>
       </w:r>
       <w:r>
         <w:t xml:space="preserve"> </w:t>
@@ -15229,50 +16125,52 @@
           <w:szCs w:val="20"/>
         </w:rPr>
       </w:pPr>
+      <w:proofErr w:type="spellStart"/>
       <w:r>
         <w:rPr>
           <w:rFonts w:ascii="Courier New" w:hAnsi="Courier New" w:cs="Courier New"/>
           <w:sz w:val="20"/>
           <w:szCs w:val="20"/>
         </w:rPr>
-        <w:t>const http = require('node:http');</w:t>
-      </w:r>
-    </w:p>
-    <w:p>
-      <w:pPr>
-        <w:spacing w:line="240" w:lineRule="auto"/>
+        <w:t>const</w:t>
+      </w:r>
+      <w:proofErr w:type="spellEnd"/>
+      <w:r>
         <w:rPr>
           <w:rFonts w:ascii="Courier New" w:hAnsi="Courier New" w:cs="Courier New"/>
           <w:sz w:val="20"/>
           <w:szCs w:val="20"/>
         </w:rPr>
-      </w:pPr>
+        <w:t xml:space="preserve"> http = require('</w:t>
+      </w:r>
+      <w:proofErr w:type="spellStart"/>
       <w:r>
         <w:rPr>
           <w:rFonts w:ascii="Courier New" w:hAnsi="Courier New" w:cs="Courier New"/>
           <w:sz w:val="20"/>
           <w:szCs w:val="20"/>
         </w:rPr>
-        <w:t>const hostname = '127.0.0.1';</w:t>
-      </w:r>
-    </w:p>
-    <w:p>
-      <w:pPr>
-        <w:spacing w:line="240" w:lineRule="auto"/>
+        <w:t>node:http</w:t>
+      </w:r>
+      <w:proofErr w:type="spellEnd"/>
+      <w:r>
         <w:rPr>
           <w:rFonts w:ascii="Courier New" w:hAnsi="Courier New" w:cs="Courier New"/>
           <w:sz w:val="20"/>
           <w:szCs w:val="20"/>
         </w:rPr>
-      </w:pPr>
+        <w:t>'</w:t>
+      </w:r>
+      <w:proofErr w:type="gramStart"/>
       <w:r>
         <w:rPr>
           <w:rFonts w:ascii="Courier New" w:hAnsi="Courier New" w:cs="Courier New"/>
           <w:sz w:val="20"/>
           <w:szCs w:val="20"/>
         </w:rPr>
-        <w:t>const port = 3000;</w:t>
-      </w:r>
+        <w:t>);</w:t>
+      </w:r>
+      <w:proofErr w:type="gramEnd"/>
     </w:p>
     <w:p>
       <w:pPr>
@@ -15283,32 +16181,34 @@
           <w:szCs w:val="20"/>
         </w:rPr>
       </w:pPr>
+      <w:proofErr w:type="spellStart"/>
       <w:r>
         <w:rPr>
           <w:rFonts w:ascii="Courier New" w:hAnsi="Courier New" w:cs="Courier New"/>
           <w:sz w:val="20"/>
           <w:szCs w:val="20"/>
         </w:rPr>
-        <w:t>const server = http.createServer((req, res) =&gt; {</w:t>
-      </w:r>
-    </w:p>
-    <w:p>
-      <w:pPr>
-        <w:spacing w:line="240" w:lineRule="auto"/>
+        <w:t>const</w:t>
+      </w:r>
+      <w:proofErr w:type="spellEnd"/>
+      <w:r>
         <w:rPr>
           <w:rFonts w:ascii="Courier New" w:hAnsi="Courier New" w:cs="Courier New"/>
           <w:sz w:val="20"/>
           <w:szCs w:val="20"/>
         </w:rPr>
-      </w:pPr>
+        <w:t xml:space="preserve"> hostname = '127.0.0.1</w:t>
+      </w:r>
+      <w:proofErr w:type="gramStart"/>
       <w:r>
         <w:rPr>
           <w:rFonts w:ascii="Courier New" w:hAnsi="Courier New" w:cs="Courier New"/>
           <w:sz w:val="20"/>
           <w:szCs w:val="20"/>
         </w:rPr>
-        <w:t xml:space="preserve">  res.statusCode = 200;</w:t>
-      </w:r>
+        <w:t>';</w:t>
+      </w:r>
+      <w:proofErr w:type="gramEnd"/>
     </w:p>
     <w:p>
       <w:pPr>
@@ -15319,32 +16219,34 @@
           <w:szCs w:val="20"/>
         </w:rPr>
       </w:pPr>
+      <w:proofErr w:type="spellStart"/>
       <w:r>
         <w:rPr>
           <w:rFonts w:ascii="Courier New" w:hAnsi="Courier New" w:cs="Courier New"/>
           <w:sz w:val="20"/>
           <w:szCs w:val="20"/>
         </w:rPr>
-        <w:t xml:space="preserve">  res.setHeader('Content-Type', 'text/plain');</w:t>
-      </w:r>
-    </w:p>
-    <w:p>
-      <w:pPr>
-        <w:spacing w:line="240" w:lineRule="auto"/>
+        <w:t>const</w:t>
+      </w:r>
+      <w:proofErr w:type="spellEnd"/>
+      <w:r>
         <w:rPr>
           <w:rFonts w:ascii="Courier New" w:hAnsi="Courier New" w:cs="Courier New"/>
           <w:sz w:val="20"/>
           <w:szCs w:val="20"/>
         </w:rPr>
-      </w:pPr>
+        <w:t xml:space="preserve"> port = </w:t>
+      </w:r>
+      <w:proofErr w:type="gramStart"/>
       <w:r>
         <w:rPr>
           <w:rFonts w:ascii="Courier New" w:hAnsi="Courier New" w:cs="Courier New"/>
           <w:sz w:val="20"/>
           <w:szCs w:val="20"/>
         </w:rPr>
-        <w:t xml:space="preserve">  res.end('Hello, World!\n');</w:t>
-      </w:r>
+        <w:t>3000;</w:t>
+      </w:r>
+      <w:proofErr w:type="gramEnd"/>
     </w:p>
     <w:p>
       <w:pPr>
@@ -15355,67 +16257,317 @@
           <w:szCs w:val="20"/>
         </w:rPr>
       </w:pPr>
+      <w:proofErr w:type="spellStart"/>
       <w:r>
         <w:rPr>
           <w:rFonts w:ascii="Courier New" w:hAnsi="Courier New" w:cs="Courier New"/>
           <w:sz w:val="20"/>
           <w:szCs w:val="20"/>
         </w:rPr>
-        <w:t>});</w:t>
-      </w:r>
-    </w:p>
-    <w:p>
-      <w:pPr>
-        <w:spacing w:line="240" w:lineRule="auto"/>
+        <w:t>const</w:t>
+      </w:r>
+      <w:proofErr w:type="spellEnd"/>
+      <w:r>
         <w:rPr>
           <w:rFonts w:ascii="Courier New" w:hAnsi="Courier New" w:cs="Courier New"/>
           <w:sz w:val="20"/>
           <w:szCs w:val="20"/>
         </w:rPr>
-      </w:pPr>
+        <w:t xml:space="preserve"> server = </w:t>
+      </w:r>
+      <w:proofErr w:type="spellStart"/>
       <w:r>
         <w:rPr>
           <w:rFonts w:ascii="Courier New" w:hAnsi="Courier New" w:cs="Courier New"/>
           <w:sz w:val="20"/>
           <w:szCs w:val="20"/>
         </w:rPr>
-        <w:t>server.listen(port, hostname, () =&gt; {</w:t>
-      </w:r>
-    </w:p>
-    <w:p>
-      <w:pPr>
-        <w:spacing w:line="240" w:lineRule="auto"/>
+        <w:t>http.createServer</w:t>
+      </w:r>
+      <w:proofErr w:type="spellEnd"/>
+      <w:r>
         <w:rPr>
           <w:rFonts w:ascii="Courier New" w:hAnsi="Courier New" w:cs="Courier New"/>
           <w:sz w:val="20"/>
           <w:szCs w:val="20"/>
         </w:rPr>
-      </w:pPr>
+        <w:t>((</w:t>
+      </w:r>
+      <w:proofErr w:type="spellStart"/>
       <w:r>
         <w:rPr>
           <w:rFonts w:ascii="Courier New" w:hAnsi="Courier New" w:cs="Courier New"/>
           <w:sz w:val="20"/>
           <w:szCs w:val="20"/>
         </w:rPr>
-        <w:t xml:space="preserve">  console.log(`Server running at http://${hostname}:${port}/`);</w:t>
-      </w:r>
-    </w:p>
-    <w:p>
-      <w:pPr>
-        <w:spacing w:line="240" w:lineRule="auto"/>
+        <w:t>req</w:t>
+      </w:r>
+      <w:proofErr w:type="spellEnd"/>
+      <w:r>
         <w:rPr>
           <w:rFonts w:ascii="Courier New" w:hAnsi="Courier New" w:cs="Courier New"/>
           <w:sz w:val="20"/>
           <w:szCs w:val="20"/>
         </w:rPr>
-      </w:pPr>
-      <w:r>
+        <w:t>, res) =&gt; {</w:t>
+      </w:r>
+    </w:p>
+    <w:p>
+      <w:pPr>
+        <w:spacing w:line="240" w:lineRule="auto"/>
         <w:rPr>
           <w:rFonts w:ascii="Courier New" w:hAnsi="Courier New" w:cs="Courier New"/>
           <w:sz w:val="20"/>
           <w:szCs w:val="20"/>
         </w:rPr>
-        <w:t xml:space="preserve">}); </w:t>
+      </w:pPr>
+      <w:r>
+        <w:rPr>
+          <w:rFonts w:ascii="Courier New" w:hAnsi="Courier New" w:cs="Courier New"/>
+          <w:sz w:val="20"/>
+          <w:szCs w:val="20"/>
+        </w:rPr>
+        <w:t xml:space="preserve">  </w:t>
+      </w:r>
+      <w:proofErr w:type="spellStart"/>
+      <w:r>
+        <w:rPr>
+          <w:rFonts w:ascii="Courier New" w:hAnsi="Courier New" w:cs="Courier New"/>
+          <w:sz w:val="20"/>
+          <w:szCs w:val="20"/>
+        </w:rPr>
+        <w:t>res.statusCode</w:t>
+      </w:r>
+      <w:proofErr w:type="spellEnd"/>
+      <w:r>
+        <w:rPr>
+          <w:rFonts w:ascii="Courier New" w:hAnsi="Courier New" w:cs="Courier New"/>
+          <w:sz w:val="20"/>
+          <w:szCs w:val="20"/>
+        </w:rPr>
+        <w:t xml:space="preserve"> = </w:t>
+      </w:r>
+      <w:proofErr w:type="gramStart"/>
+      <w:r>
+        <w:rPr>
+          <w:rFonts w:ascii="Courier New" w:hAnsi="Courier New" w:cs="Courier New"/>
+          <w:sz w:val="20"/>
+          <w:szCs w:val="20"/>
+        </w:rPr>
+        <w:t>200;</w:t>
+      </w:r>
+      <w:proofErr w:type="gramEnd"/>
+    </w:p>
+    <w:p>
+      <w:pPr>
+        <w:spacing w:line="240" w:lineRule="auto"/>
+        <w:rPr>
+          <w:rFonts w:ascii="Courier New" w:hAnsi="Courier New" w:cs="Courier New"/>
+          <w:sz w:val="20"/>
+          <w:szCs w:val="20"/>
+        </w:rPr>
+      </w:pPr>
+      <w:r>
+        <w:rPr>
+          <w:rFonts w:ascii="Courier New" w:hAnsi="Courier New" w:cs="Courier New"/>
+          <w:sz w:val="20"/>
+          <w:szCs w:val="20"/>
+        </w:rPr>
+        <w:t xml:space="preserve">  </w:t>
+      </w:r>
+      <w:proofErr w:type="spellStart"/>
+      <w:r>
+        <w:rPr>
+          <w:rFonts w:ascii="Courier New" w:hAnsi="Courier New" w:cs="Courier New"/>
+          <w:sz w:val="20"/>
+          <w:szCs w:val="20"/>
+        </w:rPr>
+        <w:t>res.setHeader</w:t>
+      </w:r>
+      <w:proofErr w:type="spellEnd"/>
+      <w:r>
+        <w:rPr>
+          <w:rFonts w:ascii="Courier New" w:hAnsi="Courier New" w:cs="Courier New"/>
+          <w:sz w:val="20"/>
+          <w:szCs w:val="20"/>
+        </w:rPr>
+        <w:t>('Content-Type', 'text/plain'</w:t>
+      </w:r>
+      <w:proofErr w:type="gramStart"/>
+      <w:r>
+        <w:rPr>
+          <w:rFonts w:ascii="Courier New" w:hAnsi="Courier New" w:cs="Courier New"/>
+          <w:sz w:val="20"/>
+          <w:szCs w:val="20"/>
+        </w:rPr>
+        <w:t>);</w:t>
+      </w:r>
+      <w:proofErr w:type="gramEnd"/>
+    </w:p>
+    <w:p>
+      <w:pPr>
+        <w:spacing w:line="240" w:lineRule="auto"/>
+        <w:rPr>
+          <w:rFonts w:ascii="Courier New" w:hAnsi="Courier New" w:cs="Courier New"/>
+          <w:sz w:val="20"/>
+          <w:szCs w:val="20"/>
+        </w:rPr>
+      </w:pPr>
+      <w:r>
+        <w:rPr>
+          <w:rFonts w:ascii="Courier New" w:hAnsi="Courier New" w:cs="Courier New"/>
+          <w:sz w:val="20"/>
+          <w:szCs w:val="20"/>
+        </w:rPr>
+        <w:t xml:space="preserve">  </w:t>
+      </w:r>
+      <w:proofErr w:type="spellStart"/>
+      <w:r>
+        <w:rPr>
+          <w:rFonts w:ascii="Courier New" w:hAnsi="Courier New" w:cs="Courier New"/>
+          <w:sz w:val="20"/>
+          <w:szCs w:val="20"/>
+        </w:rPr>
+        <w:t>res.end</w:t>
+      </w:r>
+      <w:proofErr w:type="spellEnd"/>
+      <w:r>
+        <w:rPr>
+          <w:rFonts w:ascii="Courier New" w:hAnsi="Courier New" w:cs="Courier New"/>
+          <w:sz w:val="20"/>
+          <w:szCs w:val="20"/>
+        </w:rPr>
+        <w:t>('Hello, World!\n'</w:t>
+      </w:r>
+      <w:proofErr w:type="gramStart"/>
+      <w:r>
+        <w:rPr>
+          <w:rFonts w:ascii="Courier New" w:hAnsi="Courier New" w:cs="Courier New"/>
+          <w:sz w:val="20"/>
+          <w:szCs w:val="20"/>
+        </w:rPr>
+        <w:t>);</w:t>
+      </w:r>
+      <w:proofErr w:type="gramEnd"/>
+    </w:p>
+    <w:p>
+      <w:pPr>
+        <w:spacing w:line="240" w:lineRule="auto"/>
+        <w:rPr>
+          <w:rFonts w:ascii="Courier New" w:hAnsi="Courier New" w:cs="Courier New"/>
+          <w:sz w:val="20"/>
+          <w:szCs w:val="20"/>
+        </w:rPr>
+      </w:pPr>
+      <w:r>
+        <w:rPr>
+          <w:rFonts w:ascii="Courier New" w:hAnsi="Courier New" w:cs="Courier New"/>
+          <w:sz w:val="20"/>
+          <w:szCs w:val="20"/>
+        </w:rPr>
+        <w:t>}</w:t>
+      </w:r>
+      <w:proofErr w:type="gramStart"/>
+      <w:r>
+        <w:rPr>
+          <w:rFonts w:ascii="Courier New" w:hAnsi="Courier New" w:cs="Courier New"/>
+          <w:sz w:val="20"/>
+          <w:szCs w:val="20"/>
+        </w:rPr>
+        <w:t>);</w:t>
+      </w:r>
+      <w:proofErr w:type="gramEnd"/>
+    </w:p>
+    <w:p>
+      <w:pPr>
+        <w:spacing w:line="240" w:lineRule="auto"/>
+        <w:rPr>
+          <w:rFonts w:ascii="Courier New" w:hAnsi="Courier New" w:cs="Courier New"/>
+          <w:sz w:val="20"/>
+          <w:szCs w:val="20"/>
+        </w:rPr>
+      </w:pPr>
+      <w:proofErr w:type="spellStart"/>
+      <w:r>
+        <w:rPr>
+          <w:rFonts w:ascii="Courier New" w:hAnsi="Courier New" w:cs="Courier New"/>
+          <w:sz w:val="20"/>
+          <w:szCs w:val="20"/>
+        </w:rPr>
+        <w:t>server.listen</w:t>
+      </w:r>
+      <w:proofErr w:type="spellEnd"/>
+      <w:r>
+        <w:rPr>
+          <w:rFonts w:ascii="Courier New" w:hAnsi="Courier New" w:cs="Courier New"/>
+          <w:sz w:val="20"/>
+          <w:szCs w:val="20"/>
+        </w:rPr>
+        <w:t>(port, hostname, () =&gt; {</w:t>
+      </w:r>
+    </w:p>
+    <w:p>
+      <w:pPr>
+        <w:spacing w:line="240" w:lineRule="auto"/>
+        <w:rPr>
+          <w:rFonts w:ascii="Courier New" w:hAnsi="Courier New" w:cs="Courier New"/>
+          <w:sz w:val="20"/>
+          <w:szCs w:val="20"/>
+        </w:rPr>
+      </w:pPr>
+      <w:r>
+        <w:rPr>
+          <w:rFonts w:ascii="Courier New" w:hAnsi="Courier New" w:cs="Courier New"/>
+          <w:sz w:val="20"/>
+          <w:szCs w:val="20"/>
+        </w:rPr>
+        <w:t xml:space="preserve">  console.log(`Server running at http://${hostname}:${port}/`</w:t>
+      </w:r>
+      <w:proofErr w:type="gramStart"/>
+      <w:r>
+        <w:rPr>
+          <w:rFonts w:ascii="Courier New" w:hAnsi="Courier New" w:cs="Courier New"/>
+          <w:sz w:val="20"/>
+          <w:szCs w:val="20"/>
+        </w:rPr>
+        <w:t>);</w:t>
+      </w:r>
+      <w:proofErr w:type="gramEnd"/>
+    </w:p>
+    <w:p>
+      <w:pPr>
+        <w:spacing w:line="240" w:lineRule="auto"/>
+        <w:rPr>
+          <w:rFonts w:ascii="Courier New" w:hAnsi="Courier New" w:cs="Courier New"/>
+          <w:sz w:val="20"/>
+          <w:szCs w:val="20"/>
+        </w:rPr>
+      </w:pPr>
+      <w:r>
+        <w:rPr>
+          <w:rFonts w:ascii="Courier New" w:hAnsi="Courier New" w:cs="Courier New"/>
+          <w:sz w:val="20"/>
+          <w:szCs w:val="20"/>
+        </w:rPr>
+        <w:t>}</w:t>
+      </w:r>
+      <w:proofErr w:type="gramStart"/>
+      <w:r>
+        <w:rPr>
+          <w:rFonts w:ascii="Courier New" w:hAnsi="Courier New" w:cs="Courier New"/>
+          <w:sz w:val="20"/>
+          <w:szCs w:val="20"/>
+        </w:rPr>
+        <w:t>);</w:t>
+      </w:r>
+      <w:proofErr w:type="gramEnd"/>
+      <w:r>
+        <w:rPr>
+          <w:rFonts w:ascii="Courier New" w:hAnsi="Courier New" w:cs="Courier New"/>
+          <w:sz w:val="20"/>
+          <w:szCs w:val="20"/>
+        </w:rPr>
+        <w:t xml:space="preserve"> </w:t>
       </w:r>
     </w:p>
     <w:p>
@@ -15570,7 +16722,23 @@
           <w:sz w:val="16"/>
           <w:szCs w:val="16"/>
         </w:rPr>
-        <w:t>(OpenJS Foundation, 2025)</w:t>
+        <w:t>(</w:t>
+      </w:r>
+      <w:proofErr w:type="spellStart"/>
+      <w:r>
+        <w:rPr>
+          <w:sz w:val="16"/>
+          <w:szCs w:val="16"/>
+        </w:rPr>
+        <w:t>OpenJS</w:t>
+      </w:r>
+      <w:proofErr w:type="spellEnd"/>
+      <w:r>
+        <w:rPr>
+          <w:sz w:val="16"/>
+          <w:szCs w:val="16"/>
+        </w:rPr>
+        <w:t xml:space="preserve"> Foundation, 2025)</w:t>
       </w:r>
       <w:bookmarkEnd w:id="29"/>
     </w:p>
@@ -15670,6 +16838,7 @@
           <w:szCs w:val="22"/>
         </w:rPr>
       </w:pPr>
+      <w:proofErr w:type="spellStart"/>
       <w:r>
         <w:rPr>
           <w:rStyle w:val="kd"/>
@@ -15679,6 +16848,7 @@
         </w:rPr>
         <w:t>const</w:t>
       </w:r>
+      <w:proofErr w:type="spellEnd"/>
       <w:r>
         <w:rPr>
           <w:rStyle w:val="HTMLCode"/>
@@ -15751,6 +16921,7 @@
         </w:rPr>
         <w:t>'</w:t>
       </w:r>
+      <w:proofErr w:type="spellStart"/>
       <w:r>
         <w:rPr>
           <w:rStyle w:val="s1"/>
@@ -15768,6 +16939,7 @@
         </w:rPr>
         <w:t>'</w:t>
       </w:r>
+      <w:proofErr w:type="spellEnd"/>
       <w:r>
         <w:rPr>
           <w:rStyle w:val="p"/>
@@ -15788,6 +16960,7 @@
           <w:szCs w:val="22"/>
         </w:rPr>
       </w:pPr>
+      <w:proofErr w:type="spellStart"/>
       <w:r>
         <w:rPr>
           <w:rStyle w:val="kd"/>
@@ -15797,6 +16970,7 @@
         </w:rPr>
         <w:t>const</w:t>
       </w:r>
+      <w:proofErr w:type="spellEnd"/>
       <w:r>
         <w:rPr>
           <w:rStyle w:val="HTMLCode"/>
@@ -15871,6 +17045,7 @@
           <w:szCs w:val="22"/>
         </w:rPr>
       </w:pPr>
+      <w:proofErr w:type="spellStart"/>
       <w:r>
         <w:rPr>
           <w:rStyle w:val="kd"/>
@@ -15880,6 +17055,7 @@
         </w:rPr>
         <w:t>const</w:t>
       </w:r>
+      <w:proofErr w:type="spellEnd"/>
       <w:r>
         <w:rPr>
           <w:rStyle w:val="HTMLCode"/>
@@ -15957,6 +17133,7 @@
         </w:rPr>
       </w:pPr>
       <w:bookmarkStart w:id="31" w:name="_Hlk213609364"/>
+      <w:proofErr w:type="spellStart"/>
       <w:r>
         <w:rPr>
           <w:rStyle w:val="nx"/>
@@ -15984,6 +17161,7 @@
         </w:rPr>
         <w:t>get</w:t>
       </w:r>
+      <w:proofErr w:type="spellEnd"/>
       <w:r>
         <w:rPr>
           <w:rStyle w:val="p"/>
@@ -16046,6 +17224,7 @@
         </w:rPr>
         <w:t>(</w:t>
       </w:r>
+      <w:proofErr w:type="spellStart"/>
       <w:r>
         <w:rPr>
           <w:rStyle w:val="nx"/>
@@ -16055,6 +17234,7 @@
         </w:rPr>
         <w:t>req</w:t>
       </w:r>
+      <w:proofErr w:type="spellEnd"/>
       <w:r>
         <w:rPr>
           <w:rStyle w:val="p"/>
@@ -16148,6 +17328,7 @@
         </w:rPr>
         <w:t xml:space="preserve">  </w:t>
       </w:r>
+      <w:proofErr w:type="spellStart"/>
       <w:r>
         <w:rPr>
           <w:rStyle w:val="nx"/>
@@ -16175,6 +17356,7 @@
         </w:rPr>
         <w:t>send</w:t>
       </w:r>
+      <w:proofErr w:type="spellEnd"/>
       <w:r>
         <w:rPr>
           <w:rStyle w:val="p"/>
@@ -16262,6 +17444,7 @@
         </w:rPr>
       </w:pPr>
       <w:bookmarkStart w:id="32" w:name="_Hlk213609404"/>
+      <w:proofErr w:type="spellStart"/>
       <w:r>
         <w:rPr>
           <w:rStyle w:val="nx"/>
@@ -16290,6 +17473,7 @@
         <w:t>listen</w:t>
       </w:r>
       <w:bookmarkEnd w:id="32"/>
+      <w:proofErr w:type="spellEnd"/>
       <w:r>
         <w:rPr>
           <w:rStyle w:val="p"/>
@@ -16974,7 +18158,15 @@
         <w:t xml:space="preserve"> </w:t>
       </w:r>
       <w:r>
-        <w:t>(GeeksforGeeks, 2025)</w:t>
+        <w:t>(</w:t>
+      </w:r>
+      <w:proofErr w:type="spellStart"/>
+      <w:r>
+        <w:t>GeeksforGeeks</w:t>
+      </w:r>
+      <w:proofErr w:type="spellEnd"/>
+      <w:r>
+        <w:t>, 2025)</w:t>
       </w:r>
       <w:r>
         <w:t>.</w:t>
@@ -17097,8 +18289,8 @@
           <w:szCs w:val="16"/>
         </w:rPr>
       </w:pPr>
-      <w:bookmarkStart w:id="35" w:name="_Hlk214109550"/>
-      <w:bookmarkStart w:id="36" w:name="_Toc222944880"/>
+      <w:bookmarkStart w:id="35" w:name="_Toc222944880"/>
+      <w:bookmarkStart w:id="36" w:name="_Hlk214109550"/>
       <w:r>
         <w:rPr>
           <w:b/>
@@ -17221,9 +18413,9 @@
           </w:r>
         </w:sdtContent>
       </w:sdt>
-      <w:bookmarkEnd w:id="36"/>
-    </w:p>
-    <w:bookmarkEnd w:id="35"/>
+      <w:bookmarkEnd w:id="35"/>
+    </w:p>
+    <w:bookmarkEnd w:id="36"/>
     <w:p/>
     <w:p>
       <w:pPr>
@@ -17234,7 +18426,7 @@
           <w:noProof/>
         </w:rPr>
         <w:drawing>
-          <wp:inline distT="0" distB="0" distL="0" distR="0" wp14:anchorId="0275F7C6" wp14:editId="1AEDD237">
+          <wp:inline distT="0" distB="0" distL="0" distR="0" wp14:anchorId="0275F7C6" wp14:editId="6288442E">
             <wp:extent cx="2777706" cy="1263856"/>
             <wp:effectExtent l="0" t="0" r="3810" b="0"/>
             <wp:docPr id="1504583591" name="Picture 9" descr="A green and white sign with white text&#10;&#10;AI-generated content may be incorrect."/>
@@ -17424,7 +18616,15 @@
         <w:t xml:space="preserve"> a front end easier</w:t>
       </w:r>
       <w:r>
-        <w:t>. Features such as authentication and authorization are not included by default and require extensions (Flask-Login and SQLAlchemy)</w:t>
+        <w:t xml:space="preserve">. Features such as authentication and authorization are not included by default and require extensions (Flask-Login and </w:t>
+      </w:r>
+      <w:proofErr w:type="spellStart"/>
+      <w:r>
+        <w:t>SQLAlchemy</w:t>
+      </w:r>
+      <w:proofErr w:type="spellEnd"/>
+      <w:r>
+        <w:t>)</w:t>
       </w:r>
       <w:r>
         <w:t xml:space="preserve"> </w:t>
@@ -17935,24 +19135,47 @@
         <w:pStyle w:val="Heading2"/>
       </w:pPr>
       <w:bookmarkStart w:id="40" w:name="_Toc215489229"/>
+      <w:proofErr w:type="spellStart"/>
       <w:r>
         <w:lastRenderedPageBreak/>
         <w:t>FastAPI</w:t>
       </w:r>
       <w:bookmarkEnd w:id="40"/>
+      <w:proofErr w:type="spellEnd"/>
     </w:p>
     <w:p>
       <w:pPr>
         <w:jc w:val="both"/>
       </w:pPr>
-      <w:r>
-        <w:t xml:space="preserve">FastAPI is a fast web framework, used for building APIs with Python. </w:t>
-      </w:r>
-      <w:r>
-        <w:t>As its name suggests, FastAPI has very high performance claiming to be on par with Node.js.</w:t>
-      </w:r>
-      <w:r>
-        <w:t xml:space="preserve"> It is fully compatible with the Pydantic library allowing custom data types and validation.</w:t>
+      <w:proofErr w:type="spellStart"/>
+      <w:r>
+        <w:t>FastAPI</w:t>
+      </w:r>
+      <w:proofErr w:type="spellEnd"/>
+      <w:r>
+        <w:t xml:space="preserve"> is a fast web framework, used for building APIs with Python. </w:t>
+      </w:r>
+      <w:r>
+        <w:t xml:space="preserve">As its name suggests, </w:t>
+      </w:r>
+      <w:proofErr w:type="spellStart"/>
+      <w:r>
+        <w:t>FastAPI</w:t>
+      </w:r>
+      <w:proofErr w:type="spellEnd"/>
+      <w:r>
+        <w:t xml:space="preserve"> has very high performance claiming to be on par with Node.js.</w:t>
+      </w:r>
+      <w:r>
+        <w:t xml:space="preserve"> It is fully compatible with the </w:t>
+      </w:r>
+      <w:proofErr w:type="spellStart"/>
+      <w:r>
+        <w:t>Pydantic</w:t>
+      </w:r>
+      <w:proofErr w:type="spellEnd"/>
+      <w:r>
+        <w:t xml:space="preserve"> library allowing custom data types and validation.</w:t>
       </w:r>
       <w:r>
         <w:t xml:space="preserve"> It </w:t>
@@ -17961,8 +19184,13 @@
         <w:t xml:space="preserve">also </w:t>
       </w:r>
       <w:r>
-        <w:t>supports automatic API documentation generation using either Swagger UI or ReDoc</w:t>
-      </w:r>
+        <w:t xml:space="preserve">supports automatic API documentation generation using either Swagger UI or </w:t>
+      </w:r>
+      <w:proofErr w:type="spellStart"/>
+      <w:r>
+        <w:t>ReDoc</w:t>
+      </w:r>
+      <w:proofErr w:type="spellEnd"/>
       <w:r>
         <w:t xml:space="preserve"> </w:t>
       </w:r>
@@ -18005,7 +19233,15 @@
         <w:jc w:val="both"/>
       </w:pPr>
       <w:r>
-        <w:t>The following code example shows how to set up a web server using Python and FastAPI.</w:t>
+        <w:t xml:space="preserve">The following code example shows how to set up a web server using Python and </w:t>
+      </w:r>
+      <w:proofErr w:type="spellStart"/>
+      <w:r>
+        <w:t>FastAPI</w:t>
+      </w:r>
+      <w:proofErr w:type="spellEnd"/>
+      <w:r>
+        <w:t>.</w:t>
       </w:r>
     </w:p>
     <w:p>
@@ -18032,6 +19268,7 @@
         </w:rPr>
         <w:t xml:space="preserve"> </w:t>
       </w:r>
+      <w:proofErr w:type="spellStart"/>
       <w:r>
         <w:rPr>
           <w:rStyle w:val="nn"/>
@@ -18041,6 +19278,7 @@
         </w:rPr>
         <w:t>fastapi</w:t>
       </w:r>
+      <w:proofErr w:type="spellEnd"/>
       <w:r>
         <w:rPr>
           <w:sz w:val="22"/>
@@ -18064,6 +19302,7 @@
         </w:rPr>
         <w:t xml:space="preserve"> </w:t>
       </w:r>
+      <w:proofErr w:type="spellStart"/>
       <w:r>
         <w:rPr>
           <w:rStyle w:val="n"/>
@@ -18073,6 +19312,7 @@
         </w:rPr>
         <w:t>FastAPI</w:t>
       </w:r>
+      <w:proofErr w:type="spellEnd"/>
     </w:p>
     <w:p>
       <w:pPr>
@@ -18123,6 +19363,7 @@
         </w:rPr>
         <w:t xml:space="preserve"> </w:t>
       </w:r>
+      <w:proofErr w:type="spellStart"/>
       <w:r>
         <w:rPr>
           <w:rStyle w:val="n"/>
@@ -18132,6 +19373,7 @@
         </w:rPr>
         <w:t>FastAPI</w:t>
       </w:r>
+      <w:proofErr w:type="spellEnd"/>
       <w:r>
         <w:rPr>
           <w:rStyle w:val="p"/>
@@ -18236,6 +19478,7 @@
         </w:rPr>
         <w:t xml:space="preserve"> </w:t>
       </w:r>
+      <w:proofErr w:type="spellStart"/>
       <w:r>
         <w:rPr>
           <w:rStyle w:val="nf"/>
@@ -18245,6 +19488,7 @@
         </w:rPr>
         <w:t>read_root</w:t>
       </w:r>
+      <w:proofErr w:type="spellEnd"/>
       <w:r>
         <w:rPr>
           <w:rStyle w:val="p"/>
@@ -18533,7 +19777,15 @@
         <w:t>.</w:t>
       </w:r>
       <w:r>
-        <w:t xml:space="preserve"> FastAPI Logo </w:t>
+        <w:t xml:space="preserve"> </w:t>
+      </w:r>
+      <w:proofErr w:type="spellStart"/>
+      <w:r>
+        <w:t>FastAPI</w:t>
+      </w:r>
+      <w:proofErr w:type="spellEnd"/>
+      <w:r>
+        <w:t xml:space="preserve"> Logo </w:t>
       </w:r>
       <w:r>
         <w:rPr>
@@ -18681,61 +19933,63 @@
           <w:sz w:val="20"/>
           <w:szCs w:val="20"/>
         </w:rPr>
-        <w:t>use Illuminate\Support\Facades\Route;</w:t>
-      </w:r>
-    </w:p>
-    <w:p>
-      <w:pPr>
-        <w:spacing w:line="240" w:lineRule="auto"/>
+        <w:t>use Illuminate</w:t>
+      </w:r>
+      <w:proofErr w:type="gramStart"/>
+      <w:r>
         <w:rPr>
           <w:rFonts w:ascii="Courier New" w:hAnsi="Courier New" w:cs="Courier New"/>
           <w:sz w:val="20"/>
           <w:szCs w:val="20"/>
         </w:rPr>
-      </w:pPr>
-      <w:r>
+        <w:t>\Support\Facades\Route;</w:t>
+      </w:r>
+      <w:proofErr w:type="gramEnd"/>
+    </w:p>
+    <w:p>
+      <w:pPr>
+        <w:spacing w:line="240" w:lineRule="auto"/>
         <w:rPr>
           <w:rFonts w:ascii="Courier New" w:hAnsi="Courier New" w:cs="Courier New"/>
           <w:sz w:val="20"/>
           <w:szCs w:val="20"/>
         </w:rPr>
-        <w:t> </w:t>
-      </w:r>
-    </w:p>
-    <w:p>
-      <w:pPr>
-        <w:spacing w:line="240" w:lineRule="auto"/>
+      </w:pPr>
+      <w:r>
         <w:rPr>
           <w:rFonts w:ascii="Courier New" w:hAnsi="Courier New" w:cs="Courier New"/>
           <w:sz w:val="20"/>
           <w:szCs w:val="20"/>
         </w:rPr>
-      </w:pPr>
-      <w:r>
+        <w:t> </w:t>
+      </w:r>
+    </w:p>
+    <w:p>
+      <w:pPr>
+        <w:spacing w:line="240" w:lineRule="auto"/>
         <w:rPr>
           <w:rFonts w:ascii="Courier New" w:hAnsi="Courier New" w:cs="Courier New"/>
           <w:sz w:val="20"/>
           <w:szCs w:val="20"/>
         </w:rPr>
-        <w:t>Route::get('/greeting', function () {</w:t>
-      </w:r>
-    </w:p>
-    <w:p>
-      <w:pPr>
-        <w:spacing w:line="240" w:lineRule="auto"/>
+      </w:pPr>
+      <w:proofErr w:type="gramStart"/>
+      <w:r>
         <w:rPr>
           <w:rFonts w:ascii="Courier New" w:hAnsi="Courier New" w:cs="Courier New"/>
           <w:sz w:val="20"/>
           <w:szCs w:val="20"/>
         </w:rPr>
-      </w:pPr>
+        <w:t>Route::</w:t>
+      </w:r>
+      <w:proofErr w:type="gramEnd"/>
       <w:r>
         <w:rPr>
           <w:rFonts w:ascii="Courier New" w:hAnsi="Courier New" w:cs="Courier New"/>
           <w:sz w:val="20"/>
           <w:szCs w:val="20"/>
         </w:rPr>
-        <w:t xml:space="preserve">    return 'Hello World';</w:t>
+        <w:t>get('/greeting', function () {</w:t>
       </w:r>
     </w:p>
     <w:p>
@@ -18753,8 +20007,46 @@
           <w:sz w:val="20"/>
           <w:szCs w:val="20"/>
         </w:rPr>
-        <w:t>});</w:t>
-      </w:r>
+        <w:t xml:space="preserve">    return 'Hello World</w:t>
+      </w:r>
+      <w:proofErr w:type="gramStart"/>
+      <w:r>
+        <w:rPr>
+          <w:rFonts w:ascii="Courier New" w:hAnsi="Courier New" w:cs="Courier New"/>
+          <w:sz w:val="20"/>
+          <w:szCs w:val="20"/>
+        </w:rPr>
+        <w:t>';</w:t>
+      </w:r>
+      <w:proofErr w:type="gramEnd"/>
+    </w:p>
+    <w:p>
+      <w:pPr>
+        <w:spacing w:line="240" w:lineRule="auto"/>
+        <w:rPr>
+          <w:rFonts w:ascii="Courier New" w:hAnsi="Courier New" w:cs="Courier New"/>
+          <w:sz w:val="20"/>
+          <w:szCs w:val="20"/>
+        </w:rPr>
+      </w:pPr>
+      <w:r>
+        <w:rPr>
+          <w:rFonts w:ascii="Courier New" w:hAnsi="Courier New" w:cs="Courier New"/>
+          <w:sz w:val="20"/>
+          <w:szCs w:val="20"/>
+        </w:rPr>
+        <w:t>}</w:t>
+      </w:r>
+      <w:proofErr w:type="gramStart"/>
+      <w:r>
+        <w:rPr>
+          <w:rFonts w:ascii="Courier New" w:hAnsi="Courier New" w:cs="Courier New"/>
+          <w:sz w:val="20"/>
+          <w:szCs w:val="20"/>
+        </w:rPr>
+        <w:t>);</w:t>
+      </w:r>
+      <w:proofErr w:type="gramEnd"/>
     </w:p>
     <w:p>
       <w:pPr>
@@ -18817,8 +20109,26 @@
       <w:pPr>
         <w:pStyle w:val="HTMLPreformatted"/>
       </w:pPr>
-      <w:r>
-        <w:t>Route::get('/profile', ProfileController::class)</w:t>
+      <w:proofErr w:type="gramStart"/>
+      <w:r>
+        <w:t>Route::</w:t>
+      </w:r>
+      <w:proofErr w:type="gramEnd"/>
+      <w:r>
+        <w:t xml:space="preserve">get('/profile', </w:t>
+      </w:r>
+      <w:proofErr w:type="spellStart"/>
+      <w:proofErr w:type="gramStart"/>
+      <w:r>
+        <w:t>ProfileController</w:t>
+      </w:r>
+      <w:proofErr w:type="spellEnd"/>
+      <w:r>
+        <w:t>::</w:t>
+      </w:r>
+      <w:proofErr w:type="gramEnd"/>
+      <w:r>
+        <w:t>class)</w:t>
       </w:r>
     </w:p>
     <w:p>
@@ -18834,8 +20144,17 @@
           <w:rStyle w:val="HTMLCode"/>
           <w:rFonts w:eastAsiaTheme="majorEastAsia"/>
         </w:rPr>
-        <w:t xml:space="preserve">   -&gt;middleware('auth');</w:t>
-      </w:r>
+        <w:t xml:space="preserve">   -&gt;middleware('auth'</w:t>
+      </w:r>
+      <w:proofErr w:type="gramStart"/>
+      <w:r>
+        <w:rPr>
+          <w:rStyle w:val="HTMLCode"/>
+          <w:rFonts w:eastAsiaTheme="majorEastAsia"/>
+        </w:rPr>
+        <w:t>);</w:t>
+      </w:r>
+      <w:proofErr w:type="gramEnd"/>
     </w:p>
     <w:p>
       <w:pPr>
@@ -19320,21 +20639,48 @@
         </w:rPr>
         <w:t xml:space="preserve"> </w:t>
       </w:r>
+      <w:proofErr w:type="spellStart"/>
       <w:r>
         <w:rPr>
           <w:rFonts w:ascii="Courier New" w:hAnsi="Courier New" w:cs="Courier New"/>
         </w:rPr>
-        <w:t>Mattress_table (brand_name, cost</w:t>
-      </w:r>
+        <w:t>Mattress_table</w:t>
+      </w:r>
+      <w:proofErr w:type="spellEnd"/>
       <w:r>
         <w:rPr>
           <w:rFonts w:ascii="Courier New" w:hAnsi="Courier New" w:cs="Courier New"/>
         </w:rPr>
+        <w:t xml:space="preserve"> (</w:t>
+      </w:r>
+      <w:proofErr w:type="spellStart"/>
+      <w:r>
+        <w:rPr>
+          <w:rFonts w:ascii="Courier New" w:hAnsi="Courier New" w:cs="Courier New"/>
+        </w:rPr>
+        <w:t>brand_name</w:t>
+      </w:r>
+      <w:proofErr w:type="spellEnd"/>
+      <w:r>
+        <w:rPr>
+          <w:rFonts w:ascii="Courier New" w:hAnsi="Courier New" w:cs="Courier New"/>
+        </w:rPr>
+        <w:t>, cost</w:t>
+      </w:r>
+      <w:r>
+        <w:rPr>
+          <w:rFonts w:ascii="Courier New" w:hAnsi="Courier New" w:cs="Courier New"/>
+        </w:rPr>
         <w:t xml:space="preserve">) </w:t>
       </w:r>
       <w:r>
-        <w:t>VALUES(‘A’,’499’);</w:t>
-      </w:r>
+        <w:t>VALUES(‘A’,’499’</w:t>
+      </w:r>
+      <w:proofErr w:type="gramStart"/>
+      <w:r>
+        <w:t>);</w:t>
+      </w:r>
+      <w:proofErr w:type="gramEnd"/>
       <w:r>
         <w:t xml:space="preserve"> </w:t>
       </w:r>
@@ -19355,12 +20701,14 @@
       <w:r>
         <w:t xml:space="preserve"> the value ‘A’ into the </w:t>
       </w:r>
+      <w:proofErr w:type="spellStart"/>
       <w:r>
         <w:rPr>
           <w:rFonts w:ascii="Courier New" w:hAnsi="Courier New" w:cs="Courier New"/>
         </w:rPr>
         <w:t>brand_name</w:t>
       </w:r>
+      <w:proofErr w:type="spellEnd"/>
       <w:r>
         <w:rPr>
           <w:rFonts w:ascii="Courier New" w:hAnsi="Courier New" w:cs="Courier New"/>
@@ -19385,11 +20733,19 @@
         </w:rPr>
         <w:t xml:space="preserve">column in the </w:t>
       </w:r>
+      <w:proofErr w:type="spellStart"/>
       <w:r>
         <w:rPr>
           <w:rFonts w:ascii="Courier New" w:hAnsi="Courier New" w:cs="Courier New"/>
         </w:rPr>
-        <w:t xml:space="preserve">Mattress_table </w:t>
+        <w:t>Mattress_table</w:t>
+      </w:r>
+      <w:proofErr w:type="spellEnd"/>
+      <w:r>
+        <w:rPr>
+          <w:rFonts w:ascii="Courier New" w:hAnsi="Courier New" w:cs="Courier New"/>
+        </w:rPr>
+        <w:t xml:space="preserve"> </w:t>
       </w:r>
       <w:r>
         <w:rPr>
@@ -19491,6 +20847,7 @@
                 <w:bCs/>
               </w:rPr>
             </w:pPr>
+            <w:proofErr w:type="spellStart"/>
             <w:r>
               <w:rPr>
                 <w:rFonts w:ascii="Courier New" w:hAnsi="Courier New" w:cs="Courier New"/>
@@ -19499,6 +20856,7 @@
               </w:rPr>
               <w:t>Matteress_table</w:t>
             </w:r>
+            <w:proofErr w:type="spellEnd"/>
           </w:p>
         </w:tc>
       </w:tr>
@@ -19540,6 +20898,7 @@
                 <w:bCs/>
               </w:rPr>
             </w:pPr>
+            <w:proofErr w:type="spellStart"/>
             <w:r>
               <w:rPr>
                 <w:rFonts w:ascii="Courier New" w:hAnsi="Courier New" w:cs="Courier New"/>
@@ -19548,6 +20907,7 @@
               </w:rPr>
               <w:t>brand_name</w:t>
             </w:r>
+            <w:proofErr w:type="spellEnd"/>
           </w:p>
         </w:tc>
         <w:tc>
@@ -19743,23 +21103,59 @@
           <w:rFonts w:ascii="Courier New" w:hAnsi="Courier New" w:cs="Courier New"/>
         </w:rPr>
       </w:pPr>
+      <w:proofErr w:type="spellStart"/>
       <w:r>
         <w:rPr>
           <w:rFonts w:ascii="Courier New" w:hAnsi="Courier New" w:cs="Courier New"/>
         </w:rPr>
-        <w:t>db.transport.insert({"Brand":"Hyundai"},</w:t>
-      </w:r>
+        <w:t>db.transport.insert</w:t>
+      </w:r>
+      <w:proofErr w:type="spellEnd"/>
       <w:r>
         <w:rPr>
           <w:rFonts w:ascii="Courier New" w:hAnsi="Courier New" w:cs="Courier New"/>
         </w:rPr>
+        <w:t>({"</w:t>
+      </w:r>
+      <w:proofErr w:type="spellStart"/>
+      <w:r>
+        <w:rPr>
+          <w:rFonts w:ascii="Courier New" w:hAnsi="Courier New" w:cs="Courier New"/>
+        </w:rPr>
+        <w:t>Brand":"Hyundai</w:t>
+      </w:r>
+      <w:proofErr w:type="spellEnd"/>
+      <w:r>
+        <w:rPr>
+          <w:rFonts w:ascii="Courier New" w:hAnsi="Courier New" w:cs="Courier New"/>
+        </w:rPr>
+        <w:t>"},</w:t>
+      </w:r>
+      <w:r>
+        <w:rPr>
+          <w:rFonts w:ascii="Courier New" w:hAnsi="Courier New" w:cs="Courier New"/>
+        </w:rPr>
         <w:t xml:space="preserve"> </w:t>
       </w:r>
       <w:r>
         <w:rPr>
           <w:rFonts w:ascii="Courier New" w:hAnsi="Courier New" w:cs="Courier New"/>
         </w:rPr>
-        <w:t>{"Max_speed":100},{"Color":"blue"})</w:t>
+        <w:t>{"Max_speed":100},{"</w:t>
+      </w:r>
+      <w:proofErr w:type="spellStart"/>
+      <w:r>
+        <w:rPr>
+          <w:rFonts w:ascii="Courier New" w:hAnsi="Courier New" w:cs="Courier New"/>
+        </w:rPr>
+        <w:t>Color</w:t>
+      </w:r>
+      <w:proofErr w:type="spellEnd"/>
+      <w:r>
+        <w:rPr>
+          <w:rFonts w:ascii="Courier New" w:hAnsi="Courier New" w:cs="Courier New"/>
+        </w:rPr>
+        <w:t>":"blue"})</w:t>
       </w:r>
     </w:p>
     <w:p>
@@ -19873,20 +21269,48 @@
         <w:rPr>
           <w:rFonts w:ascii="Courier New" w:hAnsi="Courier New" w:cs="Courier New"/>
         </w:rPr>
-        <w:t xml:space="preserve">  "Max_speed": 100,</w:t>
-      </w:r>
-    </w:p>
-    <w:p>
-      <w:pPr>
+        <w:t xml:space="preserve">  "</w:t>
+      </w:r>
+      <w:proofErr w:type="spellStart"/>
+      <w:r>
         <w:rPr>
           <w:rFonts w:ascii="Courier New" w:hAnsi="Courier New" w:cs="Courier New"/>
         </w:rPr>
-      </w:pPr>
+        <w:t>Max_speed</w:t>
+      </w:r>
+      <w:proofErr w:type="spellEnd"/>
       <w:r>
         <w:rPr>
           <w:rFonts w:ascii="Courier New" w:hAnsi="Courier New" w:cs="Courier New"/>
         </w:rPr>
-        <w:t xml:space="preserve">  "Color": "blue"</w:t>
+        <w:t>": 100,</w:t>
+      </w:r>
+    </w:p>
+    <w:p>
+      <w:pPr>
+        <w:rPr>
+          <w:rFonts w:ascii="Courier New" w:hAnsi="Courier New" w:cs="Courier New"/>
+        </w:rPr>
+      </w:pPr>
+      <w:r>
+        <w:rPr>
+          <w:rFonts w:ascii="Courier New" w:hAnsi="Courier New" w:cs="Courier New"/>
+        </w:rPr>
+        <w:t xml:space="preserve">  "</w:t>
+      </w:r>
+      <w:proofErr w:type="spellStart"/>
+      <w:r>
+        <w:rPr>
+          <w:rFonts w:ascii="Courier New" w:hAnsi="Courier New" w:cs="Courier New"/>
+        </w:rPr>
+        <w:t>Color</w:t>
+      </w:r>
+      <w:proofErr w:type="spellEnd"/>
+      <w:r>
+        <w:rPr>
+          <w:rFonts w:ascii="Courier New" w:hAnsi="Courier New" w:cs="Courier New"/>
+        </w:rPr>
+        <w:t>": "blue"</w:t>
       </w:r>
     </w:p>
     <w:p>
@@ -20579,19 +22003,26 @@
         <w:pStyle w:val="Heading2"/>
       </w:pPr>
       <w:bookmarkStart w:id="51" w:name="_Toc215489236"/>
+      <w:proofErr w:type="spellStart"/>
       <w:r>
         <w:lastRenderedPageBreak/>
         <w:t>Supabase</w:t>
       </w:r>
       <w:bookmarkEnd w:id="51"/>
+      <w:proofErr w:type="spellEnd"/>
     </w:p>
     <w:p>
       <w:pPr>
         <w:spacing w:line="278" w:lineRule="auto"/>
         <w:jc w:val="both"/>
       </w:pPr>
-      <w:r>
-        <w:t>Supabase is a</w:t>
+      <w:proofErr w:type="spellStart"/>
+      <w:r>
+        <w:t>Supabase</w:t>
+      </w:r>
+      <w:proofErr w:type="spellEnd"/>
+      <w:r>
+        <w:t xml:space="preserve"> is a</w:t>
       </w:r>
       <w:r>
         <w:t xml:space="preserve">n open-source </w:t>
@@ -20606,7 +22037,15 @@
         <w:t xml:space="preserve"> and a full PostgreSQL database</w:t>
       </w:r>
       <w:r>
-        <w:t xml:space="preserve"> (Ayezabu, 2022)</w:t>
+        <w:t xml:space="preserve"> (</w:t>
+      </w:r>
+      <w:proofErr w:type="spellStart"/>
+      <w:r>
+        <w:t>Ayezabu</w:t>
+      </w:r>
+      <w:proofErr w:type="spellEnd"/>
+      <w:r>
+        <w:t>, 2022)</w:t>
       </w:r>
       <w:r>
         <w:t>.</w:t>
@@ -20666,7 +22105,15 @@
         <w:t>.</w:t>
       </w:r>
       <w:r>
-        <w:t xml:space="preserve"> In this case Supabase does not provide functionality for code sandboxing or the ability to spin up docker containers</w:t>
+        <w:t xml:space="preserve"> In this case </w:t>
+      </w:r>
+      <w:proofErr w:type="spellStart"/>
+      <w:r>
+        <w:t>Supabase</w:t>
+      </w:r>
+      <w:proofErr w:type="spellEnd"/>
+      <w:r>
+        <w:t xml:space="preserve"> does not provide functionality for code sandboxing or the ability to spin up docker containers</w:t>
       </w:r>
       <w:r>
         <w:t xml:space="preserve"> making it unsuitable for SETU Code Lab</w:t>
@@ -20793,14 +22240,38 @@
         <w:t>.</w:t>
       </w:r>
       <w:r>
-        <w:t xml:space="preserve"> Supabase Logo </w:t>
+        <w:t xml:space="preserve"> </w:t>
+      </w:r>
+      <w:proofErr w:type="spellStart"/>
+      <w:r>
+        <w:t>Supabase</w:t>
+      </w:r>
+      <w:proofErr w:type="spellEnd"/>
+      <w:r>
+        <w:t xml:space="preserve"> Logo </w:t>
       </w:r>
       <w:r>
         <w:rPr>
           <w:sz w:val="16"/>
           <w:szCs w:val="16"/>
         </w:rPr>
-        <w:t>(Supabase Inc., 2025)</w:t>
+        <w:t>(</w:t>
+      </w:r>
+      <w:proofErr w:type="spellStart"/>
+      <w:r>
+        <w:rPr>
+          <w:sz w:val="16"/>
+          <w:szCs w:val="16"/>
+        </w:rPr>
+        <w:t>Supabase</w:t>
+      </w:r>
+      <w:proofErr w:type="spellEnd"/>
+      <w:r>
+        <w:rPr>
+          <w:sz w:val="16"/>
+          <w:szCs w:val="16"/>
+        </w:rPr>
+        <w:t xml:space="preserve"> Inc., 2025)</w:t>
       </w:r>
       <w:bookmarkEnd w:id="52"/>
     </w:p>
@@ -21207,7 +22678,15 @@
         <w:t>.</w:t>
       </w:r>
       <w:r>
-        <w:t xml:space="preserve"> FireBase Logo </w:t>
+        <w:t xml:space="preserve"> </w:t>
+      </w:r>
+      <w:proofErr w:type="spellStart"/>
+      <w:r>
+        <w:t>FireBase</w:t>
+      </w:r>
+      <w:proofErr w:type="spellEnd"/>
+      <w:r>
+        <w:t xml:space="preserve"> Logo </w:t>
       </w:r>
       <w:r>
         <w:rPr>
@@ -21232,7 +22711,15 @@
         <w:jc w:val="both"/>
       </w:pPr>
       <w:r>
-        <w:t>The first database is called the Firebase Realtime Database. It is a cloud-hosted database that stores JSON data and can synchronize for all users in real time. The other database service available with Firebase is the Cloud Firestore. This database is like the real time database; however,</w:t>
+        <w:t xml:space="preserve">The first database is called the Firebase Realtime Database. It is a cloud-hosted database that stores JSON data and can synchronize for all users in real time. The other database service available with Firebase is the Cloud </w:t>
+      </w:r>
+      <w:proofErr w:type="spellStart"/>
+      <w:r>
+        <w:t>Firestore</w:t>
+      </w:r>
+      <w:proofErr w:type="spellEnd"/>
+      <w:r>
+        <w:t>. This database is like the real time database; however,</w:t>
       </w:r>
       <w:r>
         <w:t xml:space="preserve"> it is a document-oriented NoSQL database that stores data in collections of documents </w:t>
@@ -21331,7 +22818,15 @@
         <w:t xml:space="preserve">. PostgreSQL has also been chosen for its seamless integration with the rest of the technology stack and </w:t>
       </w:r>
       <w:r>
-        <w:t xml:space="preserve">familiarity to the developer. Supabase </w:t>
+        <w:t xml:space="preserve">familiarity to the developer. </w:t>
+      </w:r>
+      <w:proofErr w:type="spellStart"/>
+      <w:r>
+        <w:t>Supabase</w:t>
+      </w:r>
+      <w:proofErr w:type="spellEnd"/>
+      <w:r>
+        <w:t xml:space="preserve"> </w:t>
       </w:r>
       <w:r>
         <w:t>and Firebase are</w:t>
@@ -21394,7 +22889,15 @@
         <w:t xml:space="preserve"> This editor needs to be fast, reliable and user friendly.</w:t>
       </w:r>
       <w:r>
-        <w:t xml:space="preserve"> Several libraries have been identified for this task such as Monaco, CodeMirror and Ace. These are all available through npm and compatible with</w:t>
+        <w:t xml:space="preserve"> Several libraries have been identified for this task such as Monaco, CodeMirror and Ace. These are all available through </w:t>
+      </w:r>
+      <w:proofErr w:type="spellStart"/>
+      <w:r>
+        <w:t>npm</w:t>
+      </w:r>
+      <w:proofErr w:type="spellEnd"/>
+      <w:r>
+        <w:t xml:space="preserve"> and compatible with</w:t>
       </w:r>
       <w:r>
         <w:t xml:space="preserve"> the rest of the chosen technology stack</w:t>
@@ -22645,8 +24148,16 @@
         <w:rPr>
           <w:rFonts w:ascii="Courier New" w:hAnsi="Courier New" w:cs="Courier New"/>
         </w:rPr>
-        <w:t>eclipse-temurin</w:t>
-      </w:r>
+        <w:t>eclipse-</w:t>
+      </w:r>
+      <w:proofErr w:type="spellStart"/>
+      <w:r>
+        <w:rPr>
+          <w:rFonts w:ascii="Courier New" w:hAnsi="Courier New" w:cs="Courier New"/>
+        </w:rPr>
+        <w:t>temurin</w:t>
+      </w:r>
+      <w:proofErr w:type="spellEnd"/>
       <w:r>
         <w:rPr>
           <w:rFonts w:ascii="Courier New" w:hAnsi="Courier New" w:cs="Courier New"/>
@@ -23161,8 +24672,13 @@
         <w:t xml:space="preserve"> </w:t>
       </w:r>
       <w:bookmarkStart w:id="72" w:name="_Toc215489251"/>
-      <w:r>
-        <w:t>DigitalOcean (VPS Solution)</w:t>
+      <w:proofErr w:type="spellStart"/>
+      <w:r>
+        <w:t>DigitalOcean</w:t>
+      </w:r>
+      <w:proofErr w:type="spellEnd"/>
+      <w:r>
+        <w:t xml:space="preserve"> (VPS Solution)</w:t>
       </w:r>
       <w:bookmarkEnd w:id="72"/>
     </w:p>
@@ -23378,7 +24894,15 @@
     </w:p>
     <w:p>
       <w:r>
-        <w:t xml:space="preserve">The DigitalOcean Droplet service has been selected as the hosting solution for SETU Code Lab. This is due to the following reasons: </w:t>
+        <w:t xml:space="preserve">The </w:t>
+      </w:r>
+      <w:proofErr w:type="spellStart"/>
+      <w:r>
+        <w:t>DigitalOcean</w:t>
+      </w:r>
+      <w:proofErr w:type="spellEnd"/>
+      <w:r>
+        <w:t xml:space="preserve"> Droplet service has been selected as the hosting solution for SETU Code Lab. This is due to the following reasons: </w:t>
       </w:r>
     </w:p>
     <w:p>
@@ -23482,7 +25006,23 @@
           <w:sz w:val="22"/>
           <w:szCs w:val="22"/>
         </w:rPr>
-        <w:t>, which shows the streamlined interface used for creating DigitalOcean Droplets</w:t>
+        <w:t xml:space="preserve">, which shows the streamlined interface used for creating </w:t>
+      </w:r>
+      <w:proofErr w:type="spellStart"/>
+      <w:r>
+        <w:rPr>
+          <w:sz w:val="22"/>
+          <w:szCs w:val="22"/>
+        </w:rPr>
+        <w:t>DigitalOcean</w:t>
+      </w:r>
+      <w:proofErr w:type="spellEnd"/>
+      <w:r>
+        <w:rPr>
+          <w:sz w:val="22"/>
+          <w:szCs w:val="22"/>
+        </w:rPr>
+        <w:t xml:space="preserve"> Droplets</w:t>
       </w:r>
       <w:r>
         <w:rPr>
@@ -24077,7 +25617,15 @@
         <w:t>.</w:t>
       </w:r>
       <w:r>
-        <w:t xml:space="preserve"> DigitalOcean Droplet creation interface </w:t>
+        <w:t xml:space="preserve"> </w:t>
+      </w:r>
+      <w:proofErr w:type="spellStart"/>
+      <w:r>
+        <w:t>DigitalOcean</w:t>
+      </w:r>
+      <w:proofErr w:type="spellEnd"/>
+      <w:r>
+        <w:t xml:space="preserve"> Droplet creation interface </w:t>
       </w:r>
       <w:r>
         <w:rPr>
@@ -24268,13 +25816,29 @@
         </w:sdtContent>
       </w:sdt>
       <w:r>
-        <w:t xml:space="preserve">. A similar platform called HackerRank uses two types of test cases for testing submissions. Sample Test Cases are visible to the user and helps them to understand the problem, and Hidden Test Cases are not visible to the user and are there to prevent users from hard coding </w:t>
+        <w:t xml:space="preserve">. A similar platform called </w:t>
+      </w:r>
+      <w:proofErr w:type="spellStart"/>
+      <w:r>
+        <w:t>HackerRank</w:t>
+      </w:r>
+      <w:proofErr w:type="spellEnd"/>
+      <w:r>
+        <w:t xml:space="preserve"> uses two types of test cases for testing submissions. Sample Test Cases are visible to the user and helps them to understand the problem, and Hidden Test Cases are not visible to the user and are there to prevent users from hard coding </w:t>
       </w:r>
       <w:r>
         <w:t>expected outputs. Hidden Test Cases encourage users to write more robust code and generalized solutions</w:t>
       </w:r>
       <w:r>
-        <w:t xml:space="preserve">. HackerRank recommends 2-3 sample test cases to help users grasp the problem and 8-15 test cases in total to ensure a full evaluation </w:t>
+        <w:t xml:space="preserve">. </w:t>
+      </w:r>
+      <w:proofErr w:type="spellStart"/>
+      <w:r>
+        <w:t>HackerRank</w:t>
+      </w:r>
+      <w:proofErr w:type="spellEnd"/>
+      <w:r>
+        <w:t xml:space="preserve"> recommends 2-3 sample test cases to help users grasp the problem and 8-15 test cases in total to ensure a full evaluation </w:t>
       </w:r>
       <w:r>
         <w:t xml:space="preserve"> </w:t>
@@ -24321,7 +25885,15 @@
         </w:rPr>
       </w:pPr>
       <w:r>
-        <w:t xml:space="preserve">When creating a problem, HackerRank </w:t>
+        <w:t xml:space="preserve">When creating a problem, </w:t>
+      </w:r>
+      <w:proofErr w:type="spellStart"/>
+      <w:r>
+        <w:t>HackerRank</w:t>
+      </w:r>
+      <w:proofErr w:type="spellEnd"/>
+      <w:r>
+        <w:t xml:space="preserve"> </w:t>
       </w:r>
       <w:r>
         <w:t xml:space="preserve">also </w:t>
@@ -24387,7 +25959,15 @@
         <w:t xml:space="preserve">. </w:t>
       </w:r>
       <w:r>
-        <w:t>Another similar platform called LeetCode also does this.</w:t>
+        <w:t xml:space="preserve">Another similar platform called </w:t>
+      </w:r>
+      <w:proofErr w:type="spellStart"/>
+      <w:r>
+        <w:t>LeetCode</w:t>
+      </w:r>
+      <w:proofErr w:type="spellEnd"/>
+      <w:r>
+        <w:t xml:space="preserve"> also does this.</w:t>
       </w:r>
       <w:r>
         <w:rPr>
@@ -24512,8 +26092,13 @@
         <w:t>.</w:t>
       </w:r>
       <w:r>
-        <w:t xml:space="preserve"> Skeleton code from Leetcode</w:t>
-      </w:r>
+        <w:t xml:space="preserve"> Skeleton code from </w:t>
+      </w:r>
+      <w:proofErr w:type="spellStart"/>
+      <w:r>
+        <w:t>Leetcode</w:t>
+      </w:r>
+      <w:proofErr w:type="spellEnd"/>
       <w:r>
         <w:rPr>
           <w:b/>
@@ -24972,10 +26557,12 @@
         <w:pStyle w:val="Heading2"/>
       </w:pPr>
       <w:bookmarkStart w:id="84" w:name="_Toc215489259"/>
+      <w:proofErr w:type="spellStart"/>
       <w:r>
         <w:t>LeetCode</w:t>
       </w:r>
       <w:bookmarkEnd w:id="84"/>
+      <w:proofErr w:type="spellEnd"/>
     </w:p>
     <w:p>
       <w:pPr>
@@ -24987,7 +26574,7 @@
           <w:noProof/>
         </w:rPr>
         <w:drawing>
-          <wp:anchor distT="0" distB="0" distL="114300" distR="114300" simplePos="0" relativeHeight="251658240" behindDoc="0" locked="0" layoutInCell="1" allowOverlap="1" wp14:anchorId="58A796C5" wp14:editId="3EF3681C">
+          <wp:anchor distT="0" distB="0" distL="114300" distR="114300" simplePos="0" relativeHeight="251658240" behindDoc="0" locked="0" layoutInCell="1" allowOverlap="1" wp14:anchorId="58A796C5" wp14:editId="36C945D1">
             <wp:simplePos x="0" y="0"/>
             <wp:positionH relativeFrom="margin">
               <wp:posOffset>-362585</wp:posOffset>
@@ -25057,7 +26644,15 @@
         </w:drawing>
       </w:r>
       <w:r>
-        <w:t xml:space="preserve">There are many similar platforms to SETU Code lab. One such platform is called LeetCode. This platform is designed to help software developers improve their </w:t>
+        <w:t xml:space="preserve">There are many similar platforms to SETU Code lab. One such platform is called </w:t>
+      </w:r>
+      <w:proofErr w:type="spellStart"/>
+      <w:r>
+        <w:t>LeetCode</w:t>
+      </w:r>
+      <w:proofErr w:type="spellEnd"/>
+      <w:r>
+        <w:t xml:space="preserve">. This platform is designed to help software developers improve their </w:t>
       </w:r>
       <w:r>
         <w:t xml:space="preserve">programming </w:t>
@@ -25199,7 +26794,15 @@
         <w:t>.</w:t>
       </w:r>
       <w:r>
-        <w:t xml:space="preserve"> Sample problem on Leetcode  </w:t>
+        <w:t xml:space="preserve"> Sample problem on </w:t>
+      </w:r>
+      <w:proofErr w:type="spellStart"/>
+      <w:r>
+        <w:t>Leetcode</w:t>
+      </w:r>
+      <w:proofErr w:type="spellEnd"/>
+      <w:r>
+        <w:t xml:space="preserve">  </w:t>
       </w:r>
       <w:r>
         <w:rPr>
@@ -25210,12 +26813,21 @@
         </w:rPr>
         <w:t>(</w:t>
       </w:r>
+      <w:proofErr w:type="spellStart"/>
       <w:r>
         <w:rPr>
           <w:sz w:val="16"/>
           <w:szCs w:val="16"/>
         </w:rPr>
-        <w:t>LeetCode, 2025)</w:t>
+        <w:t>LeetCode</w:t>
+      </w:r>
+      <w:proofErr w:type="spellEnd"/>
+      <w:r>
+        <w:rPr>
+          <w:sz w:val="16"/>
+          <w:szCs w:val="16"/>
+        </w:rPr>
+        <w:t>, 2025)</w:t>
       </w:r>
       <w:bookmarkEnd w:id="85"/>
     </w:p>
@@ -25225,7 +26837,15 @@
         <w:jc w:val="both"/>
       </w:pPr>
       <w:r>
-        <w:t>Problems on LeetCode are organized into different</w:t>
+        <w:t xml:space="preserve">Problems on </w:t>
+      </w:r>
+      <w:proofErr w:type="spellStart"/>
+      <w:r>
+        <w:t>LeetCode</w:t>
+      </w:r>
+      <w:proofErr w:type="spellEnd"/>
+      <w:r>
+        <w:t xml:space="preserve"> are organized into different</w:t>
       </w:r>
       <w:r>
         <w:t xml:space="preserve"> difficulty levels (Easy, Med., Hard) and</w:t>
@@ -25359,14 +26979,38 @@
         <w:t>.</w:t>
       </w:r>
       <w:r>
-        <w:t xml:space="preserve"> Sample problem categories on Leetcode </w:t>
+        <w:t xml:space="preserve"> Sample problem categories on </w:t>
+      </w:r>
+      <w:proofErr w:type="spellStart"/>
+      <w:r>
+        <w:t>Leetcode</w:t>
+      </w:r>
+      <w:proofErr w:type="spellEnd"/>
+      <w:r>
+        <w:t xml:space="preserve"> </w:t>
       </w:r>
       <w:r>
         <w:rPr>
           <w:sz w:val="16"/>
           <w:szCs w:val="16"/>
         </w:rPr>
-        <w:t>(LeetCode, 2025)</w:t>
+        <w:t>(</w:t>
+      </w:r>
+      <w:proofErr w:type="spellStart"/>
+      <w:r>
+        <w:rPr>
+          <w:sz w:val="16"/>
+          <w:szCs w:val="16"/>
+        </w:rPr>
+        <w:t>LeetCode</w:t>
+      </w:r>
+      <w:proofErr w:type="spellEnd"/>
+      <w:r>
+        <w:rPr>
+          <w:sz w:val="16"/>
+          <w:szCs w:val="16"/>
+        </w:rPr>
+        <w:t>, 2025)</w:t>
       </w:r>
       <w:bookmarkEnd w:id="86"/>
     </w:p>
@@ -25375,9 +27019,14 @@
         <w:spacing w:line="278" w:lineRule="auto"/>
         <w:jc w:val="both"/>
       </w:pPr>
+      <w:proofErr w:type="spellStart"/>
       <w:r>
         <w:lastRenderedPageBreak/>
-        <w:t xml:space="preserve">LeetCode also supports nineteen different programming languages (see Fig. </w:t>
+        <w:t>LeetCode</w:t>
+      </w:r>
+      <w:proofErr w:type="spellEnd"/>
+      <w:r>
+        <w:t xml:space="preserve"> also supports nineteen different programming languages (see Fig. </w:t>
       </w:r>
       <w:r>
         <w:t>29</w:t>
@@ -25392,10 +27041,26 @@
         <w:t xml:space="preserve"> and</w:t>
       </w:r>
       <w:r>
-        <w:t xml:space="preserve"> log-in streaks which keep track of how many days the user has logged in to LeetCode consecutively</w:t>
-      </w:r>
-      <w:r>
-        <w:t xml:space="preserve">. LeetCode also holds contests and challenges, some with rewards and displays leaderboards so users can see how they rank among their peers </w:t>
+        <w:t xml:space="preserve"> log-in streaks which keep track of how many days the user has logged in to </w:t>
+      </w:r>
+      <w:proofErr w:type="spellStart"/>
+      <w:r>
+        <w:t>LeetCode</w:t>
+      </w:r>
+      <w:proofErr w:type="spellEnd"/>
+      <w:r>
+        <w:t xml:space="preserve"> consecutively</w:t>
+      </w:r>
+      <w:r>
+        <w:t xml:space="preserve">. </w:t>
+      </w:r>
+      <w:proofErr w:type="spellStart"/>
+      <w:r>
+        <w:t>LeetCode</w:t>
+      </w:r>
+      <w:proofErr w:type="spellEnd"/>
+      <w:r>
+        <w:t xml:space="preserve"> also holds contests and challenges, some with rewards and displays leaderboards so users can see how they rank among their peers </w:t>
       </w:r>
       <w:sdt>
         <w:sdtPr>
@@ -25544,14 +27209,38 @@
         <w:t>.</w:t>
       </w:r>
       <w:r>
-        <w:t xml:space="preserve"> Supported languages in Leetcode </w:t>
+        <w:t xml:space="preserve"> Supported languages in </w:t>
+      </w:r>
+      <w:proofErr w:type="spellStart"/>
+      <w:r>
+        <w:t>Leetcode</w:t>
+      </w:r>
+      <w:proofErr w:type="spellEnd"/>
+      <w:r>
+        <w:t xml:space="preserve"> </w:t>
       </w:r>
       <w:r>
         <w:rPr>
           <w:sz w:val="16"/>
           <w:szCs w:val="16"/>
         </w:rPr>
-        <w:t>(LeetCode, 2025)</w:t>
+        <w:t>(</w:t>
+      </w:r>
+      <w:proofErr w:type="spellStart"/>
+      <w:r>
+        <w:rPr>
+          <w:sz w:val="16"/>
+          <w:szCs w:val="16"/>
+        </w:rPr>
+        <w:t>LeetCode</w:t>
+      </w:r>
+      <w:proofErr w:type="spellEnd"/>
+      <w:r>
+        <w:rPr>
+          <w:sz w:val="16"/>
+          <w:szCs w:val="16"/>
+        </w:rPr>
+        <w:t>, 2025)</w:t>
       </w:r>
       <w:bookmarkEnd w:id="87"/>
     </w:p>
@@ -25560,10 +27249,12 @@
         <w:pStyle w:val="Heading2"/>
       </w:pPr>
       <w:bookmarkStart w:id="88" w:name="_Toc215489260"/>
+      <w:proofErr w:type="spellStart"/>
       <w:r>
         <w:t>HackerRank</w:t>
       </w:r>
       <w:bookmarkEnd w:id="88"/>
+      <w:proofErr w:type="spellEnd"/>
     </w:p>
     <w:p>
       <w:pPr>
@@ -25571,7 +27262,31 @@
         <w:jc w:val="both"/>
       </w:pPr>
       <w:r>
-        <w:t>Another similar platform to LeetCode is called HackerRank. HackerRank also focuses on allowing developers to practice coding questions for technical interviews</w:t>
+        <w:t xml:space="preserve">Another similar platform to </w:t>
+      </w:r>
+      <w:proofErr w:type="spellStart"/>
+      <w:r>
+        <w:t>LeetCode</w:t>
+      </w:r>
+      <w:proofErr w:type="spellEnd"/>
+      <w:r>
+        <w:t xml:space="preserve"> is called </w:t>
+      </w:r>
+      <w:proofErr w:type="spellStart"/>
+      <w:r>
+        <w:t>HackerRank</w:t>
+      </w:r>
+      <w:proofErr w:type="spellEnd"/>
+      <w:r>
+        <w:t xml:space="preserve">. </w:t>
+      </w:r>
+      <w:proofErr w:type="spellStart"/>
+      <w:r>
+        <w:t>HackerRank</w:t>
+      </w:r>
+      <w:proofErr w:type="spellEnd"/>
+      <w:r>
+        <w:t xml:space="preserve"> also focuses on allowing developers to practice coding questions for technical interviews</w:t>
       </w:r>
       <w:r>
         <w:t>, enter hackathons and practice take-home assignments. It even provides a paid service</w:t>
@@ -25580,8 +27295,13 @@
         <w:t>s</w:t>
       </w:r>
       <w:r>
-        <w:t xml:space="preserve"> to allow companies to conduct live coding interviews through HackerRank</w:t>
-      </w:r>
+        <w:t xml:space="preserve"> to allow companies to conduct live coding interviews through </w:t>
+      </w:r>
+      <w:proofErr w:type="spellStart"/>
+      <w:r>
+        <w:t>HackerRank</w:t>
+      </w:r>
+      <w:proofErr w:type="spellEnd"/>
       <w:r>
         <w:t xml:space="preserve"> and create custom problems for their internal development teams</w:t>
       </w:r>
@@ -25595,7 +27315,23 @@
         <w:t>30</w:t>
       </w:r>
       <w:r>
-        <w:t xml:space="preserve"> below shows a sample coding problem in HackerRank. This interface is simpler than LeetCode and features a coding problem description on the left which includes sample inputs and outputs and a coding interface on the right.</w:t>
+        <w:t xml:space="preserve"> below shows a sample coding problem in </w:t>
+      </w:r>
+      <w:proofErr w:type="spellStart"/>
+      <w:r>
+        <w:t>HackerRank</w:t>
+      </w:r>
+      <w:proofErr w:type="spellEnd"/>
+      <w:r>
+        <w:t xml:space="preserve">. This interface is simpler than </w:t>
+      </w:r>
+      <w:proofErr w:type="spellStart"/>
+      <w:r>
+        <w:t>LeetCode</w:t>
+      </w:r>
+      <w:proofErr w:type="spellEnd"/>
+      <w:r>
+        <w:t xml:space="preserve"> and features a coding problem description on the left which includes sample inputs and outputs and a coding interface on the right.</w:t>
       </w:r>
     </w:p>
     <w:p>
@@ -25700,14 +27436,38 @@
         <w:t>.</w:t>
       </w:r>
       <w:r>
-        <w:t xml:space="preserve"> Sample problem on HackerRank </w:t>
+        <w:t xml:space="preserve"> Sample problem on </w:t>
+      </w:r>
+      <w:proofErr w:type="spellStart"/>
+      <w:r>
+        <w:t>HackerRank</w:t>
+      </w:r>
+      <w:proofErr w:type="spellEnd"/>
+      <w:r>
+        <w:t xml:space="preserve"> </w:t>
       </w:r>
       <w:r>
         <w:rPr>
           <w:sz w:val="16"/>
           <w:szCs w:val="16"/>
         </w:rPr>
-        <w:t>(HackerRank, 2025)</w:t>
+        <w:t>(</w:t>
+      </w:r>
+      <w:proofErr w:type="spellStart"/>
+      <w:r>
+        <w:rPr>
+          <w:sz w:val="16"/>
+          <w:szCs w:val="16"/>
+        </w:rPr>
+        <w:t>HackerRank</w:t>
+      </w:r>
+      <w:proofErr w:type="spellEnd"/>
+      <w:r>
+        <w:rPr>
+          <w:sz w:val="16"/>
+          <w:szCs w:val="16"/>
+        </w:rPr>
+        <w:t>, 2025)</w:t>
       </w:r>
       <w:bookmarkEnd w:id="89"/>
     </w:p>
@@ -25718,7 +27478,15 @@
       </w:pPr>
       <w:r>
         <w:lastRenderedPageBreak/>
-        <w:t>Some of the gamification features present in HackerRank include points, badges, leaderboards</w:t>
+        <w:t xml:space="preserve">Some of the gamification features present in </w:t>
+      </w:r>
+      <w:proofErr w:type="spellStart"/>
+      <w:r>
+        <w:t>HackerRank</w:t>
+      </w:r>
+      <w:proofErr w:type="spellEnd"/>
+      <w:r>
+        <w:t xml:space="preserve"> include points, badges, leaderboards</w:t>
       </w:r>
       <w:r>
         <w:t xml:space="preserve"> (see Fig. </w:t>
@@ -25875,14 +27643,38 @@
         <w:t>.</w:t>
       </w:r>
       <w:r>
-        <w:t xml:space="preserve"> Leaderboard for a particular problem in HackerRank </w:t>
+        <w:t xml:space="preserve"> Leaderboard for a particular problem in </w:t>
+      </w:r>
+      <w:proofErr w:type="spellStart"/>
+      <w:r>
+        <w:t>HackerRank</w:t>
+      </w:r>
+      <w:proofErr w:type="spellEnd"/>
+      <w:r>
+        <w:t xml:space="preserve"> </w:t>
       </w:r>
       <w:r>
         <w:rPr>
           <w:sz w:val="16"/>
           <w:szCs w:val="16"/>
         </w:rPr>
-        <w:t>(HackerRank, 2025)</w:t>
+        <w:t>(</w:t>
+      </w:r>
+      <w:proofErr w:type="spellStart"/>
+      <w:r>
+        <w:rPr>
+          <w:sz w:val="16"/>
+          <w:szCs w:val="16"/>
+        </w:rPr>
+        <w:t>HackerRank</w:t>
+      </w:r>
+      <w:proofErr w:type="spellEnd"/>
+      <w:r>
+        <w:rPr>
+          <w:sz w:val="16"/>
+          <w:szCs w:val="16"/>
+        </w:rPr>
+        <w:t>, 2025)</w:t>
       </w:r>
       <w:bookmarkEnd w:id="90"/>
     </w:p>
@@ -25891,17 +27683,48 @@
         <w:pStyle w:val="Heading2"/>
       </w:pPr>
       <w:bookmarkStart w:id="91" w:name="_Toc215489261"/>
+      <w:proofErr w:type="spellStart"/>
       <w:r>
         <w:t>CodeWars</w:t>
       </w:r>
       <w:bookmarkEnd w:id="91"/>
+      <w:proofErr w:type="spellEnd"/>
     </w:p>
     <w:p>
       <w:pPr>
         <w:jc w:val="both"/>
       </w:pPr>
-      <w:r>
-        <w:t>CodeWars is another similar platform to HackerRank and LeetCode. CodeWars calls its coding problems “Kata”</w:t>
+      <w:proofErr w:type="spellStart"/>
+      <w:r>
+        <w:t>CodeWars</w:t>
+      </w:r>
+      <w:proofErr w:type="spellEnd"/>
+      <w:r>
+        <w:t xml:space="preserve"> is another similar platform to </w:t>
+      </w:r>
+      <w:proofErr w:type="spellStart"/>
+      <w:r>
+        <w:t>HackerRank</w:t>
+      </w:r>
+      <w:proofErr w:type="spellEnd"/>
+      <w:r>
+        <w:t xml:space="preserve"> and </w:t>
+      </w:r>
+      <w:proofErr w:type="spellStart"/>
+      <w:r>
+        <w:t>LeetCode</w:t>
+      </w:r>
+      <w:proofErr w:type="spellEnd"/>
+      <w:r>
+        <w:t xml:space="preserve">. </w:t>
+      </w:r>
+      <w:proofErr w:type="spellStart"/>
+      <w:r>
+        <w:t>CodeWars</w:t>
+      </w:r>
+      <w:proofErr w:type="spellEnd"/>
+      <w:r>
+        <w:t xml:space="preserve"> calls its coding problems “Kata”</w:t>
       </w:r>
       <w:r>
         <w:t xml:space="preserve"> and supports 58 different programming languages</w:t>
@@ -25916,7 +27739,23 @@
         <w:t>32</w:t>
       </w:r>
       <w:r>
-        <w:t xml:space="preserve"> below shows what a sample kata looks like on CodeWars. Similarly to LeetCode there is a description of the code problem on the left, a coding interface on the top right and sample test cases on the bottom right.</w:t>
+        <w:t xml:space="preserve"> below shows what a sample kata looks like on </w:t>
+      </w:r>
+      <w:proofErr w:type="spellStart"/>
+      <w:r>
+        <w:t>CodeWars</w:t>
+      </w:r>
+      <w:proofErr w:type="spellEnd"/>
+      <w:r>
+        <w:t xml:space="preserve">. Similarly to </w:t>
+      </w:r>
+      <w:proofErr w:type="spellStart"/>
+      <w:r>
+        <w:t>LeetCode</w:t>
+      </w:r>
+      <w:proofErr w:type="spellEnd"/>
+      <w:r>
+        <w:t xml:space="preserve"> there is a description of the code problem on the left, a coding interface on the top right and sample test cases on the bottom right.</w:t>
       </w:r>
     </w:p>
     <w:p>
@@ -26022,14 +27861,38 @@
         <w:t>.</w:t>
       </w:r>
       <w:r>
-        <w:t xml:space="preserve"> Sample Kata on CodeWars </w:t>
+        <w:t xml:space="preserve"> Sample Kata on </w:t>
+      </w:r>
+      <w:proofErr w:type="spellStart"/>
+      <w:r>
+        <w:t>CodeWars</w:t>
+      </w:r>
+      <w:proofErr w:type="spellEnd"/>
+      <w:r>
+        <w:t xml:space="preserve"> </w:t>
       </w:r>
       <w:r>
         <w:rPr>
           <w:sz w:val="16"/>
           <w:szCs w:val="16"/>
         </w:rPr>
-        <w:t>(CodeWars, 2025)</w:t>
+        <w:t>(</w:t>
+      </w:r>
+      <w:proofErr w:type="spellStart"/>
+      <w:r>
+        <w:rPr>
+          <w:sz w:val="16"/>
+          <w:szCs w:val="16"/>
+        </w:rPr>
+        <w:t>CodeWars</w:t>
+      </w:r>
+      <w:proofErr w:type="spellEnd"/>
+      <w:r>
+        <w:rPr>
+          <w:sz w:val="16"/>
+          <w:szCs w:val="16"/>
+        </w:rPr>
+        <w:t>, 2025)</w:t>
       </w:r>
       <w:bookmarkEnd w:id="92"/>
     </w:p>
@@ -26064,7 +27927,49 @@
         <w:t xml:space="preserve"> they can earn “Honor”, this is like earning experience points in a video game.</w:t>
       </w:r>
       <w:r>
-        <w:t xml:space="preserve"> CodeWars also has leaderboards ranking users by amount of honor. Users also gain more privileges on the CodeWars platform as their honor grows, for example users gain the ability to create kata upon reaching 300 honor </w:t>
+        <w:t xml:space="preserve"> </w:t>
+      </w:r>
+      <w:proofErr w:type="spellStart"/>
+      <w:r>
+        <w:t>CodeWars</w:t>
+      </w:r>
+      <w:proofErr w:type="spellEnd"/>
+      <w:r>
+        <w:t xml:space="preserve"> also has leaderboards ranking users by amount of </w:t>
+      </w:r>
+      <w:proofErr w:type="spellStart"/>
+      <w:r>
+        <w:t>honor</w:t>
+      </w:r>
+      <w:proofErr w:type="spellEnd"/>
+      <w:r>
+        <w:t xml:space="preserve">. Users also gain more privileges on the </w:t>
+      </w:r>
+      <w:proofErr w:type="spellStart"/>
+      <w:r>
+        <w:t>CodeWars</w:t>
+      </w:r>
+      <w:proofErr w:type="spellEnd"/>
+      <w:r>
+        <w:t xml:space="preserve"> platform as their </w:t>
+      </w:r>
+      <w:proofErr w:type="spellStart"/>
+      <w:r>
+        <w:t>honor</w:t>
+      </w:r>
+      <w:proofErr w:type="spellEnd"/>
+      <w:r>
+        <w:t xml:space="preserve"> grows, for example users gain the ability to create kata upon reaching 300 </w:t>
+      </w:r>
+      <w:proofErr w:type="spellStart"/>
+      <w:proofErr w:type="gramStart"/>
+      <w:r>
+        <w:t>honor</w:t>
+      </w:r>
+      <w:proofErr w:type="spellEnd"/>
+      <w:proofErr w:type="gramEnd"/>
+      <w:r>
+        <w:t xml:space="preserve"> </w:t>
       </w:r>
       <w:sdt>
         <w:sdtPr>
@@ -26206,14 +28111,46 @@
         <w:t>.</w:t>
       </w:r>
       <w:r>
-        <w:t xml:space="preserve"> CodeWars honor system </w:t>
+        <w:t xml:space="preserve"> </w:t>
+      </w:r>
+      <w:proofErr w:type="spellStart"/>
+      <w:r>
+        <w:t>CodeWars</w:t>
+      </w:r>
+      <w:proofErr w:type="spellEnd"/>
+      <w:r>
+        <w:t xml:space="preserve"> </w:t>
+      </w:r>
+      <w:proofErr w:type="spellStart"/>
+      <w:r>
+        <w:t>honor</w:t>
+      </w:r>
+      <w:proofErr w:type="spellEnd"/>
+      <w:r>
+        <w:t xml:space="preserve"> system </w:t>
       </w:r>
       <w:r>
         <w:rPr>
           <w:sz w:val="16"/>
           <w:szCs w:val="16"/>
         </w:rPr>
-        <w:t>(CodeWars, 2025)</w:t>
+        <w:t>(</w:t>
+      </w:r>
+      <w:proofErr w:type="spellStart"/>
+      <w:r>
+        <w:rPr>
+          <w:sz w:val="16"/>
+          <w:szCs w:val="16"/>
+        </w:rPr>
+        <w:t>CodeWars</w:t>
+      </w:r>
+      <w:proofErr w:type="spellEnd"/>
+      <w:r>
+        <w:rPr>
+          <w:sz w:val="16"/>
+          <w:szCs w:val="16"/>
+        </w:rPr>
+        <w:t>, 2025)</w:t>
       </w:r>
       <w:bookmarkEnd w:id="93"/>
     </w:p>
@@ -26221,8 +28158,13 @@
       <w:pPr>
         <w:jc w:val="both"/>
       </w:pPr>
-      <w:r>
-        <w:t>CodeWars also features a comprehensive ranked system inspired by Japanese martial arts. Ranks go from 8 Kyu to 1 Kyu and then from 1 Dan to 8 Dan</w:t>
+      <w:proofErr w:type="spellStart"/>
+      <w:r>
+        <w:t>CodeWars</w:t>
+      </w:r>
+      <w:proofErr w:type="spellEnd"/>
+      <w:r>
+        <w:t xml:space="preserve"> also features a comprehensive ranked system inspired by Japanese martial arts. Ranks go from 8 Kyu to 1 Kyu and then from 1 Dan to 8 Dan</w:t>
       </w:r>
       <w:r>
         <w:t xml:space="preserve">, in increasing proficiency/difficulty. This rating system is used to indicate the proficiency of users, and the difficulty of Kata. The users rating is increased by completing Kata </w:t>
@@ -26270,7 +28212,7 @@
           <w:noProof/>
         </w:rPr>
         <w:drawing>
-          <wp:inline distT="0" distB="0" distL="0" distR="0" wp14:anchorId="652613B8" wp14:editId="7B09B861">
+          <wp:inline distT="0" distB="0" distL="0" distR="0" wp14:anchorId="652613B8" wp14:editId="3B57EA6E">
             <wp:extent cx="4038830" cy="2013586"/>
             <wp:effectExtent l="0" t="0" r="0" b="5715"/>
             <wp:docPr id="843022778" name="Picture 2"/>
@@ -26377,14 +28319,38 @@
         <w:t>.</w:t>
       </w:r>
       <w:r>
-        <w:t xml:space="preserve"> Example progress breakdown on a profile on CodeWars </w:t>
+        <w:t xml:space="preserve"> Example progress breakdown on a profile on </w:t>
+      </w:r>
+      <w:proofErr w:type="spellStart"/>
+      <w:r>
+        <w:t>CodeWars</w:t>
+      </w:r>
+      <w:proofErr w:type="spellEnd"/>
+      <w:r>
+        <w:t xml:space="preserve"> </w:t>
       </w:r>
       <w:r>
         <w:rPr>
           <w:sz w:val="16"/>
           <w:szCs w:val="16"/>
         </w:rPr>
-        <w:t>(CodeWars, 2025)</w:t>
+        <w:t>(</w:t>
+      </w:r>
+      <w:proofErr w:type="spellStart"/>
+      <w:r>
+        <w:rPr>
+          <w:sz w:val="16"/>
+          <w:szCs w:val="16"/>
+        </w:rPr>
+        <w:t>CodeWars</w:t>
+      </w:r>
+      <w:proofErr w:type="spellEnd"/>
+      <w:r>
+        <w:rPr>
+          <w:sz w:val="16"/>
+          <w:szCs w:val="16"/>
+        </w:rPr>
+        <w:t>, 2025)</w:t>
       </w:r>
       <w:bookmarkEnd w:id="94"/>
     </w:p>
@@ -26421,7 +28387,15 @@
         <w:t xml:space="preserve">In summary React, TypeScript, SCSS, and Vite have been chosen as the front-end technologies for SETU Code Lab </w:t>
       </w:r>
       <w:r>
-        <w:t>due to their fast performance, seamless integration with one another and their strong potential for building highly interactive and responsive user interfaces. TypeScript and React have also become somewhat of an industry standard recently and there is lots of useful documentation and tutorials available for developers.</w:t>
+        <w:t xml:space="preserve">due to their fast performance, seamless integration with one another and their strong potential for building highly interactive and responsive user interfaces. TypeScript and React have also become somewhat of an industry standard recently and there </w:t>
+      </w:r>
+      <w:proofErr w:type="gramStart"/>
+      <w:r>
+        <w:t>is</w:t>
+      </w:r>
+      <w:proofErr w:type="gramEnd"/>
+      <w:r>
+        <w:t xml:space="preserve"> lots of useful documentation and tutorials available for developers.</w:t>
       </w:r>
     </w:p>
     <w:p>
@@ -26511,7 +28485,15 @@
         <w:t>like</w:t>
       </w:r>
       <w:r>
-        <w:t xml:space="preserve"> CodeWars) and daily log in streaks.</w:t>
+        <w:t xml:space="preserve"> </w:t>
+      </w:r>
+      <w:proofErr w:type="spellStart"/>
+      <w:r>
+        <w:t>CodeWars</w:t>
+      </w:r>
+      <w:proofErr w:type="spellEnd"/>
+      <w:r>
+        <w:t>) and daily log in streaks.</w:t>
       </w:r>
     </w:p>
     <w:p>
@@ -26541,14 +28523,8 @@
         <w:p>
           <w:pPr>
             <w:pStyle w:val="Heading1"/>
-            <w:rPr>
-              <w:color w:val="auto"/>
-            </w:rPr>
           </w:pPr>
           <w:r>
-            <w:rPr>
-              <w:color w:val="auto"/>
-            </w:rPr>
             <w:t>Bibliography</w:t>
           </w:r>
           <w:bookmarkEnd w:id="96"/>
@@ -32055,7 +34031,6 @@
   <w:style w:type="character" w:default="1" w:styleId="DefaultParagraphFont">
     <w:name w:val="Default Paragraph Font"/>
     <w:uiPriority w:val="1"/>
-    <w:semiHidden/>
     <w:unhideWhenUsed/>
   </w:style>
   <w:style w:type="table" w:default="1" w:styleId="TableNormal">
@@ -33148,20 +35123,245 @@
 </file>
 
 <file path=customXml/item1.xml><?xml version="1.0" encoding="utf-8"?>
-<p:properties xmlns:p="http://schemas.microsoft.com/office/2006/metadata/properties" xmlns:xsi="http://www.w3.org/2001/XMLSchema-instance" xmlns:pc="http://schemas.microsoft.com/office/infopath/2007/PartnerControls">
-  <documentManagement>
-    <_activity xmlns="d771323b-a791-478d-9b6d-73d514b85121" xsi:nil="true"/>
-  </documentManagement>
-</p:properties>
-</file>
-
-<file path=customXml/item2.xml><?xml version="1.0" encoding="utf-8"?>
 <?mso-contentType ?>
 <FormTemplates xmlns="http://schemas.microsoft.com/sharepoint/v3/contenttype/forms">
   <Display>DocumentLibraryForm</Display>
   <Edit>DocumentLibraryForm</Edit>
   <New>DocumentLibraryForm</New>
 </FormTemplates>
+</file>
+
+<file path=customXml/item2.xml><?xml version="1.0" encoding="utf-8"?>
+<ct:contentTypeSchema xmlns:ct="http://schemas.microsoft.com/office/2006/metadata/contentType" xmlns:ma="http://schemas.microsoft.com/office/2006/metadata/properties/metaAttributes" ct:_="" ma:_="" ma:contentTypeName="Document" ma:contentTypeID="0x010100306283214E9BE44C91F937894DD612A6" ma:contentTypeVersion="15" ma:contentTypeDescription="Create a new document." ma:contentTypeScope="" ma:versionID="4a87eb5e74377b26ce3e79e28ddaa0f0">
+  <xsd:schema xmlns:xsd="http://www.w3.org/2001/XMLSchema" xmlns:xs="http://www.w3.org/2001/XMLSchema" xmlns:p="http://schemas.microsoft.com/office/2006/metadata/properties" xmlns:ns3="d771323b-a791-478d-9b6d-73d514b85121" xmlns:ns4="26d13681-40f3-45ef-a4bd-75e70b9e3c47" targetNamespace="http://schemas.microsoft.com/office/2006/metadata/properties" ma:root="true" ma:fieldsID="dfd8faeeafbb013350e5ee8ad0ffd83b" ns3:_="" ns4:_="">
+    <xsd:import namespace="d771323b-a791-478d-9b6d-73d514b85121"/>
+    <xsd:import namespace="26d13681-40f3-45ef-a4bd-75e70b9e3c47"/>
+    <xsd:element name="properties">
+      <xsd:complexType>
+        <xsd:sequence>
+          <xsd:element name="documentManagement">
+            <xsd:complexType>
+              <xsd:all>
+                <xsd:element ref="ns3:MediaServiceMetadata" minOccurs="0"/>
+                <xsd:element ref="ns3:MediaServiceFastMetadata" minOccurs="0"/>
+                <xsd:element ref="ns3:MediaServiceObjectDetectorVersions" minOccurs="0"/>
+                <xsd:element ref="ns3:MediaServiceAutoTags" minOccurs="0"/>
+                <xsd:element ref="ns3:MediaServiceGenerationTime" minOccurs="0"/>
+                <xsd:element ref="ns3:MediaServiceEventHashCode" minOccurs="0"/>
+                <xsd:element ref="ns3:MediaServiceOCR" minOccurs="0"/>
+                <xsd:element ref="ns3:MediaServiceDateTaken" minOccurs="0"/>
+                <xsd:element ref="ns3:_activity" minOccurs="0"/>
+                <xsd:element ref="ns4:SharedWithUsers" minOccurs="0"/>
+                <xsd:element ref="ns4:SharedWithDetails" minOccurs="0"/>
+                <xsd:element ref="ns4:SharingHintHash" minOccurs="0"/>
+                <xsd:element ref="ns3:MediaServiceSearchProperties" minOccurs="0"/>
+                <xsd:element ref="ns3:MediaServiceSystemTags" minOccurs="0"/>
+                <xsd:element ref="ns3:MediaLengthInSeconds" minOccurs="0"/>
+              </xsd:all>
+            </xsd:complexType>
+          </xsd:element>
+        </xsd:sequence>
+      </xsd:complexType>
+    </xsd:element>
+  </xsd:schema>
+  <xsd:schema xmlns:xsd="http://www.w3.org/2001/XMLSchema" xmlns:xs="http://www.w3.org/2001/XMLSchema" xmlns:dms="http://schemas.microsoft.com/office/2006/documentManagement/types" xmlns:pc="http://schemas.microsoft.com/office/infopath/2007/PartnerControls" targetNamespace="d771323b-a791-478d-9b6d-73d514b85121" elementFormDefault="qualified">
+    <xsd:import namespace="http://schemas.microsoft.com/office/2006/documentManagement/types"/>
+    <xsd:import namespace="http://schemas.microsoft.com/office/infopath/2007/PartnerControls"/>
+    <xsd:element name="MediaServiceMetadata" ma:index="8" nillable="true" ma:displayName="MediaServiceMetadata" ma:hidden="true" ma:internalName="MediaServiceMetadata" ma:readOnly="true">
+      <xsd:simpleType>
+        <xsd:restriction base="dms:Note"/>
+      </xsd:simpleType>
+    </xsd:element>
+    <xsd:element name="MediaServiceFastMetadata" ma:index="9" nillable="true" ma:displayName="MediaServiceFastMetadata" ma:hidden="true" ma:internalName="MediaServiceFastMetadata" ma:readOnly="true">
+      <xsd:simpleType>
+        <xsd:restriction base="dms:Note"/>
+      </xsd:simpleType>
+    </xsd:element>
+    <xsd:element name="MediaServiceObjectDetectorVersions" ma:index="10" nillable="true" ma:displayName="MediaServiceObjectDetectorVersions" ma:hidden="true" ma:indexed="true" ma:internalName="MediaServiceObjectDetectorVersions" ma:readOnly="true">
+      <xsd:simpleType>
+        <xsd:restriction base="dms:Text"/>
+      </xsd:simpleType>
+    </xsd:element>
+    <xsd:element name="MediaServiceAutoTags" ma:index="11" nillable="true" ma:displayName="Tags" ma:internalName="MediaServiceAutoTags" ma:readOnly="true">
+      <xsd:simpleType>
+        <xsd:restriction base="dms:Text"/>
+      </xsd:simpleType>
+    </xsd:element>
+    <xsd:element name="MediaServiceGenerationTime" ma:index="12" nillable="true" ma:displayName="MediaServiceGenerationTime" ma:hidden="true" ma:internalName="MediaServiceGenerationTime" ma:readOnly="true">
+      <xsd:simpleType>
+        <xsd:restriction base="dms:Text"/>
+      </xsd:simpleType>
+    </xsd:element>
+    <xsd:element name="MediaServiceEventHashCode" ma:index="13" nillable="true" ma:displayName="MediaServiceEventHashCode" ma:hidden="true" ma:internalName="MediaServiceEventHashCode" ma:readOnly="true">
+      <xsd:simpleType>
+        <xsd:restriction base="dms:Text"/>
+      </xsd:simpleType>
+    </xsd:element>
+    <xsd:element name="MediaServiceOCR" ma:index="14" nillable="true" ma:displayName="Extracted Text" ma:internalName="MediaServiceOCR" ma:readOnly="true">
+      <xsd:simpleType>
+        <xsd:restriction base="dms:Note">
+          <xsd:maxLength value="255"/>
+        </xsd:restriction>
+      </xsd:simpleType>
+    </xsd:element>
+    <xsd:element name="MediaServiceDateTaken" ma:index="15" nillable="true" ma:displayName="MediaServiceDateTaken" ma:hidden="true" ma:indexed="true" ma:internalName="MediaServiceDateTaken" ma:readOnly="true">
+      <xsd:simpleType>
+        <xsd:restriction base="dms:Text"/>
+      </xsd:simpleType>
+    </xsd:element>
+    <xsd:element name="_activity" ma:index="16" nillable="true" ma:displayName="_activity" ma:hidden="true" ma:internalName="_activity">
+      <xsd:simpleType>
+        <xsd:restriction base="dms:Note"/>
+      </xsd:simpleType>
+    </xsd:element>
+    <xsd:element name="MediaServiceSearchProperties" ma:index="20" nillable="true" ma:displayName="MediaServiceSearchProperties" ma:hidden="true" ma:internalName="MediaServiceSearchProperties" ma:readOnly="true">
+      <xsd:simpleType>
+        <xsd:restriction base="dms:Note"/>
+      </xsd:simpleType>
+    </xsd:element>
+    <xsd:element name="MediaServiceSystemTags" ma:index="21" nillable="true" ma:displayName="MediaServiceSystemTags" ma:hidden="true" ma:internalName="MediaServiceSystemTags" ma:readOnly="true">
+      <xsd:simpleType>
+        <xsd:restriction base="dms:Note"/>
+      </xsd:simpleType>
+    </xsd:element>
+    <xsd:element name="MediaLengthInSeconds" ma:index="22" nillable="true" ma:displayName="MediaLengthInSeconds" ma:hidden="true" ma:internalName="MediaLengthInSeconds" ma:readOnly="true">
+      <xsd:simpleType>
+        <xsd:restriction base="dms:Unknown"/>
+      </xsd:simpleType>
+    </xsd:element>
+  </xsd:schema>
+  <xsd:schema xmlns:xsd="http://www.w3.org/2001/XMLSchema" xmlns:xs="http://www.w3.org/2001/XMLSchema" xmlns:dms="http://schemas.microsoft.com/office/2006/documentManagement/types" xmlns:pc="http://schemas.microsoft.com/office/infopath/2007/PartnerControls" targetNamespace="26d13681-40f3-45ef-a4bd-75e70b9e3c47" elementFormDefault="qualified">
+    <xsd:import namespace="http://schemas.microsoft.com/office/2006/documentManagement/types"/>
+    <xsd:import namespace="http://schemas.microsoft.com/office/infopath/2007/PartnerControls"/>
+    <xsd:element name="SharedWithUsers" ma:index="17" nillable="true" ma:displayName="Shared With" ma:internalName="SharedWithUsers" ma:readOnly="true">
+      <xsd:complexType>
+        <xsd:complexContent>
+          <xsd:extension base="dms:UserMulti">
+            <xsd:sequence>
+              <xsd:element name="UserInfo" minOccurs="0" maxOccurs="unbounded">
+                <xsd:complexType>
+                  <xsd:sequence>
+                    <xsd:element name="DisplayName" type="xsd:string" minOccurs="0"/>
+                    <xsd:element name="AccountId" type="dms:UserId" minOccurs="0" nillable="true"/>
+                    <xsd:element name="AccountType" type="xsd:string" minOccurs="0"/>
+                  </xsd:sequence>
+                </xsd:complexType>
+              </xsd:element>
+            </xsd:sequence>
+          </xsd:extension>
+        </xsd:complexContent>
+      </xsd:complexType>
+    </xsd:element>
+    <xsd:element name="SharedWithDetails" ma:index="18" nillable="true" ma:displayName="Shared With Details" ma:internalName="SharedWithDetails" ma:readOnly="true">
+      <xsd:simpleType>
+        <xsd:restriction base="dms:Note">
+          <xsd:maxLength value="255"/>
+        </xsd:restriction>
+      </xsd:simpleType>
+    </xsd:element>
+    <xsd:element name="SharingHintHash" ma:index="19" nillable="true" ma:displayName="Sharing Hint Hash" ma:hidden="true" ma:internalName="SharingHintHash" ma:readOnly="true">
+      <xsd:simpleType>
+        <xsd:restriction base="dms:Text"/>
+      </xsd:simpleType>
+    </xsd:element>
+  </xsd:schema>
+  <xsd:schema xmlns="http://schemas.openxmlformats.org/package/2006/metadata/core-properties" xmlns:xsd="http://www.w3.org/2001/XMLSchema" xmlns:xsi="http://www.w3.org/2001/XMLSchema-instance" xmlns:dc="http://purl.org/dc/elements/1.1/" xmlns:dcterms="http://purl.org/dc/terms/" xmlns:odoc="http://schemas.microsoft.com/internal/obd" targetNamespace="http://schemas.openxmlformats.org/package/2006/metadata/core-properties" elementFormDefault="qualified" attributeFormDefault="unqualified" blockDefault="#all">
+    <xsd:import namespace="http://purl.org/dc/elements/1.1/" schemaLocation="http://dublincore.org/schemas/xmls/qdc/2003/04/02/dc.xsd"/>
+    <xsd:import namespace="http://purl.org/dc/terms/" schemaLocation="http://dublincore.org/schemas/xmls/qdc/2003/04/02/dcterms.xsd"/>
+    <xsd:element name="coreProperties" type="CT_coreProperties"/>
+    <xsd:complexType name="CT_coreProperties">
+      <xsd:all>
+        <xsd:element ref="dc:creator" minOccurs="0" maxOccurs="1"/>
+        <xsd:element ref="dcterms:created" minOccurs="0" maxOccurs="1"/>
+        <xsd:element ref="dc:identifier" minOccurs="0" maxOccurs="1"/>
+        <xsd:element name="contentType" minOccurs="0" maxOccurs="1" type="xsd:string" ma:index="0" ma:displayName="Content Type"/>
+        <xsd:element ref="dc:title" minOccurs="0" maxOccurs="1" ma:index="4" ma:displayName="Title"/>
+        <xsd:element ref="dc:subject" minOccurs="0" maxOccurs="1"/>
+        <xsd:element ref="dc:description" minOccurs="0" maxOccurs="1"/>
+        <xsd:element name="keywords" minOccurs="0" maxOccurs="1" type="xsd:string"/>
+        <xsd:element ref="dc:language" minOccurs="0" maxOccurs="1"/>
+        <xsd:element name="category" minOccurs="0" maxOccurs="1" type="xsd:string"/>
+        <xsd:element name="version" minOccurs="0" maxOccurs="1" type="xsd:string"/>
+        <xsd:element name="revision" minOccurs="0" maxOccurs="1" type="xsd:string">
+          <xsd:annotation>
+            <xsd:documentation>
+                        This value indicates the number of saves or revisions. The application is responsible for updating this value after each revision.
+                    </xsd:documentation>
+          </xsd:annotation>
+        </xsd:element>
+        <xsd:element name="lastModifiedBy" minOccurs="0" maxOccurs="1" type="xsd:string"/>
+        <xsd:element ref="dcterms:modified" minOccurs="0" maxOccurs="1"/>
+        <xsd:element name="contentStatus" minOccurs="0" maxOccurs="1" type="xsd:string"/>
+      </xsd:all>
+    </xsd:complexType>
+  </xsd:schema>
+  <xs:schema xmlns:pc="http://schemas.microsoft.com/office/infopath/2007/PartnerControls" xmlns:xs="http://www.w3.org/2001/XMLSchema" targetNamespace="http://schemas.microsoft.com/office/infopath/2007/PartnerControls" elementFormDefault="qualified" attributeFormDefault="unqualified">
+    <xs:element name="Person">
+      <xs:complexType>
+        <xs:sequence>
+          <xs:element ref="pc:DisplayName" minOccurs="0"/>
+          <xs:element ref="pc:AccountId" minOccurs="0"/>
+          <xs:element ref="pc:AccountType" minOccurs="0"/>
+        </xs:sequence>
+      </xs:complexType>
+    </xs:element>
+    <xs:element name="DisplayName" type="xs:string"/>
+    <xs:element name="AccountId" type="xs:string"/>
+    <xs:element name="AccountType" type="xs:string"/>
+    <xs:element name="BDCAssociatedEntity">
+      <xs:complexType>
+        <xs:sequence>
+          <xs:element ref="pc:BDCEntity" minOccurs="0" maxOccurs="unbounded"/>
+        </xs:sequence>
+        <xs:attribute ref="pc:EntityNamespace"/>
+        <xs:attribute ref="pc:EntityName"/>
+        <xs:attribute ref="pc:SystemInstanceName"/>
+        <xs:attribute ref="pc:AssociationName"/>
+      </xs:complexType>
+    </xs:element>
+    <xs:attribute name="EntityNamespace" type="xs:string"/>
+    <xs:attribute name="EntityName" type="xs:string"/>
+    <xs:attribute name="SystemInstanceName" type="xs:string"/>
+    <xs:attribute name="AssociationName" type="xs:string"/>
+    <xs:element name="BDCEntity">
+      <xs:complexType>
+        <xs:sequence>
+          <xs:element ref="pc:EntityDisplayName" minOccurs="0"/>
+          <xs:element ref="pc:EntityInstanceReference" minOccurs="0"/>
+          <xs:element ref="pc:EntityId1" minOccurs="0"/>
+          <xs:element ref="pc:EntityId2" minOccurs="0"/>
+          <xs:element ref="pc:EntityId3" minOccurs="0"/>
+          <xs:element ref="pc:EntityId4" minOccurs="0"/>
+          <xs:element ref="pc:EntityId5" minOccurs="0"/>
+        </xs:sequence>
+      </xs:complexType>
+    </xs:element>
+    <xs:element name="EntityDisplayName" type="xs:string"/>
+    <xs:element name="EntityInstanceReference" type="xs:string"/>
+    <xs:element name="EntityId1" type="xs:string"/>
+    <xs:element name="EntityId2" type="xs:string"/>
+    <xs:element name="EntityId3" type="xs:string"/>
+    <xs:element name="EntityId4" type="xs:string"/>
+    <xs:element name="EntityId5" type="xs:string"/>
+    <xs:element name="Terms">
+      <xs:complexType>
+        <xs:sequence>
+          <xs:element ref="pc:TermInfo" minOccurs="0" maxOccurs="unbounded"/>
+        </xs:sequence>
+      </xs:complexType>
+    </xs:element>
+    <xs:element name="TermInfo">
+      <xs:complexType>
+        <xs:sequence>
+          <xs:element ref="pc:TermName" minOccurs="0"/>
+          <xs:element ref="pc:TermId" minOccurs="0"/>
+        </xs:sequence>
+      </xs:complexType>
+    </xs:element>
+    <xs:element name="TermName" type="xs:string"/>
+    <xs:element name="TermId" type="xs:string"/>
+  </xs:schema>
+</ct:contentTypeSchema>
 </file>
 
 <file path=customXml/item3.xml><?xml version="1.0" encoding="utf-8"?>
@@ -34536,249 +36736,14 @@
 </file>
 
 <file path=customXml/item4.xml><?xml version="1.0" encoding="utf-8"?>
-<ct:contentTypeSchema xmlns:ct="http://schemas.microsoft.com/office/2006/metadata/contentType" xmlns:ma="http://schemas.microsoft.com/office/2006/metadata/properties/metaAttributes" ct:_="" ma:_="" ma:contentTypeName="Document" ma:contentTypeID="0x010100306283214E9BE44C91F937894DD612A6" ma:contentTypeVersion="15" ma:contentTypeDescription="Create a new document." ma:contentTypeScope="" ma:versionID="4a87eb5e74377b26ce3e79e28ddaa0f0">
-  <xsd:schema xmlns:xsd="http://www.w3.org/2001/XMLSchema" xmlns:xs="http://www.w3.org/2001/XMLSchema" xmlns:p="http://schemas.microsoft.com/office/2006/metadata/properties" xmlns:ns3="d771323b-a791-478d-9b6d-73d514b85121" xmlns:ns4="26d13681-40f3-45ef-a4bd-75e70b9e3c47" targetNamespace="http://schemas.microsoft.com/office/2006/metadata/properties" ma:root="true" ma:fieldsID="dfd8faeeafbb013350e5ee8ad0ffd83b" ns3:_="" ns4:_="">
-    <xsd:import namespace="d771323b-a791-478d-9b6d-73d514b85121"/>
-    <xsd:import namespace="26d13681-40f3-45ef-a4bd-75e70b9e3c47"/>
-    <xsd:element name="properties">
-      <xsd:complexType>
-        <xsd:sequence>
-          <xsd:element name="documentManagement">
-            <xsd:complexType>
-              <xsd:all>
-                <xsd:element ref="ns3:MediaServiceMetadata" minOccurs="0"/>
-                <xsd:element ref="ns3:MediaServiceFastMetadata" minOccurs="0"/>
-                <xsd:element ref="ns3:MediaServiceObjectDetectorVersions" minOccurs="0"/>
-                <xsd:element ref="ns3:MediaServiceAutoTags" minOccurs="0"/>
-                <xsd:element ref="ns3:MediaServiceGenerationTime" minOccurs="0"/>
-                <xsd:element ref="ns3:MediaServiceEventHashCode" minOccurs="0"/>
-                <xsd:element ref="ns3:MediaServiceOCR" minOccurs="0"/>
-                <xsd:element ref="ns3:MediaServiceDateTaken" minOccurs="0"/>
-                <xsd:element ref="ns3:_activity" minOccurs="0"/>
-                <xsd:element ref="ns4:SharedWithUsers" minOccurs="0"/>
-                <xsd:element ref="ns4:SharedWithDetails" minOccurs="0"/>
-                <xsd:element ref="ns4:SharingHintHash" minOccurs="0"/>
-                <xsd:element ref="ns3:MediaServiceSearchProperties" minOccurs="0"/>
-                <xsd:element ref="ns3:MediaServiceSystemTags" minOccurs="0"/>
-                <xsd:element ref="ns3:MediaLengthInSeconds" minOccurs="0"/>
-              </xsd:all>
-            </xsd:complexType>
-          </xsd:element>
-        </xsd:sequence>
-      </xsd:complexType>
-    </xsd:element>
-  </xsd:schema>
-  <xsd:schema xmlns:xsd="http://www.w3.org/2001/XMLSchema" xmlns:xs="http://www.w3.org/2001/XMLSchema" xmlns:dms="http://schemas.microsoft.com/office/2006/documentManagement/types" xmlns:pc="http://schemas.microsoft.com/office/infopath/2007/PartnerControls" targetNamespace="d771323b-a791-478d-9b6d-73d514b85121" elementFormDefault="qualified">
-    <xsd:import namespace="http://schemas.microsoft.com/office/2006/documentManagement/types"/>
-    <xsd:import namespace="http://schemas.microsoft.com/office/infopath/2007/PartnerControls"/>
-    <xsd:element name="MediaServiceMetadata" ma:index="8" nillable="true" ma:displayName="MediaServiceMetadata" ma:hidden="true" ma:internalName="MediaServiceMetadata" ma:readOnly="true">
-      <xsd:simpleType>
-        <xsd:restriction base="dms:Note"/>
-      </xsd:simpleType>
-    </xsd:element>
-    <xsd:element name="MediaServiceFastMetadata" ma:index="9" nillable="true" ma:displayName="MediaServiceFastMetadata" ma:hidden="true" ma:internalName="MediaServiceFastMetadata" ma:readOnly="true">
-      <xsd:simpleType>
-        <xsd:restriction base="dms:Note"/>
-      </xsd:simpleType>
-    </xsd:element>
-    <xsd:element name="MediaServiceObjectDetectorVersions" ma:index="10" nillable="true" ma:displayName="MediaServiceObjectDetectorVersions" ma:hidden="true" ma:indexed="true" ma:internalName="MediaServiceObjectDetectorVersions" ma:readOnly="true">
-      <xsd:simpleType>
-        <xsd:restriction base="dms:Text"/>
-      </xsd:simpleType>
-    </xsd:element>
-    <xsd:element name="MediaServiceAutoTags" ma:index="11" nillable="true" ma:displayName="Tags" ma:internalName="MediaServiceAutoTags" ma:readOnly="true">
-      <xsd:simpleType>
-        <xsd:restriction base="dms:Text"/>
-      </xsd:simpleType>
-    </xsd:element>
-    <xsd:element name="MediaServiceGenerationTime" ma:index="12" nillable="true" ma:displayName="MediaServiceGenerationTime" ma:hidden="true" ma:internalName="MediaServiceGenerationTime" ma:readOnly="true">
-      <xsd:simpleType>
-        <xsd:restriction base="dms:Text"/>
-      </xsd:simpleType>
-    </xsd:element>
-    <xsd:element name="MediaServiceEventHashCode" ma:index="13" nillable="true" ma:displayName="MediaServiceEventHashCode" ma:hidden="true" ma:internalName="MediaServiceEventHashCode" ma:readOnly="true">
-      <xsd:simpleType>
-        <xsd:restriction base="dms:Text"/>
-      </xsd:simpleType>
-    </xsd:element>
-    <xsd:element name="MediaServiceOCR" ma:index="14" nillable="true" ma:displayName="Extracted Text" ma:internalName="MediaServiceOCR" ma:readOnly="true">
-      <xsd:simpleType>
-        <xsd:restriction base="dms:Note">
-          <xsd:maxLength value="255"/>
-        </xsd:restriction>
-      </xsd:simpleType>
-    </xsd:element>
-    <xsd:element name="MediaServiceDateTaken" ma:index="15" nillable="true" ma:displayName="MediaServiceDateTaken" ma:hidden="true" ma:indexed="true" ma:internalName="MediaServiceDateTaken" ma:readOnly="true">
-      <xsd:simpleType>
-        <xsd:restriction base="dms:Text"/>
-      </xsd:simpleType>
-    </xsd:element>
-    <xsd:element name="_activity" ma:index="16" nillable="true" ma:displayName="_activity" ma:hidden="true" ma:internalName="_activity">
-      <xsd:simpleType>
-        <xsd:restriction base="dms:Note"/>
-      </xsd:simpleType>
-    </xsd:element>
-    <xsd:element name="MediaServiceSearchProperties" ma:index="20" nillable="true" ma:displayName="MediaServiceSearchProperties" ma:hidden="true" ma:internalName="MediaServiceSearchProperties" ma:readOnly="true">
-      <xsd:simpleType>
-        <xsd:restriction base="dms:Note"/>
-      </xsd:simpleType>
-    </xsd:element>
-    <xsd:element name="MediaServiceSystemTags" ma:index="21" nillable="true" ma:displayName="MediaServiceSystemTags" ma:hidden="true" ma:internalName="MediaServiceSystemTags" ma:readOnly="true">
-      <xsd:simpleType>
-        <xsd:restriction base="dms:Note"/>
-      </xsd:simpleType>
-    </xsd:element>
-    <xsd:element name="MediaLengthInSeconds" ma:index="22" nillable="true" ma:displayName="MediaLengthInSeconds" ma:hidden="true" ma:internalName="MediaLengthInSeconds" ma:readOnly="true">
-      <xsd:simpleType>
-        <xsd:restriction base="dms:Unknown"/>
-      </xsd:simpleType>
-    </xsd:element>
-  </xsd:schema>
-  <xsd:schema xmlns:xsd="http://www.w3.org/2001/XMLSchema" xmlns:xs="http://www.w3.org/2001/XMLSchema" xmlns:dms="http://schemas.microsoft.com/office/2006/documentManagement/types" xmlns:pc="http://schemas.microsoft.com/office/infopath/2007/PartnerControls" targetNamespace="26d13681-40f3-45ef-a4bd-75e70b9e3c47" elementFormDefault="qualified">
-    <xsd:import namespace="http://schemas.microsoft.com/office/2006/documentManagement/types"/>
-    <xsd:import namespace="http://schemas.microsoft.com/office/infopath/2007/PartnerControls"/>
-    <xsd:element name="SharedWithUsers" ma:index="17" nillable="true" ma:displayName="Shared With" ma:internalName="SharedWithUsers" ma:readOnly="true">
-      <xsd:complexType>
-        <xsd:complexContent>
-          <xsd:extension base="dms:UserMulti">
-            <xsd:sequence>
-              <xsd:element name="UserInfo" minOccurs="0" maxOccurs="unbounded">
-                <xsd:complexType>
-                  <xsd:sequence>
-                    <xsd:element name="DisplayName" type="xsd:string" minOccurs="0"/>
-                    <xsd:element name="AccountId" type="dms:UserId" minOccurs="0" nillable="true"/>
-                    <xsd:element name="AccountType" type="xsd:string" minOccurs="0"/>
-                  </xsd:sequence>
-                </xsd:complexType>
-              </xsd:element>
-            </xsd:sequence>
-          </xsd:extension>
-        </xsd:complexContent>
-      </xsd:complexType>
-    </xsd:element>
-    <xsd:element name="SharedWithDetails" ma:index="18" nillable="true" ma:displayName="Shared With Details" ma:internalName="SharedWithDetails" ma:readOnly="true">
-      <xsd:simpleType>
-        <xsd:restriction base="dms:Note">
-          <xsd:maxLength value="255"/>
-        </xsd:restriction>
-      </xsd:simpleType>
-    </xsd:element>
-    <xsd:element name="SharingHintHash" ma:index="19" nillable="true" ma:displayName="Sharing Hint Hash" ma:hidden="true" ma:internalName="SharingHintHash" ma:readOnly="true">
-      <xsd:simpleType>
-        <xsd:restriction base="dms:Text"/>
-      </xsd:simpleType>
-    </xsd:element>
-  </xsd:schema>
-  <xsd:schema xmlns="http://schemas.openxmlformats.org/package/2006/metadata/core-properties" xmlns:xsd="http://www.w3.org/2001/XMLSchema" xmlns:xsi="http://www.w3.org/2001/XMLSchema-instance" xmlns:dc="http://purl.org/dc/elements/1.1/" xmlns:dcterms="http://purl.org/dc/terms/" xmlns:odoc="http://schemas.microsoft.com/internal/obd" targetNamespace="http://schemas.openxmlformats.org/package/2006/metadata/core-properties" elementFormDefault="qualified" attributeFormDefault="unqualified" blockDefault="#all">
-    <xsd:import namespace="http://purl.org/dc/elements/1.1/" schemaLocation="http://dublincore.org/schemas/xmls/qdc/2003/04/02/dc.xsd"/>
-    <xsd:import namespace="http://purl.org/dc/terms/" schemaLocation="http://dublincore.org/schemas/xmls/qdc/2003/04/02/dcterms.xsd"/>
-    <xsd:element name="coreProperties" type="CT_coreProperties"/>
-    <xsd:complexType name="CT_coreProperties">
-      <xsd:all>
-        <xsd:element ref="dc:creator" minOccurs="0" maxOccurs="1"/>
-        <xsd:element ref="dcterms:created" minOccurs="0" maxOccurs="1"/>
-        <xsd:element ref="dc:identifier" minOccurs="0" maxOccurs="1"/>
-        <xsd:element name="contentType" minOccurs="0" maxOccurs="1" type="xsd:string" ma:index="0" ma:displayName="Content Type"/>
-        <xsd:element ref="dc:title" minOccurs="0" maxOccurs="1" ma:index="4" ma:displayName="Title"/>
-        <xsd:element ref="dc:subject" minOccurs="0" maxOccurs="1"/>
-        <xsd:element ref="dc:description" minOccurs="0" maxOccurs="1"/>
-        <xsd:element name="keywords" minOccurs="0" maxOccurs="1" type="xsd:string"/>
-        <xsd:element ref="dc:language" minOccurs="0" maxOccurs="1"/>
-        <xsd:element name="category" minOccurs="0" maxOccurs="1" type="xsd:string"/>
-        <xsd:element name="version" minOccurs="0" maxOccurs="1" type="xsd:string"/>
-        <xsd:element name="revision" minOccurs="0" maxOccurs="1" type="xsd:string">
-          <xsd:annotation>
-            <xsd:documentation>
-                        This value indicates the number of saves or revisions. The application is responsible for updating this value after each revision.
-                    </xsd:documentation>
-          </xsd:annotation>
-        </xsd:element>
-        <xsd:element name="lastModifiedBy" minOccurs="0" maxOccurs="1" type="xsd:string"/>
-        <xsd:element ref="dcterms:modified" minOccurs="0" maxOccurs="1"/>
-        <xsd:element name="contentStatus" minOccurs="0" maxOccurs="1" type="xsd:string"/>
-      </xsd:all>
-    </xsd:complexType>
-  </xsd:schema>
-  <xs:schema xmlns:pc="http://schemas.microsoft.com/office/infopath/2007/PartnerControls" xmlns:xs="http://www.w3.org/2001/XMLSchema" targetNamespace="http://schemas.microsoft.com/office/infopath/2007/PartnerControls" elementFormDefault="qualified" attributeFormDefault="unqualified">
-    <xs:element name="Person">
-      <xs:complexType>
-        <xs:sequence>
-          <xs:element ref="pc:DisplayName" minOccurs="0"/>
-          <xs:element ref="pc:AccountId" minOccurs="0"/>
-          <xs:element ref="pc:AccountType" minOccurs="0"/>
-        </xs:sequence>
-      </xs:complexType>
-    </xs:element>
-    <xs:element name="DisplayName" type="xs:string"/>
-    <xs:element name="AccountId" type="xs:string"/>
-    <xs:element name="AccountType" type="xs:string"/>
-    <xs:element name="BDCAssociatedEntity">
-      <xs:complexType>
-        <xs:sequence>
-          <xs:element ref="pc:BDCEntity" minOccurs="0" maxOccurs="unbounded"/>
-        </xs:sequence>
-        <xs:attribute ref="pc:EntityNamespace"/>
-        <xs:attribute ref="pc:EntityName"/>
-        <xs:attribute ref="pc:SystemInstanceName"/>
-        <xs:attribute ref="pc:AssociationName"/>
-      </xs:complexType>
-    </xs:element>
-    <xs:attribute name="EntityNamespace" type="xs:string"/>
-    <xs:attribute name="EntityName" type="xs:string"/>
-    <xs:attribute name="SystemInstanceName" type="xs:string"/>
-    <xs:attribute name="AssociationName" type="xs:string"/>
-    <xs:element name="BDCEntity">
-      <xs:complexType>
-        <xs:sequence>
-          <xs:element ref="pc:EntityDisplayName" minOccurs="0"/>
-          <xs:element ref="pc:EntityInstanceReference" minOccurs="0"/>
-          <xs:element ref="pc:EntityId1" minOccurs="0"/>
-          <xs:element ref="pc:EntityId2" minOccurs="0"/>
-          <xs:element ref="pc:EntityId3" minOccurs="0"/>
-          <xs:element ref="pc:EntityId4" minOccurs="0"/>
-          <xs:element ref="pc:EntityId5" minOccurs="0"/>
-        </xs:sequence>
-      </xs:complexType>
-    </xs:element>
-    <xs:element name="EntityDisplayName" type="xs:string"/>
-    <xs:element name="EntityInstanceReference" type="xs:string"/>
-    <xs:element name="EntityId1" type="xs:string"/>
-    <xs:element name="EntityId2" type="xs:string"/>
-    <xs:element name="EntityId3" type="xs:string"/>
-    <xs:element name="EntityId4" type="xs:string"/>
-    <xs:element name="EntityId5" type="xs:string"/>
-    <xs:element name="Terms">
-      <xs:complexType>
-        <xs:sequence>
-          <xs:element ref="pc:TermInfo" minOccurs="0" maxOccurs="unbounded"/>
-        </xs:sequence>
-      </xs:complexType>
-    </xs:element>
-    <xs:element name="TermInfo">
-      <xs:complexType>
-        <xs:sequence>
-          <xs:element ref="pc:TermName" minOccurs="0"/>
-          <xs:element ref="pc:TermId" minOccurs="0"/>
-        </xs:sequence>
-      </xs:complexType>
-    </xs:element>
-    <xs:element name="TermName" type="xs:string"/>
-    <xs:element name="TermId" type="xs:string"/>
-  </xs:schema>
-</ct:contentTypeSchema>
+<p:properties xmlns:p="http://schemas.microsoft.com/office/2006/metadata/properties" xmlns:xsi="http://www.w3.org/2001/XMLSchema-instance" xmlns:pc="http://schemas.microsoft.com/office/infopath/2007/PartnerControls">
+  <documentManagement>
+    <_activity xmlns="d771323b-a791-478d-9b6d-73d514b85121" xsi:nil="true"/>
+  </documentManagement>
+</p:properties>
 </file>
 
 <file path=customXml/itemProps1.xml><?xml version="1.0" encoding="utf-8"?>
-<ds:datastoreItem xmlns:ds="http://schemas.openxmlformats.org/officeDocument/2006/customXml" ds:itemID="{833A62EA-5B39-46D8-81BF-2DE1825AE72A}">
-  <ds:schemaRefs>
-    <ds:schemaRef ds:uri="http://schemas.microsoft.com/office/2006/metadata/properties"/>
-    <ds:schemaRef ds:uri="http://schemas.microsoft.com/office/infopath/2007/PartnerControls"/>
-    <ds:schemaRef ds:uri="d771323b-a791-478d-9b6d-73d514b85121"/>
-  </ds:schemaRefs>
-</ds:datastoreItem>
-</file>
-
-<file path=customXml/itemProps2.xml><?xml version="1.0" encoding="utf-8"?>
 <ds:datastoreItem xmlns:ds="http://schemas.openxmlformats.org/officeDocument/2006/customXml" ds:itemID="{A317A92E-4FD7-420F-AA12-74501CD44078}">
   <ds:schemaRefs>
     <ds:schemaRef ds:uri="http://schemas.microsoft.com/sharepoint/v3/contenttype/forms"/>
@@ -34786,15 +36751,7 @@
 </ds:datastoreItem>
 </file>
 
-<file path=customXml/itemProps3.xml><?xml version="1.0" encoding="utf-8"?>
-<ds:datastoreItem xmlns:ds="http://schemas.openxmlformats.org/officeDocument/2006/customXml" ds:itemID="{B7DF124A-8515-4F7B-8AFD-701060247918}">
-  <ds:schemaRefs>
-    <ds:schemaRef ds:uri="http://schemas.openxmlformats.org/officeDocument/2006/bibliography"/>
-  </ds:schemaRefs>
-</ds:datastoreItem>
-</file>
-
-<file path=customXml/itemProps4.xml><?xml version="1.0" encoding="utf-8"?>
+<file path=customXml/itemProps2.xml><?xml version="1.0" encoding="utf-8"?>
 <ds:datastoreItem xmlns:ds="http://schemas.openxmlformats.org/officeDocument/2006/customXml" ds:itemID="{D2209CF2-FB8A-453D-89CA-BFDC64FD5F75}">
   <ds:schemaRefs>
     <ds:schemaRef ds:uri="http://schemas.microsoft.com/office/2006/metadata/contentType"/>
@@ -34811,4 +36768,22 @@
     <ds:schemaRef ds:uri="http://schemas.microsoft.com/internal/obd"/>
   </ds:schemaRefs>
 </ds:datastoreItem>
+</file>
+
+<file path=customXml/itemProps3.xml><?xml version="1.0" encoding="utf-8"?>
+<ds:datastoreItem xmlns:ds="http://schemas.openxmlformats.org/officeDocument/2006/customXml" ds:itemID="{B7DF124A-8515-4F7B-8AFD-701060247918}">
+  <ds:schemaRefs>
+    <ds:schemaRef ds:uri="http://schemas.openxmlformats.org/officeDocument/2006/bibliography"/>
+  </ds:schemaRefs>
+</ds:datastoreItem>
+</file>
+
+<file path=customXml/itemProps4.xml><?xml version="1.0" encoding="utf-8"?>
+<ds:datastoreItem xmlns:ds="http://schemas.openxmlformats.org/officeDocument/2006/customXml" ds:itemID="{833A62EA-5B39-46D8-81BF-2DE1825AE72A}">
+  <ds:schemaRefs>
+    <ds:schemaRef ds:uri="http://schemas.microsoft.com/office/2006/metadata/properties"/>
+    <ds:schemaRef ds:uri="http://schemas.microsoft.com/office/infopath/2007/PartnerControls"/>
+    <ds:schemaRef ds:uri="d771323b-a791-478d-9b6d-73d514b85121"/>
+  </ds:schemaRefs>
+</ds:datastoreItem>
 </file>